--- a/17 18 20/DataAna/Data_Ana_Airline/Requiremnts.docx
+++ b/17 18 20/DataAna/Data_Ana_Airline/Requiremnts.docx
@@ -40,8 +40,557 @@
           <w:lang w:eastAsia="en-IN"/>
         </w:rPr>
       </w:pPr>
-      <w:bookmarkStart w:id="0" w:name="_GoBack"/>
-      <w:bookmarkEnd w:id="0"/>
+    </w:p>
+    <w:p>
+      <w:pPr>
+        <w:spacing w:after="0" w:line="240" w:lineRule="auto"/>
+        <w:outlineLvl w:val="2"/>
+        <w:rPr>
+          <w:rFonts w:ascii="Candara" w:eastAsia="Times New Roman" w:hAnsi="Candara" w:cs="Times New Roman"/>
+          <w:b/>
+          <w:bCs/>
+          <w:sz w:val="27"/>
+          <w:szCs w:val="27"/>
+          <w:lang w:eastAsia="en-IN"/>
+        </w:rPr>
+      </w:pPr>
+      <w:r>
+        <w:rPr>
+          <w:rFonts w:ascii="Candara" w:eastAsia="Times New Roman" w:hAnsi="Candara" w:cs="Times New Roman"/>
+          <w:b/>
+          <w:bCs/>
+          <w:sz w:val="27"/>
+          <w:szCs w:val="27"/>
+          <w:lang w:eastAsia="en-IN"/>
+        </w:rPr>
+        <w:t>Data Cleaning</w:t>
+      </w:r>
+    </w:p>
+    <w:p>
+      <w:pPr>
+        <w:spacing w:after="0" w:line="240" w:lineRule="auto"/>
+        <w:outlineLvl w:val="2"/>
+        <w:rPr>
+          <w:rFonts w:ascii="Candara" w:eastAsia="Times New Roman" w:hAnsi="Candara" w:cs="Times New Roman"/>
+          <w:b/>
+          <w:bCs/>
+          <w:sz w:val="27"/>
+          <w:szCs w:val="27"/>
+          <w:lang w:eastAsia="en-IN"/>
+        </w:rPr>
+      </w:pPr>
+      <w:r>
+        <w:rPr>
+          <w:rFonts w:ascii="Candara" w:eastAsia="Times New Roman" w:hAnsi="Candara" w:cs="Times New Roman"/>
+          <w:b/>
+          <w:bCs/>
+          <w:sz w:val="27"/>
+          <w:szCs w:val="27"/>
+          <w:lang w:eastAsia="en-IN"/>
+        </w:rPr>
+        <w:tab/>
+        <w:t>Handle Missing Value:</w:t>
+      </w:r>
+    </w:p>
+    <w:p>
+      <w:pPr>
+        <w:spacing w:after="0" w:line="240" w:lineRule="auto"/>
+        <w:outlineLvl w:val="2"/>
+        <w:rPr>
+          <w:rFonts w:ascii="Candara" w:eastAsia="Times New Roman" w:hAnsi="Candara" w:cs="Times New Roman"/>
+          <w:b/>
+          <w:bCs/>
+          <w:sz w:val="27"/>
+          <w:szCs w:val="27"/>
+          <w:lang w:eastAsia="en-IN"/>
+        </w:rPr>
+      </w:pPr>
+      <w:r>
+        <w:rPr>
+          <w:rFonts w:ascii="Candara" w:eastAsia="Times New Roman" w:hAnsi="Candara" w:cs="Times New Roman"/>
+          <w:b/>
+          <w:bCs/>
+          <w:sz w:val="27"/>
+          <w:szCs w:val="27"/>
+          <w:lang w:eastAsia="en-IN"/>
+        </w:rPr>
+        <w:tab/>
+        <w:t>Find the Missing and then fill them.</w:t>
+      </w:r>
+    </w:p>
+    <w:p>
+      <w:pPr>
+        <w:spacing w:after="0" w:line="240" w:lineRule="auto"/>
+        <w:outlineLvl w:val="2"/>
+        <w:rPr>
+          <w:rFonts w:ascii="Candara" w:eastAsia="Times New Roman" w:hAnsi="Candara" w:cs="Times New Roman"/>
+          <w:b/>
+          <w:bCs/>
+          <w:sz w:val="27"/>
+          <w:szCs w:val="27"/>
+          <w:lang w:eastAsia="en-IN"/>
+        </w:rPr>
+      </w:pPr>
+      <w:r>
+        <w:rPr>
+          <w:rFonts w:ascii="Candara" w:eastAsia="Times New Roman" w:hAnsi="Candara" w:cs="Times New Roman"/>
+          <w:b/>
+          <w:bCs/>
+          <w:sz w:val="27"/>
+          <w:szCs w:val="27"/>
+          <w:lang w:eastAsia="en-IN"/>
+        </w:rPr>
+        <w:tab/>
+        <w:t>Find Duplicate and then remove it</w:t>
+      </w:r>
+    </w:p>
+    <w:p>
+      <w:pPr>
+        <w:spacing w:after="0" w:line="240" w:lineRule="auto"/>
+        <w:outlineLvl w:val="2"/>
+        <w:rPr>
+          <w:rFonts w:ascii="Candara" w:eastAsia="Times New Roman" w:hAnsi="Candara" w:cs="Times New Roman"/>
+          <w:b/>
+          <w:bCs/>
+          <w:sz w:val="27"/>
+          <w:szCs w:val="27"/>
+          <w:lang w:eastAsia="en-IN"/>
+        </w:rPr>
+      </w:pPr>
+      <w:r>
+        <w:rPr>
+          <w:rFonts w:ascii="Candara" w:eastAsia="Times New Roman" w:hAnsi="Candara" w:cs="Times New Roman"/>
+          <w:b/>
+          <w:bCs/>
+          <w:sz w:val="27"/>
+          <w:szCs w:val="27"/>
+          <w:lang w:eastAsia="en-IN"/>
+        </w:rPr>
+        <w:tab/>
+        <w:t>Handle uneven Values(Spelling Mistakes, old Name and New name)</w:t>
+      </w:r>
+    </w:p>
+    <w:p>
+      <w:pPr>
+        <w:spacing w:after="0" w:line="240" w:lineRule="auto"/>
+        <w:outlineLvl w:val="2"/>
+        <w:rPr>
+          <w:rFonts w:ascii="Candara" w:eastAsia="Times New Roman" w:hAnsi="Candara" w:cs="Times New Roman"/>
+          <w:b/>
+          <w:bCs/>
+          <w:sz w:val="27"/>
+          <w:szCs w:val="27"/>
+          <w:lang w:eastAsia="en-IN"/>
+        </w:rPr>
+      </w:pPr>
+      <w:r>
+        <w:rPr>
+          <w:rFonts w:ascii="Candara" w:eastAsia="Times New Roman" w:hAnsi="Candara" w:cs="Times New Roman"/>
+          <w:b/>
+          <w:bCs/>
+          <w:sz w:val="27"/>
+          <w:szCs w:val="27"/>
+          <w:lang w:eastAsia="en-IN"/>
+        </w:rPr>
+        <w:tab/>
+        <w:t>Handling Date Column</w:t>
+      </w:r>
+    </w:p>
+    <w:p>
+      <w:pPr>
+        <w:spacing w:after="0" w:line="240" w:lineRule="auto"/>
+        <w:outlineLvl w:val="2"/>
+        <w:rPr>
+          <w:rFonts w:ascii="Candara" w:eastAsia="Times New Roman" w:hAnsi="Candara" w:cs="Times New Roman"/>
+          <w:b/>
+          <w:bCs/>
+          <w:sz w:val="27"/>
+          <w:szCs w:val="27"/>
+          <w:lang w:eastAsia="en-IN"/>
+        </w:rPr>
+      </w:pPr>
+    </w:p>
+    <w:p>
+      <w:pPr>
+        <w:spacing w:after="0" w:line="240" w:lineRule="auto"/>
+        <w:outlineLvl w:val="2"/>
+        <w:rPr>
+          <w:rFonts w:ascii="Candara" w:eastAsia="Times New Roman" w:hAnsi="Candara" w:cs="Times New Roman"/>
+          <w:b/>
+          <w:bCs/>
+          <w:sz w:val="27"/>
+          <w:szCs w:val="27"/>
+          <w:lang w:eastAsia="en-IN"/>
+        </w:rPr>
+      </w:pPr>
+    </w:p>
+    <w:p>
+      <w:pPr>
+        <w:spacing w:after="0" w:line="240" w:lineRule="auto"/>
+        <w:outlineLvl w:val="2"/>
+        <w:rPr>
+          <w:rFonts w:ascii="Candara" w:eastAsia="Times New Roman" w:hAnsi="Candara" w:cs="Times New Roman"/>
+          <w:b/>
+          <w:bCs/>
+          <w:sz w:val="27"/>
+          <w:szCs w:val="27"/>
+          <w:lang w:eastAsia="en-IN"/>
+        </w:rPr>
+      </w:pPr>
+    </w:p>
+    <w:p>
+      <w:pPr>
+        <w:spacing w:after="0" w:line="240" w:lineRule="auto"/>
+        <w:outlineLvl w:val="2"/>
+        <w:rPr>
+          <w:rFonts w:ascii="Candara" w:eastAsia="Times New Roman" w:hAnsi="Candara" w:cs="Times New Roman"/>
+          <w:b/>
+          <w:bCs/>
+          <w:sz w:val="27"/>
+          <w:szCs w:val="27"/>
+          <w:lang w:eastAsia="en-IN"/>
+        </w:rPr>
+      </w:pPr>
+    </w:p>
+    <w:p>
+      <w:pPr>
+        <w:spacing w:after="0" w:line="240" w:lineRule="auto"/>
+        <w:outlineLvl w:val="2"/>
+        <w:rPr>
+          <w:rFonts w:ascii="Candara" w:eastAsia="Times New Roman" w:hAnsi="Candara" w:cs="Times New Roman"/>
+          <w:b/>
+          <w:bCs/>
+          <w:sz w:val="27"/>
+          <w:szCs w:val="27"/>
+          <w:lang w:eastAsia="en-IN"/>
+        </w:rPr>
+      </w:pPr>
+      <w:r>
+        <w:rPr>
+          <w:rFonts w:ascii="Candara" w:eastAsia="Times New Roman" w:hAnsi="Candara" w:cs="Times New Roman"/>
+          <w:b/>
+          <w:bCs/>
+          <w:sz w:val="27"/>
+          <w:szCs w:val="27"/>
+          <w:lang w:eastAsia="en-IN"/>
+        </w:rPr>
+        <w:t>Stat anaylysis</w:t>
+      </w:r>
+      <w:r>
+        <w:rPr>
+          <w:rFonts w:ascii="Candara" w:eastAsia="Times New Roman" w:hAnsi="Candara" w:cs="Times New Roman"/>
+          <w:b/>
+          <w:bCs/>
+          <w:sz w:val="27"/>
+          <w:szCs w:val="27"/>
+          <w:lang w:eastAsia="en-IN"/>
+        </w:rPr>
+        <w:t xml:space="preserve"> (Numerical Columns)</w:t>
+      </w:r>
+    </w:p>
+    <w:p>
+      <w:pPr>
+        <w:spacing w:after="0" w:line="240" w:lineRule="auto"/>
+        <w:outlineLvl w:val="2"/>
+        <w:rPr>
+          <w:rFonts w:ascii="Candara" w:eastAsia="Times New Roman" w:hAnsi="Candara" w:cs="Times New Roman"/>
+          <w:b/>
+          <w:bCs/>
+          <w:sz w:val="27"/>
+          <w:szCs w:val="27"/>
+          <w:lang w:eastAsia="en-IN"/>
+        </w:rPr>
+      </w:pPr>
+      <w:r>
+        <w:rPr>
+          <w:rFonts w:ascii="Candara" w:eastAsia="Times New Roman" w:hAnsi="Candara" w:cs="Times New Roman"/>
+          <w:b/>
+          <w:bCs/>
+          <w:sz w:val="27"/>
+          <w:szCs w:val="27"/>
+          <w:lang w:eastAsia="en-IN"/>
+        </w:rPr>
+        <w:tab/>
+        <w:t>Mean</w:t>
+      </w:r>
+    </w:p>
+    <w:p>
+      <w:pPr>
+        <w:spacing w:after="0" w:line="240" w:lineRule="auto"/>
+        <w:outlineLvl w:val="2"/>
+        <w:rPr>
+          <w:rFonts w:ascii="Candara" w:eastAsia="Times New Roman" w:hAnsi="Candara" w:cs="Times New Roman"/>
+          <w:b/>
+          <w:bCs/>
+          <w:sz w:val="27"/>
+          <w:szCs w:val="27"/>
+          <w:lang w:eastAsia="en-IN"/>
+        </w:rPr>
+      </w:pPr>
+      <w:r>
+        <w:rPr>
+          <w:rFonts w:ascii="Candara" w:eastAsia="Times New Roman" w:hAnsi="Candara" w:cs="Times New Roman"/>
+          <w:b/>
+          <w:bCs/>
+          <w:sz w:val="27"/>
+          <w:szCs w:val="27"/>
+          <w:lang w:eastAsia="en-IN"/>
+        </w:rPr>
+        <w:tab/>
+        <w:t>Median</w:t>
+      </w:r>
+    </w:p>
+    <w:p>
+      <w:pPr>
+        <w:spacing w:after="0" w:line="240" w:lineRule="auto"/>
+        <w:outlineLvl w:val="2"/>
+        <w:rPr>
+          <w:rFonts w:ascii="Candara" w:eastAsia="Times New Roman" w:hAnsi="Candara" w:cs="Times New Roman"/>
+          <w:b/>
+          <w:bCs/>
+          <w:sz w:val="27"/>
+          <w:szCs w:val="27"/>
+          <w:lang w:eastAsia="en-IN"/>
+        </w:rPr>
+      </w:pPr>
+      <w:r>
+        <w:rPr>
+          <w:rFonts w:ascii="Candara" w:eastAsia="Times New Roman" w:hAnsi="Candara" w:cs="Times New Roman"/>
+          <w:b/>
+          <w:bCs/>
+          <w:sz w:val="27"/>
+          <w:szCs w:val="27"/>
+          <w:lang w:eastAsia="en-IN"/>
+        </w:rPr>
+        <w:tab/>
+        <w:t>Std</w:t>
+      </w:r>
+    </w:p>
+    <w:p>
+      <w:pPr>
+        <w:spacing w:after="0" w:line="240" w:lineRule="auto"/>
+        <w:outlineLvl w:val="2"/>
+        <w:rPr>
+          <w:rFonts w:ascii="Candara" w:eastAsia="Times New Roman" w:hAnsi="Candara" w:cs="Times New Roman"/>
+          <w:b/>
+          <w:bCs/>
+          <w:sz w:val="27"/>
+          <w:szCs w:val="27"/>
+          <w:lang w:eastAsia="en-IN"/>
+        </w:rPr>
+      </w:pPr>
+      <w:r>
+        <w:rPr>
+          <w:rFonts w:ascii="Candara" w:eastAsia="Times New Roman" w:hAnsi="Candara" w:cs="Times New Roman"/>
+          <w:b/>
+          <w:bCs/>
+          <w:sz w:val="27"/>
+          <w:szCs w:val="27"/>
+          <w:lang w:eastAsia="en-IN"/>
+        </w:rPr>
+        <w:tab/>
+        <w:t>25 %</w:t>
+      </w:r>
+    </w:p>
+    <w:p>
+      <w:pPr>
+        <w:spacing w:after="0" w:line="240" w:lineRule="auto"/>
+        <w:outlineLvl w:val="2"/>
+        <w:rPr>
+          <w:rFonts w:ascii="Candara" w:eastAsia="Times New Roman" w:hAnsi="Candara" w:cs="Times New Roman"/>
+          <w:b/>
+          <w:bCs/>
+          <w:sz w:val="27"/>
+          <w:szCs w:val="27"/>
+          <w:lang w:eastAsia="en-IN"/>
+        </w:rPr>
+      </w:pPr>
+      <w:r>
+        <w:rPr>
+          <w:rFonts w:ascii="Candara" w:eastAsia="Times New Roman" w:hAnsi="Candara" w:cs="Times New Roman"/>
+          <w:b/>
+          <w:bCs/>
+          <w:sz w:val="27"/>
+          <w:szCs w:val="27"/>
+          <w:lang w:eastAsia="en-IN"/>
+        </w:rPr>
+        <w:tab/>
+        <w:t>50 %</w:t>
+      </w:r>
+    </w:p>
+    <w:p>
+      <w:pPr>
+        <w:spacing w:after="0" w:line="240" w:lineRule="auto"/>
+        <w:outlineLvl w:val="2"/>
+        <w:rPr>
+          <w:rFonts w:ascii="Candara" w:eastAsia="Times New Roman" w:hAnsi="Candara" w:cs="Times New Roman"/>
+          <w:b/>
+          <w:bCs/>
+          <w:sz w:val="27"/>
+          <w:szCs w:val="27"/>
+          <w:lang w:eastAsia="en-IN"/>
+        </w:rPr>
+      </w:pPr>
+      <w:r>
+        <w:rPr>
+          <w:rFonts w:ascii="Candara" w:eastAsia="Times New Roman" w:hAnsi="Candara" w:cs="Times New Roman"/>
+          <w:b/>
+          <w:bCs/>
+          <w:sz w:val="27"/>
+          <w:szCs w:val="27"/>
+          <w:lang w:eastAsia="en-IN"/>
+        </w:rPr>
+        <w:tab/>
+        <w:t>75%</w:t>
+      </w:r>
+    </w:p>
+    <w:p>
+      <w:pPr>
+        <w:spacing w:after="0" w:line="240" w:lineRule="auto"/>
+        <w:outlineLvl w:val="2"/>
+        <w:rPr>
+          <w:rFonts w:ascii="Candara" w:eastAsia="Times New Roman" w:hAnsi="Candara" w:cs="Times New Roman"/>
+          <w:b/>
+          <w:bCs/>
+          <w:sz w:val="27"/>
+          <w:szCs w:val="27"/>
+          <w:lang w:eastAsia="en-IN"/>
+        </w:rPr>
+      </w:pPr>
+    </w:p>
+    <w:p>
+      <w:pPr>
+        <w:spacing w:after="0" w:line="240" w:lineRule="auto"/>
+        <w:outlineLvl w:val="2"/>
+        <w:rPr>
+          <w:rFonts w:ascii="Candara" w:eastAsia="Times New Roman" w:hAnsi="Candara" w:cs="Times New Roman"/>
+          <w:b/>
+          <w:bCs/>
+          <w:sz w:val="27"/>
+          <w:szCs w:val="27"/>
+          <w:lang w:eastAsia="en-IN"/>
+        </w:rPr>
+      </w:pPr>
+      <w:r>
+        <w:rPr>
+          <w:rFonts w:ascii="Candara" w:eastAsia="Times New Roman" w:hAnsi="Candara" w:cs="Times New Roman"/>
+          <w:b/>
+          <w:bCs/>
+          <w:sz w:val="27"/>
+          <w:szCs w:val="27"/>
+          <w:lang w:eastAsia="en-IN"/>
+        </w:rPr>
+        <w:t>Graph based Analysis</w:t>
+      </w:r>
+    </w:p>
+    <w:p>
+      <w:pPr>
+        <w:spacing w:after="0" w:line="240" w:lineRule="auto"/>
+        <w:outlineLvl w:val="2"/>
+        <w:rPr>
+          <w:rFonts w:ascii="Candara" w:eastAsia="Times New Roman" w:hAnsi="Candara" w:cs="Times New Roman"/>
+          <w:b/>
+          <w:bCs/>
+          <w:sz w:val="27"/>
+          <w:szCs w:val="27"/>
+          <w:lang w:eastAsia="en-IN"/>
+        </w:rPr>
+      </w:pPr>
+    </w:p>
+    <w:p>
+      <w:pPr>
+        <w:spacing w:after="0" w:line="240" w:lineRule="auto"/>
+        <w:outlineLvl w:val="2"/>
+        <w:rPr>
+          <w:rFonts w:ascii="Candara" w:eastAsia="Times New Roman" w:hAnsi="Candara" w:cs="Times New Roman"/>
+          <w:b/>
+          <w:bCs/>
+          <w:sz w:val="27"/>
+          <w:szCs w:val="27"/>
+          <w:lang w:eastAsia="en-IN"/>
+        </w:rPr>
+      </w:pPr>
+    </w:p>
+    <w:p>
+      <w:pPr>
+        <w:spacing w:after="0" w:line="240" w:lineRule="auto"/>
+        <w:outlineLvl w:val="2"/>
+        <w:rPr>
+          <w:rFonts w:ascii="Candara" w:eastAsia="Times New Roman" w:hAnsi="Candara" w:cs="Times New Roman"/>
+          <w:b/>
+          <w:bCs/>
+          <w:sz w:val="27"/>
+          <w:szCs w:val="27"/>
+          <w:lang w:eastAsia="en-IN"/>
+        </w:rPr>
+      </w:pPr>
+    </w:p>
+    <w:p>
+      <w:pPr>
+        <w:spacing w:after="0" w:line="240" w:lineRule="auto"/>
+        <w:outlineLvl w:val="2"/>
+        <w:rPr>
+          <w:rFonts w:ascii="Candara" w:eastAsia="Times New Roman" w:hAnsi="Candara" w:cs="Times New Roman"/>
+          <w:b/>
+          <w:bCs/>
+          <w:sz w:val="27"/>
+          <w:szCs w:val="27"/>
+          <w:lang w:eastAsia="en-IN"/>
+        </w:rPr>
+      </w:pPr>
+    </w:p>
+    <w:p>
+      <w:pPr>
+        <w:spacing w:after="0" w:line="240" w:lineRule="auto"/>
+        <w:outlineLvl w:val="2"/>
+        <w:rPr>
+          <w:rFonts w:ascii="Candara" w:eastAsia="Times New Roman" w:hAnsi="Candara" w:cs="Times New Roman"/>
+          <w:b/>
+          <w:bCs/>
+          <w:sz w:val="27"/>
+          <w:szCs w:val="27"/>
+          <w:lang w:eastAsia="en-IN"/>
+        </w:rPr>
+      </w:pPr>
+    </w:p>
+    <w:p>
+      <w:pPr>
+        <w:spacing w:after="0" w:line="240" w:lineRule="auto"/>
+        <w:outlineLvl w:val="2"/>
+        <w:rPr>
+          <w:rFonts w:ascii="Candara" w:eastAsia="Times New Roman" w:hAnsi="Candara" w:cs="Times New Roman"/>
+          <w:b/>
+          <w:bCs/>
+          <w:sz w:val="27"/>
+          <w:szCs w:val="27"/>
+          <w:lang w:eastAsia="en-IN"/>
+        </w:rPr>
+      </w:pPr>
+    </w:p>
+    <w:p>
+      <w:pPr>
+        <w:spacing w:after="0" w:line="240" w:lineRule="auto"/>
+        <w:outlineLvl w:val="2"/>
+        <w:rPr>
+          <w:rFonts w:ascii="Candara" w:eastAsia="Times New Roman" w:hAnsi="Candara" w:cs="Times New Roman"/>
+          <w:b/>
+          <w:bCs/>
+          <w:sz w:val="27"/>
+          <w:szCs w:val="27"/>
+          <w:lang w:eastAsia="en-IN"/>
+        </w:rPr>
+      </w:pPr>
+      <w:r>
+        <w:rPr>
+          <w:rFonts w:ascii="Candara" w:eastAsia="Times New Roman" w:hAnsi="Candara" w:cs="Times New Roman"/>
+          <w:b/>
+          <w:bCs/>
+          <w:sz w:val="27"/>
+          <w:szCs w:val="27"/>
+          <w:lang w:eastAsia="en-IN"/>
+        </w:rPr>
+        <w:t>Graph based Analysis.</w:t>
+      </w:r>
     </w:p>
     <w:p>
       <w:pPr>
@@ -334,6 +883,8 @@
           <w:lang w:eastAsia="en-IN"/>
         </w:rPr>
       </w:pPr>
+      <w:bookmarkStart w:id="0" w:name="_GoBack"/>
+      <w:bookmarkEnd w:id="0"/>
       <w:r>
         <w:rPr>
           <w:rFonts w:ascii="Candara" w:eastAsia="Times New Roman" w:hAnsi="Candara" w:cs="Times New Roman"/>
@@ -468,138 +1019,6 @@
     </w:p>
     <w:p>
       <w:pPr>
-        <w:numPr>
-          <w:ilvl w:val="0"/>
-          <w:numId w:val="2"/>
-        </w:numPr>
-        <w:spacing w:after="0" w:line="240" w:lineRule="auto"/>
-        <w:rPr>
-          <w:rFonts w:ascii="Candara" w:eastAsia="Times New Roman" w:hAnsi="Candara" w:cs="Times New Roman"/>
-          <w:sz w:val="24"/>
-          <w:szCs w:val="24"/>
-          <w:lang w:eastAsia="en-IN"/>
-        </w:rPr>
-      </w:pPr>
-      <w:r>
-        <w:rPr>
-          <w:rFonts w:ascii="Candara" w:eastAsia="Times New Roman" w:hAnsi="Candara" w:cs="Times New Roman"/>
-          <w:b/>
-          <w:bCs/>
-          <w:sz w:val="24"/>
-          <w:szCs w:val="24"/>
-          <w:lang w:eastAsia="en-IN"/>
-        </w:rPr>
-        <w:t>Recommended Graphs:</w:t>
-      </w:r>
-    </w:p>
-    <w:p>
-      <w:pPr>
-        <w:numPr>
-          <w:ilvl w:val="1"/>
-          <w:numId w:val="2"/>
-        </w:numPr>
-        <w:spacing w:after="0" w:line="240" w:lineRule="auto"/>
-        <w:rPr>
-          <w:rFonts w:ascii="Candara" w:eastAsia="Times New Roman" w:hAnsi="Candara" w:cs="Times New Roman"/>
-          <w:sz w:val="24"/>
-          <w:szCs w:val="24"/>
-          <w:lang w:eastAsia="en-IN"/>
-        </w:rPr>
-      </w:pPr>
-      <w:r>
-        <w:rPr>
-          <w:rFonts w:ascii="Candara" w:eastAsia="Times New Roman" w:hAnsi="Candara" w:cs="Times New Roman"/>
-          <w:b/>
-          <w:bCs/>
-          <w:sz w:val="24"/>
-          <w:szCs w:val="24"/>
-          <w:lang w:eastAsia="en-IN"/>
-        </w:rPr>
-        <w:t>Violin Plot or Box Plot:</w:t>
-      </w:r>
-      <w:r>
-        <w:rPr>
-          <w:rFonts w:ascii="Candara" w:eastAsia="Times New Roman" w:hAnsi="Candara" w:cs="Times New Roman"/>
-          <w:sz w:val="24"/>
-          <w:szCs w:val="24"/>
-          <w:lang w:eastAsia="en-IN"/>
-        </w:rPr>
-        <w:t xml:space="preserve"> Grouped by </w:t>
-      </w:r>
-      <w:r>
-        <w:rPr>
-          <w:rFonts w:ascii="Candara" w:eastAsia="Times New Roman" w:hAnsi="Candara" w:cs="Courier New"/>
-          <w:sz w:val="20"/>
-          <w:szCs w:val="20"/>
-          <w:lang w:eastAsia="en-IN"/>
-        </w:rPr>
-        <w:t>Total_Stops</w:t>
-      </w:r>
-      <w:r>
-        <w:rPr>
-          <w:rFonts w:ascii="Candara" w:eastAsia="Times New Roman" w:hAnsi="Candara" w:cs="Times New Roman"/>
-          <w:sz w:val="24"/>
-          <w:szCs w:val="24"/>
-          <w:lang w:eastAsia="en-IN"/>
-        </w:rPr>
-        <w:t xml:space="preserve"> on the X-axis and </w:t>
-      </w:r>
-      <w:r>
-        <w:rPr>
-          <w:rFonts w:ascii="Candara" w:eastAsia="Times New Roman" w:hAnsi="Candara" w:cs="Courier New"/>
-          <w:sz w:val="20"/>
-          <w:szCs w:val="20"/>
-          <w:lang w:eastAsia="en-IN"/>
-        </w:rPr>
-        <w:t>Price</w:t>
-      </w:r>
-      <w:r>
-        <w:rPr>
-          <w:rFonts w:ascii="Candara" w:eastAsia="Times New Roman" w:hAnsi="Candara" w:cs="Times New Roman"/>
-          <w:sz w:val="24"/>
-          <w:szCs w:val="24"/>
-          <w:lang w:eastAsia="en-IN"/>
-        </w:rPr>
-        <w:t xml:space="preserve"> on the Y-axis to show median prices and variance across stopping tiers.</w:t>
-      </w:r>
-    </w:p>
-    <w:p>
-      <w:pPr>
-        <w:numPr>
-          <w:ilvl w:val="1"/>
-          <w:numId w:val="2"/>
-        </w:numPr>
-        <w:spacing w:after="0" w:line="240" w:lineRule="auto"/>
-        <w:rPr>
-          <w:rFonts w:ascii="Candara" w:eastAsia="Times New Roman" w:hAnsi="Candara" w:cs="Times New Roman"/>
-          <w:sz w:val="24"/>
-          <w:szCs w:val="24"/>
-          <w:lang w:eastAsia="en-IN"/>
-        </w:rPr>
-      </w:pPr>
-      <w:r>
-        <w:rPr>
-          <w:rFonts w:ascii="Candara" w:eastAsia="Times New Roman" w:hAnsi="Candara" w:cs="Times New Roman"/>
-          <w:b/>
-          <w:bCs/>
-          <w:sz w:val="24"/>
-          <w:szCs w:val="24"/>
-          <w:lang w:eastAsia="en-IN"/>
-        </w:rPr>
-        <w:t>Bar Chart:</w:t>
-      </w:r>
-      <w:r>
-        <w:rPr>
-          <w:rFonts w:ascii="Candara" w:eastAsia="Times New Roman" w:hAnsi="Candara" w:cs="Times New Roman"/>
-          <w:sz w:val="24"/>
-          <w:szCs w:val="24"/>
-          <w:lang w:eastAsia="en-IN"/>
-        </w:rPr>
-        <w:t xml:space="preserve"> Showing the average price for non-stop flights versus 1-stop and 2-stop flights.</w:t>
-      </w:r>
-    </w:p>
-    <w:p>
-      <w:pPr>
         <w:spacing w:after="0" w:line="240" w:lineRule="auto"/>
         <w:outlineLvl w:val="2"/>
         <w:rPr>
@@ -625,169 +1044,71 @@
     </w:p>
     <w:p>
       <w:pPr>
-        <w:numPr>
-          <w:ilvl w:val="0"/>
-          <w:numId w:val="3"/>
-        </w:numPr>
-        <w:spacing w:after="0" w:line="240" w:lineRule="auto"/>
-        <w:rPr>
-          <w:rFonts w:ascii="Candara" w:eastAsia="Times New Roman" w:hAnsi="Candara" w:cs="Times New Roman"/>
-          <w:sz w:val="24"/>
-          <w:szCs w:val="24"/>
-          <w:lang w:eastAsia="en-IN"/>
-        </w:rPr>
-      </w:pPr>
-      <w:r>
-        <w:rPr>
-          <w:rFonts w:ascii="Candara" w:eastAsia="Times New Roman" w:hAnsi="Candara" w:cs="Times New Roman"/>
-          <w:b/>
-          <w:bCs/>
-          <w:sz w:val="24"/>
-          <w:szCs w:val="24"/>
-          <w:lang w:eastAsia="en-IN"/>
-        </w:rPr>
-        <w:t>Objective:</w:t>
-      </w:r>
-      <w:r>
-        <w:rPr>
-          <w:rFonts w:ascii="Candara" w:eastAsia="Times New Roman" w:hAnsi="Candara" w:cs="Times New Roman"/>
-          <w:sz w:val="24"/>
-          <w:szCs w:val="24"/>
-          <w:lang w:eastAsia="en-IN"/>
-        </w:rPr>
-        <w:t xml:space="preserve"> Compare average ticket prices and service distribution across different airlines (</w:t>
-      </w:r>
-      <w:r>
-        <w:rPr>
-          <w:rFonts w:ascii="Candara" w:eastAsia="Times New Roman" w:hAnsi="Candara" w:cs="Courier New"/>
-          <w:sz w:val="20"/>
-          <w:szCs w:val="20"/>
-          <w:lang w:eastAsia="en-IN"/>
-        </w:rPr>
-        <w:t>Airline</w:t>
-      </w:r>
-      <w:r>
-        <w:rPr>
-          <w:rFonts w:ascii="Candara" w:eastAsia="Times New Roman" w:hAnsi="Candara" w:cs="Times New Roman"/>
-          <w:sz w:val="24"/>
-          <w:szCs w:val="24"/>
-          <w:lang w:eastAsia="en-IN"/>
-        </w:rPr>
-        <w:t xml:space="preserve"> like IndiGo, Air India, Jet Airways, SpiceJet).</w:t>
-      </w:r>
-    </w:p>
-    <w:p>
-      <w:pPr>
-        <w:numPr>
-          <w:ilvl w:val="0"/>
-          <w:numId w:val="3"/>
-        </w:numPr>
-        <w:spacing w:after="0" w:line="240" w:lineRule="auto"/>
-        <w:rPr>
-          <w:rFonts w:ascii="Candara" w:eastAsia="Times New Roman" w:hAnsi="Candara" w:cs="Times New Roman"/>
-          <w:sz w:val="24"/>
-          <w:szCs w:val="24"/>
-          <w:lang w:eastAsia="en-IN"/>
-        </w:rPr>
-      </w:pPr>
-      <w:r>
-        <w:rPr>
-          <w:rFonts w:ascii="Candara" w:eastAsia="Times New Roman" w:hAnsi="Candara" w:cs="Times New Roman"/>
-          <w:b/>
-          <w:bCs/>
-          <w:sz w:val="24"/>
-          <w:szCs w:val="24"/>
-          <w:lang w:eastAsia="en-IN"/>
-        </w:rPr>
-        <w:t>Recommended Graphs:</w:t>
-      </w:r>
-    </w:p>
-    <w:p>
-      <w:pPr>
-        <w:numPr>
-          <w:ilvl w:val="1"/>
-          <w:numId w:val="3"/>
-        </w:numPr>
-        <w:spacing w:after="0" w:line="240" w:lineRule="auto"/>
-        <w:rPr>
-          <w:rFonts w:ascii="Candara" w:eastAsia="Times New Roman" w:hAnsi="Candara" w:cs="Times New Roman"/>
-          <w:sz w:val="24"/>
-          <w:szCs w:val="24"/>
-          <w:lang w:eastAsia="en-IN"/>
-        </w:rPr>
-      </w:pPr>
-      <w:r>
-        <w:rPr>
-          <w:rFonts w:ascii="Candara" w:eastAsia="Times New Roman" w:hAnsi="Candara" w:cs="Times New Roman"/>
-          <w:b/>
-          <w:bCs/>
-          <w:sz w:val="24"/>
-          <w:szCs w:val="24"/>
-          <w:lang w:eastAsia="en-IN"/>
-        </w:rPr>
-        <w:t>Horizontal Bar Chart:</w:t>
-      </w:r>
-      <w:r>
-        <w:rPr>
-          <w:rFonts w:ascii="Candara" w:eastAsia="Times New Roman" w:hAnsi="Candara" w:cs="Times New Roman"/>
-          <w:sz w:val="24"/>
-          <w:szCs w:val="24"/>
-          <w:lang w:eastAsia="en-IN"/>
-        </w:rPr>
-        <w:t xml:space="preserve"> Displaying the average </w:t>
-      </w:r>
-      <w:r>
-        <w:rPr>
-          <w:rFonts w:ascii="Candara" w:eastAsia="Times New Roman" w:hAnsi="Candara" w:cs="Courier New"/>
-          <w:sz w:val="20"/>
-          <w:szCs w:val="20"/>
-          <w:lang w:eastAsia="en-IN"/>
-        </w:rPr>
-        <w:t>Price</w:t>
-      </w:r>
-      <w:r>
-        <w:rPr>
-          <w:rFonts w:ascii="Candara" w:eastAsia="Times New Roman" w:hAnsi="Candara" w:cs="Times New Roman"/>
-          <w:sz w:val="24"/>
-          <w:szCs w:val="24"/>
-          <w:lang w:eastAsia="en-IN"/>
-        </w:rPr>
-        <w:t xml:space="preserve"> per airline to see which carrier is generally more economical or premium.</w:t>
-      </w:r>
-    </w:p>
-    <w:p>
-      <w:pPr>
-        <w:numPr>
-          <w:ilvl w:val="1"/>
-          <w:numId w:val="3"/>
-        </w:numPr>
-        <w:spacing w:after="0" w:line="240" w:lineRule="auto"/>
-        <w:rPr>
-          <w:rFonts w:ascii="Candara" w:eastAsia="Times New Roman" w:hAnsi="Candara" w:cs="Times New Roman"/>
-          <w:sz w:val="24"/>
-          <w:szCs w:val="24"/>
-          <w:lang w:eastAsia="en-IN"/>
-        </w:rPr>
-      </w:pPr>
-      <w:r>
-        <w:rPr>
-          <w:rFonts w:ascii="Candara" w:eastAsia="Times New Roman" w:hAnsi="Candara" w:cs="Times New Roman"/>
-          <w:b/>
-          <w:bCs/>
-          <w:sz w:val="24"/>
-          <w:szCs w:val="24"/>
-          <w:lang w:eastAsia="en-IN"/>
-        </w:rPr>
-        <w:t>Count Plot / Donut Chart:</w:t>
-      </w:r>
-      <w:r>
-        <w:rPr>
-          <w:rFonts w:ascii="Candara" w:eastAsia="Times New Roman" w:hAnsi="Candara" w:cs="Times New Roman"/>
-          <w:sz w:val="24"/>
-          <w:szCs w:val="24"/>
-          <w:lang w:eastAsia="en-IN"/>
-        </w:rPr>
-        <w:t xml:space="preserve"> Showing the total volume or proportion of flights operated by each airline in the dataset.</w:t>
+        <w:spacing w:after="0" w:line="240" w:lineRule="auto"/>
+        <w:outlineLvl w:val="2"/>
+        <w:rPr>
+          <w:rFonts w:ascii="Candara" w:eastAsia="Times New Roman" w:hAnsi="Candara" w:cs="Times New Roman"/>
+          <w:b/>
+          <w:bCs/>
+          <w:sz w:val="27"/>
+          <w:szCs w:val="27"/>
+          <w:lang w:eastAsia="en-IN"/>
+        </w:rPr>
+      </w:pPr>
+      <w:r>
+        <w:rPr>
+          <w:rFonts w:ascii="Candara" w:eastAsia="Times New Roman" w:hAnsi="Candara" w:cs="Times New Roman"/>
+          <w:b/>
+          <w:bCs/>
+          <w:sz w:val="27"/>
+          <w:szCs w:val="27"/>
+          <w:lang w:eastAsia="en-IN"/>
+        </w:rPr>
+        <w:t>4</w:t>
+      </w:r>
+      <w:r>
+        <w:rPr>
+          <w:rFonts w:ascii="Candara" w:eastAsia="Times New Roman" w:hAnsi="Candara" w:cs="Times New Roman"/>
+          <w:b/>
+          <w:bCs/>
+          <w:sz w:val="27"/>
+          <w:szCs w:val="27"/>
+          <w:lang w:eastAsia="en-IN"/>
+        </w:rPr>
+        <w:t xml:space="preserve">. Min , MAX, AVG , count and </w:t>
+      </w:r>
+      <w:r>
+        <w:rPr>
+          <w:rFonts w:ascii="Candara" w:eastAsia="Times New Roman" w:hAnsi="Candara" w:cs="Times New Roman"/>
+          <w:b/>
+          <w:bCs/>
+          <w:sz w:val="27"/>
+          <w:szCs w:val="27"/>
+          <w:lang w:eastAsia="en-IN"/>
+        </w:rPr>
+        <w:t>SUM OF each Air</w:t>
+      </w:r>
+      <w:r>
+        <w:rPr>
+          <w:rFonts w:ascii="Candara" w:eastAsia="Times New Roman" w:hAnsi="Candara" w:cs="Times New Roman"/>
+          <w:b/>
+          <w:bCs/>
+          <w:sz w:val="27"/>
+          <w:szCs w:val="27"/>
+          <w:lang w:eastAsia="en-IN"/>
+        </w:rPr>
+        <w:t>line</w:t>
+      </w:r>
+      <w:r>
+        <w:rPr>
+          <w:rFonts w:ascii="Candara" w:eastAsia="Times New Roman" w:hAnsi="Candara" w:cs="Times New Roman"/>
+          <w:b/>
+          <w:bCs/>
+          <w:sz w:val="27"/>
+          <w:szCs w:val="27"/>
+          <w:lang w:eastAsia="en-IN"/>
+        </w:rPr>
+        <w:t xml:space="preserve"> With violin plot</w:t>
       </w:r>
     </w:p>
     <w:p>

--- a/17 18 20/DataAna/Data_Ana_Airline/Requiremnts.docx
+++ b/17 18 20/DataAna/Data_Ana_Airline/Requiremnts.docx
@@ -10,18 +10,18 @@
           <w:rFonts w:ascii="Candara" w:eastAsia="Times New Roman" w:hAnsi="Candara" w:cs="Times New Roman"/>
           <w:b/>
           <w:bCs/>
-          <w:sz w:val="27"/>
-          <w:szCs w:val="27"/>
-          <w:lang w:eastAsia="en-IN"/>
-        </w:rPr>
-      </w:pPr>
-      <w:r>
-        <w:rPr>
-          <w:rFonts w:ascii="Candara" w:eastAsia="Times New Roman" w:hAnsi="Candara" w:cs="Times New Roman"/>
-          <w:b/>
-          <w:bCs/>
-          <w:sz w:val="27"/>
-          <w:szCs w:val="27"/>
+          <w:sz w:val="28"/>
+          <w:szCs w:val="28"/>
+          <w:lang w:eastAsia="en-IN"/>
+        </w:rPr>
+      </w:pPr>
+      <w:r>
+        <w:rPr>
+          <w:rFonts w:ascii="Candara" w:eastAsia="Times New Roman" w:hAnsi="Candara" w:cs="Times New Roman"/>
+          <w:b/>
+          <w:bCs/>
+          <w:sz w:val="28"/>
+          <w:szCs w:val="28"/>
           <w:lang w:eastAsia="en-IN"/>
         </w:rPr>
         <w:t>We need to do the cleaning</w:t>
@@ -35,8 +35,8 @@
           <w:rFonts w:ascii="Candara" w:eastAsia="Times New Roman" w:hAnsi="Candara" w:cs="Times New Roman"/>
           <w:b/>
           <w:bCs/>
-          <w:sz w:val="27"/>
-          <w:szCs w:val="27"/>
+          <w:sz w:val="28"/>
+          <w:szCs w:val="28"/>
           <w:lang w:eastAsia="en-IN"/>
         </w:rPr>
       </w:pPr>
@@ -49,18 +49,18 @@
           <w:rFonts w:ascii="Candara" w:eastAsia="Times New Roman" w:hAnsi="Candara" w:cs="Times New Roman"/>
           <w:b/>
           <w:bCs/>
-          <w:sz w:val="27"/>
-          <w:szCs w:val="27"/>
-          <w:lang w:eastAsia="en-IN"/>
-        </w:rPr>
-      </w:pPr>
-      <w:r>
-        <w:rPr>
-          <w:rFonts w:ascii="Candara" w:eastAsia="Times New Roman" w:hAnsi="Candara" w:cs="Times New Roman"/>
-          <w:b/>
-          <w:bCs/>
-          <w:sz w:val="27"/>
-          <w:szCs w:val="27"/>
+          <w:sz w:val="28"/>
+          <w:szCs w:val="28"/>
+          <w:lang w:eastAsia="en-IN"/>
+        </w:rPr>
+      </w:pPr>
+      <w:r>
+        <w:rPr>
+          <w:rFonts w:ascii="Candara" w:eastAsia="Times New Roman" w:hAnsi="Candara" w:cs="Times New Roman"/>
+          <w:b/>
+          <w:bCs/>
+          <w:sz w:val="28"/>
+          <w:szCs w:val="28"/>
           <w:lang w:eastAsia="en-IN"/>
         </w:rPr>
         <w:t>Data Cleaning</w:t>
@@ -74,18 +74,18 @@
           <w:rFonts w:ascii="Candara" w:eastAsia="Times New Roman" w:hAnsi="Candara" w:cs="Times New Roman"/>
           <w:b/>
           <w:bCs/>
-          <w:sz w:val="27"/>
-          <w:szCs w:val="27"/>
-          <w:lang w:eastAsia="en-IN"/>
-        </w:rPr>
-      </w:pPr>
-      <w:r>
-        <w:rPr>
-          <w:rFonts w:ascii="Candara" w:eastAsia="Times New Roman" w:hAnsi="Candara" w:cs="Times New Roman"/>
-          <w:b/>
-          <w:bCs/>
-          <w:sz w:val="27"/>
-          <w:szCs w:val="27"/>
+          <w:sz w:val="28"/>
+          <w:szCs w:val="28"/>
+          <w:lang w:eastAsia="en-IN"/>
+        </w:rPr>
+      </w:pPr>
+      <w:r>
+        <w:rPr>
+          <w:rFonts w:ascii="Candara" w:eastAsia="Times New Roman" w:hAnsi="Candara" w:cs="Times New Roman"/>
+          <w:b/>
+          <w:bCs/>
+          <w:sz w:val="28"/>
+          <w:szCs w:val="28"/>
           <w:lang w:eastAsia="en-IN"/>
         </w:rPr>
         <w:tab/>
@@ -100,18 +100,18 @@
           <w:rFonts w:ascii="Candara" w:eastAsia="Times New Roman" w:hAnsi="Candara" w:cs="Times New Roman"/>
           <w:b/>
           <w:bCs/>
-          <w:sz w:val="27"/>
-          <w:szCs w:val="27"/>
-          <w:lang w:eastAsia="en-IN"/>
-        </w:rPr>
-      </w:pPr>
-      <w:r>
-        <w:rPr>
-          <w:rFonts w:ascii="Candara" w:eastAsia="Times New Roman" w:hAnsi="Candara" w:cs="Times New Roman"/>
-          <w:b/>
-          <w:bCs/>
-          <w:sz w:val="27"/>
-          <w:szCs w:val="27"/>
+          <w:sz w:val="28"/>
+          <w:szCs w:val="28"/>
+          <w:lang w:eastAsia="en-IN"/>
+        </w:rPr>
+      </w:pPr>
+      <w:r>
+        <w:rPr>
+          <w:rFonts w:ascii="Candara" w:eastAsia="Times New Roman" w:hAnsi="Candara" w:cs="Times New Roman"/>
+          <w:b/>
+          <w:bCs/>
+          <w:sz w:val="28"/>
+          <w:szCs w:val="28"/>
           <w:lang w:eastAsia="en-IN"/>
         </w:rPr>
         <w:tab/>
@@ -126,18 +126,18 @@
           <w:rFonts w:ascii="Candara" w:eastAsia="Times New Roman" w:hAnsi="Candara" w:cs="Times New Roman"/>
           <w:b/>
           <w:bCs/>
-          <w:sz w:val="27"/>
-          <w:szCs w:val="27"/>
-          <w:lang w:eastAsia="en-IN"/>
-        </w:rPr>
-      </w:pPr>
-      <w:r>
-        <w:rPr>
-          <w:rFonts w:ascii="Candara" w:eastAsia="Times New Roman" w:hAnsi="Candara" w:cs="Times New Roman"/>
-          <w:b/>
-          <w:bCs/>
-          <w:sz w:val="27"/>
-          <w:szCs w:val="27"/>
+          <w:sz w:val="28"/>
+          <w:szCs w:val="28"/>
+          <w:lang w:eastAsia="en-IN"/>
+        </w:rPr>
+      </w:pPr>
+      <w:r>
+        <w:rPr>
+          <w:rFonts w:ascii="Candara" w:eastAsia="Times New Roman" w:hAnsi="Candara" w:cs="Times New Roman"/>
+          <w:b/>
+          <w:bCs/>
+          <w:sz w:val="28"/>
+          <w:szCs w:val="28"/>
           <w:lang w:eastAsia="en-IN"/>
         </w:rPr>
         <w:tab/>
@@ -152,18 +152,18 @@
           <w:rFonts w:ascii="Candara" w:eastAsia="Times New Roman" w:hAnsi="Candara" w:cs="Times New Roman"/>
           <w:b/>
           <w:bCs/>
-          <w:sz w:val="27"/>
-          <w:szCs w:val="27"/>
-          <w:lang w:eastAsia="en-IN"/>
-        </w:rPr>
-      </w:pPr>
-      <w:r>
-        <w:rPr>
-          <w:rFonts w:ascii="Candara" w:eastAsia="Times New Roman" w:hAnsi="Candara" w:cs="Times New Roman"/>
-          <w:b/>
-          <w:bCs/>
-          <w:sz w:val="27"/>
-          <w:szCs w:val="27"/>
+          <w:sz w:val="28"/>
+          <w:szCs w:val="28"/>
+          <w:lang w:eastAsia="en-IN"/>
+        </w:rPr>
+      </w:pPr>
+      <w:r>
+        <w:rPr>
+          <w:rFonts w:ascii="Candara" w:eastAsia="Times New Roman" w:hAnsi="Candara" w:cs="Times New Roman"/>
+          <w:b/>
+          <w:bCs/>
+          <w:sz w:val="28"/>
+          <w:szCs w:val="28"/>
           <w:lang w:eastAsia="en-IN"/>
         </w:rPr>
         <w:tab/>
@@ -178,18 +178,18 @@
           <w:rFonts w:ascii="Candara" w:eastAsia="Times New Roman" w:hAnsi="Candara" w:cs="Times New Roman"/>
           <w:b/>
           <w:bCs/>
-          <w:sz w:val="27"/>
-          <w:szCs w:val="27"/>
-          <w:lang w:eastAsia="en-IN"/>
-        </w:rPr>
-      </w:pPr>
-      <w:r>
-        <w:rPr>
-          <w:rFonts w:ascii="Candara" w:eastAsia="Times New Roman" w:hAnsi="Candara" w:cs="Times New Roman"/>
-          <w:b/>
-          <w:bCs/>
-          <w:sz w:val="27"/>
-          <w:szCs w:val="27"/>
+          <w:sz w:val="28"/>
+          <w:szCs w:val="28"/>
+          <w:lang w:eastAsia="en-IN"/>
+        </w:rPr>
+      </w:pPr>
+      <w:r>
+        <w:rPr>
+          <w:rFonts w:ascii="Candara" w:eastAsia="Times New Roman" w:hAnsi="Candara" w:cs="Times New Roman"/>
+          <w:b/>
+          <w:bCs/>
+          <w:sz w:val="28"/>
+          <w:szCs w:val="28"/>
           <w:lang w:eastAsia="en-IN"/>
         </w:rPr>
         <w:tab/>
@@ -204,8 +204,8 @@
           <w:rFonts w:ascii="Candara" w:eastAsia="Times New Roman" w:hAnsi="Candara" w:cs="Times New Roman"/>
           <w:b/>
           <w:bCs/>
-          <w:sz w:val="27"/>
-          <w:szCs w:val="27"/>
+          <w:sz w:val="28"/>
+          <w:szCs w:val="28"/>
           <w:lang w:eastAsia="en-IN"/>
         </w:rPr>
       </w:pPr>
@@ -218,11 +218,33 @@
           <w:rFonts w:ascii="Candara" w:eastAsia="Times New Roman" w:hAnsi="Candara" w:cs="Times New Roman"/>
           <w:b/>
           <w:bCs/>
-          <w:sz w:val="27"/>
-          <w:szCs w:val="27"/>
-          <w:lang w:eastAsia="en-IN"/>
-        </w:rPr>
-      </w:pPr>
+          <w:sz w:val="28"/>
+          <w:szCs w:val="28"/>
+          <w:lang w:eastAsia="en-IN"/>
+        </w:rPr>
+      </w:pPr>
+      <w:r>
+        <w:rPr>
+          <w:rFonts w:ascii="Candara" w:eastAsia="Times New Roman" w:hAnsi="Candara" w:cs="Times New Roman"/>
+          <w:b/>
+          <w:bCs/>
+          <w:sz w:val="28"/>
+          <w:szCs w:val="28"/>
+          <w:lang w:eastAsia="en-IN"/>
+        </w:rPr>
+        <w:t>Stat anaylysis</w:t>
+      </w:r>
+      <w:r>
+        <w:rPr>
+          <w:rFonts w:ascii="Candara" w:eastAsia="Times New Roman" w:hAnsi="Candara" w:cs="Times New Roman"/>
+          <w:b/>
+          <w:bCs/>
+          <w:sz w:val="28"/>
+          <w:szCs w:val="28"/>
+          <w:lang w:eastAsia="en-IN"/>
+        </w:rPr>
+        <w:t xml:space="preserve"> (Numerical Columns)</w:t>
+      </w:r>
     </w:p>
     <w:p>
       <w:pPr>
@@ -232,82 +254,18 @@
           <w:rFonts w:ascii="Candara" w:eastAsia="Times New Roman" w:hAnsi="Candara" w:cs="Times New Roman"/>
           <w:b/>
           <w:bCs/>
-          <w:sz w:val="27"/>
-          <w:szCs w:val="27"/>
-          <w:lang w:eastAsia="en-IN"/>
-        </w:rPr>
-      </w:pPr>
-    </w:p>
-    <w:p>
-      <w:pPr>
-        <w:spacing w:after="0" w:line="240" w:lineRule="auto"/>
-        <w:outlineLvl w:val="2"/>
-        <w:rPr>
-          <w:rFonts w:ascii="Candara" w:eastAsia="Times New Roman" w:hAnsi="Candara" w:cs="Times New Roman"/>
-          <w:b/>
-          <w:bCs/>
-          <w:sz w:val="27"/>
-          <w:szCs w:val="27"/>
-          <w:lang w:eastAsia="en-IN"/>
-        </w:rPr>
-      </w:pPr>
-    </w:p>
-    <w:p>
-      <w:pPr>
-        <w:spacing w:after="0" w:line="240" w:lineRule="auto"/>
-        <w:outlineLvl w:val="2"/>
-        <w:rPr>
-          <w:rFonts w:ascii="Candara" w:eastAsia="Times New Roman" w:hAnsi="Candara" w:cs="Times New Roman"/>
-          <w:b/>
-          <w:bCs/>
-          <w:sz w:val="27"/>
-          <w:szCs w:val="27"/>
-          <w:lang w:eastAsia="en-IN"/>
-        </w:rPr>
-      </w:pPr>
-      <w:r>
-        <w:rPr>
-          <w:rFonts w:ascii="Candara" w:eastAsia="Times New Roman" w:hAnsi="Candara" w:cs="Times New Roman"/>
-          <w:b/>
-          <w:bCs/>
-          <w:sz w:val="27"/>
-          <w:szCs w:val="27"/>
-          <w:lang w:eastAsia="en-IN"/>
-        </w:rPr>
-        <w:t>Stat anaylysis</w:t>
-      </w:r>
-      <w:r>
-        <w:rPr>
-          <w:rFonts w:ascii="Candara" w:eastAsia="Times New Roman" w:hAnsi="Candara" w:cs="Times New Roman"/>
-          <w:b/>
-          <w:bCs/>
-          <w:sz w:val="27"/>
-          <w:szCs w:val="27"/>
-          <w:lang w:eastAsia="en-IN"/>
-        </w:rPr>
-        <w:t xml:space="preserve"> (Numerical Columns)</w:t>
-      </w:r>
-    </w:p>
-    <w:p>
-      <w:pPr>
-        <w:spacing w:after="0" w:line="240" w:lineRule="auto"/>
-        <w:outlineLvl w:val="2"/>
-        <w:rPr>
-          <w:rFonts w:ascii="Candara" w:eastAsia="Times New Roman" w:hAnsi="Candara" w:cs="Times New Roman"/>
-          <w:b/>
-          <w:bCs/>
-          <w:sz w:val="27"/>
-          <w:szCs w:val="27"/>
-          <w:lang w:eastAsia="en-IN"/>
-        </w:rPr>
-      </w:pPr>
-      <w:r>
-        <w:rPr>
-          <w:rFonts w:ascii="Candara" w:eastAsia="Times New Roman" w:hAnsi="Candara" w:cs="Times New Roman"/>
-          <w:b/>
-          <w:bCs/>
-          <w:sz w:val="27"/>
-          <w:szCs w:val="27"/>
+          <w:sz w:val="28"/>
+          <w:szCs w:val="28"/>
+          <w:lang w:eastAsia="en-IN"/>
+        </w:rPr>
+      </w:pPr>
+      <w:r>
+        <w:rPr>
+          <w:rFonts w:ascii="Candara" w:eastAsia="Times New Roman" w:hAnsi="Candara" w:cs="Times New Roman"/>
+          <w:b/>
+          <w:bCs/>
+          <w:sz w:val="28"/>
+          <w:szCs w:val="28"/>
           <w:lang w:eastAsia="en-IN"/>
         </w:rPr>
         <w:tab/>
@@ -322,18 +280,18 @@
           <w:rFonts w:ascii="Candara" w:eastAsia="Times New Roman" w:hAnsi="Candara" w:cs="Times New Roman"/>
           <w:b/>
           <w:bCs/>
-          <w:sz w:val="27"/>
-          <w:szCs w:val="27"/>
-          <w:lang w:eastAsia="en-IN"/>
-        </w:rPr>
-      </w:pPr>
-      <w:r>
-        <w:rPr>
-          <w:rFonts w:ascii="Candara" w:eastAsia="Times New Roman" w:hAnsi="Candara" w:cs="Times New Roman"/>
-          <w:b/>
-          <w:bCs/>
-          <w:sz w:val="27"/>
-          <w:szCs w:val="27"/>
+          <w:sz w:val="28"/>
+          <w:szCs w:val="28"/>
+          <w:lang w:eastAsia="en-IN"/>
+        </w:rPr>
+      </w:pPr>
+      <w:r>
+        <w:rPr>
+          <w:rFonts w:ascii="Candara" w:eastAsia="Times New Roman" w:hAnsi="Candara" w:cs="Times New Roman"/>
+          <w:b/>
+          <w:bCs/>
+          <w:sz w:val="28"/>
+          <w:szCs w:val="28"/>
           <w:lang w:eastAsia="en-IN"/>
         </w:rPr>
         <w:tab/>
@@ -348,18 +306,18 @@
           <w:rFonts w:ascii="Candara" w:eastAsia="Times New Roman" w:hAnsi="Candara" w:cs="Times New Roman"/>
           <w:b/>
           <w:bCs/>
-          <w:sz w:val="27"/>
-          <w:szCs w:val="27"/>
-          <w:lang w:eastAsia="en-IN"/>
-        </w:rPr>
-      </w:pPr>
-      <w:r>
-        <w:rPr>
-          <w:rFonts w:ascii="Candara" w:eastAsia="Times New Roman" w:hAnsi="Candara" w:cs="Times New Roman"/>
-          <w:b/>
-          <w:bCs/>
-          <w:sz w:val="27"/>
-          <w:szCs w:val="27"/>
+          <w:sz w:val="28"/>
+          <w:szCs w:val="28"/>
+          <w:lang w:eastAsia="en-IN"/>
+        </w:rPr>
+      </w:pPr>
+      <w:r>
+        <w:rPr>
+          <w:rFonts w:ascii="Candara" w:eastAsia="Times New Roman" w:hAnsi="Candara" w:cs="Times New Roman"/>
+          <w:b/>
+          <w:bCs/>
+          <w:sz w:val="28"/>
+          <w:szCs w:val="28"/>
           <w:lang w:eastAsia="en-IN"/>
         </w:rPr>
         <w:tab/>
@@ -374,18 +332,18 @@
           <w:rFonts w:ascii="Candara" w:eastAsia="Times New Roman" w:hAnsi="Candara" w:cs="Times New Roman"/>
           <w:b/>
           <w:bCs/>
-          <w:sz w:val="27"/>
-          <w:szCs w:val="27"/>
-          <w:lang w:eastAsia="en-IN"/>
-        </w:rPr>
-      </w:pPr>
-      <w:r>
-        <w:rPr>
-          <w:rFonts w:ascii="Candara" w:eastAsia="Times New Roman" w:hAnsi="Candara" w:cs="Times New Roman"/>
-          <w:b/>
-          <w:bCs/>
-          <w:sz w:val="27"/>
-          <w:szCs w:val="27"/>
+          <w:sz w:val="28"/>
+          <w:szCs w:val="28"/>
+          <w:lang w:eastAsia="en-IN"/>
+        </w:rPr>
+      </w:pPr>
+      <w:r>
+        <w:rPr>
+          <w:rFonts w:ascii="Candara" w:eastAsia="Times New Roman" w:hAnsi="Candara" w:cs="Times New Roman"/>
+          <w:b/>
+          <w:bCs/>
+          <w:sz w:val="28"/>
+          <w:szCs w:val="28"/>
           <w:lang w:eastAsia="en-IN"/>
         </w:rPr>
         <w:tab/>
@@ -400,18 +358,18 @@
           <w:rFonts w:ascii="Candara" w:eastAsia="Times New Roman" w:hAnsi="Candara" w:cs="Times New Roman"/>
           <w:b/>
           <w:bCs/>
-          <w:sz w:val="27"/>
-          <w:szCs w:val="27"/>
-          <w:lang w:eastAsia="en-IN"/>
-        </w:rPr>
-      </w:pPr>
-      <w:r>
-        <w:rPr>
-          <w:rFonts w:ascii="Candara" w:eastAsia="Times New Roman" w:hAnsi="Candara" w:cs="Times New Roman"/>
-          <w:b/>
-          <w:bCs/>
-          <w:sz w:val="27"/>
-          <w:szCs w:val="27"/>
+          <w:sz w:val="28"/>
+          <w:szCs w:val="28"/>
+          <w:lang w:eastAsia="en-IN"/>
+        </w:rPr>
+      </w:pPr>
+      <w:r>
+        <w:rPr>
+          <w:rFonts w:ascii="Candara" w:eastAsia="Times New Roman" w:hAnsi="Candara" w:cs="Times New Roman"/>
+          <w:b/>
+          <w:bCs/>
+          <w:sz w:val="28"/>
+          <w:szCs w:val="28"/>
           <w:lang w:eastAsia="en-IN"/>
         </w:rPr>
         <w:tab/>
@@ -426,18 +384,18 @@
           <w:rFonts w:ascii="Candara" w:eastAsia="Times New Roman" w:hAnsi="Candara" w:cs="Times New Roman"/>
           <w:b/>
           <w:bCs/>
-          <w:sz w:val="27"/>
-          <w:szCs w:val="27"/>
-          <w:lang w:eastAsia="en-IN"/>
-        </w:rPr>
-      </w:pPr>
-      <w:r>
-        <w:rPr>
-          <w:rFonts w:ascii="Candara" w:eastAsia="Times New Roman" w:hAnsi="Candara" w:cs="Times New Roman"/>
-          <w:b/>
-          <w:bCs/>
-          <w:sz w:val="27"/>
-          <w:szCs w:val="27"/>
+          <w:sz w:val="28"/>
+          <w:szCs w:val="28"/>
+          <w:lang w:eastAsia="en-IN"/>
+        </w:rPr>
+      </w:pPr>
+      <w:r>
+        <w:rPr>
+          <w:rFonts w:ascii="Candara" w:eastAsia="Times New Roman" w:hAnsi="Candara" w:cs="Times New Roman"/>
+          <w:b/>
+          <w:bCs/>
+          <w:sz w:val="28"/>
+          <w:szCs w:val="28"/>
           <w:lang w:eastAsia="en-IN"/>
         </w:rPr>
         <w:tab/>
@@ -452,8 +410,8 @@
           <w:rFonts w:ascii="Candara" w:eastAsia="Times New Roman" w:hAnsi="Candara" w:cs="Times New Roman"/>
           <w:b/>
           <w:bCs/>
-          <w:sz w:val="27"/>
-          <w:szCs w:val="27"/>
+          <w:sz w:val="28"/>
+          <w:szCs w:val="28"/>
           <w:lang w:eastAsia="en-IN"/>
         </w:rPr>
       </w:pPr>
@@ -466,18 +424,32 @@
           <w:rFonts w:ascii="Candara" w:eastAsia="Times New Roman" w:hAnsi="Candara" w:cs="Times New Roman"/>
           <w:b/>
           <w:bCs/>
-          <w:sz w:val="27"/>
-          <w:szCs w:val="27"/>
-          <w:lang w:eastAsia="en-IN"/>
-        </w:rPr>
-      </w:pPr>
-      <w:r>
-        <w:rPr>
-          <w:rFonts w:ascii="Candara" w:eastAsia="Times New Roman" w:hAnsi="Candara" w:cs="Times New Roman"/>
-          <w:b/>
-          <w:bCs/>
-          <w:sz w:val="27"/>
-          <w:szCs w:val="27"/>
+          <w:sz w:val="28"/>
+          <w:szCs w:val="28"/>
+          <w:lang w:eastAsia="en-IN"/>
+        </w:rPr>
+      </w:pPr>
+    </w:p>
+    <w:p>
+      <w:pPr>
+        <w:spacing w:after="0" w:line="240" w:lineRule="auto"/>
+        <w:outlineLvl w:val="2"/>
+        <w:rPr>
+          <w:rFonts w:ascii="Candara" w:eastAsia="Times New Roman" w:hAnsi="Candara" w:cs="Times New Roman"/>
+          <w:b/>
+          <w:bCs/>
+          <w:sz w:val="28"/>
+          <w:szCs w:val="28"/>
+          <w:lang w:eastAsia="en-IN"/>
+        </w:rPr>
+      </w:pPr>
+      <w:r>
+        <w:rPr>
+          <w:rFonts w:ascii="Candara" w:eastAsia="Times New Roman" w:hAnsi="Candara" w:cs="Times New Roman"/>
+          <w:b/>
+          <w:bCs/>
+          <w:sz w:val="28"/>
+          <w:szCs w:val="28"/>
           <w:lang w:eastAsia="en-IN"/>
         </w:rPr>
         <w:t>Graph based Analysis</w:t>
@@ -491,149 +463,18 @@
           <w:rFonts w:ascii="Candara" w:eastAsia="Times New Roman" w:hAnsi="Candara" w:cs="Times New Roman"/>
           <w:b/>
           <w:bCs/>
-          <w:sz w:val="27"/>
-          <w:szCs w:val="27"/>
-          <w:lang w:eastAsia="en-IN"/>
-        </w:rPr>
-      </w:pPr>
-    </w:p>
-    <w:p>
-      <w:pPr>
-        <w:spacing w:after="0" w:line="240" w:lineRule="auto"/>
-        <w:outlineLvl w:val="2"/>
-        <w:rPr>
-          <w:rFonts w:ascii="Candara" w:eastAsia="Times New Roman" w:hAnsi="Candara" w:cs="Times New Roman"/>
-          <w:b/>
-          <w:bCs/>
-          <w:sz w:val="27"/>
-          <w:szCs w:val="27"/>
-          <w:lang w:eastAsia="en-IN"/>
-        </w:rPr>
-      </w:pPr>
-    </w:p>
-    <w:p>
-      <w:pPr>
-        <w:spacing w:after="0" w:line="240" w:lineRule="auto"/>
-        <w:outlineLvl w:val="2"/>
-        <w:rPr>
-          <w:rFonts w:ascii="Candara" w:eastAsia="Times New Roman" w:hAnsi="Candara" w:cs="Times New Roman"/>
-          <w:b/>
-          <w:bCs/>
-          <w:sz w:val="27"/>
-          <w:szCs w:val="27"/>
-          <w:lang w:eastAsia="en-IN"/>
-        </w:rPr>
-      </w:pPr>
-    </w:p>
-    <w:p>
-      <w:pPr>
-        <w:spacing w:after="0" w:line="240" w:lineRule="auto"/>
-        <w:outlineLvl w:val="2"/>
-        <w:rPr>
-          <w:rFonts w:ascii="Candara" w:eastAsia="Times New Roman" w:hAnsi="Candara" w:cs="Times New Roman"/>
-          <w:b/>
-          <w:bCs/>
-          <w:sz w:val="27"/>
-          <w:szCs w:val="27"/>
-          <w:lang w:eastAsia="en-IN"/>
-        </w:rPr>
-      </w:pPr>
-    </w:p>
-    <w:p>
-      <w:pPr>
-        <w:spacing w:after="0" w:line="240" w:lineRule="auto"/>
-        <w:outlineLvl w:val="2"/>
-        <w:rPr>
-          <w:rFonts w:ascii="Candara" w:eastAsia="Times New Roman" w:hAnsi="Candara" w:cs="Times New Roman"/>
-          <w:b/>
-          <w:bCs/>
-          <w:sz w:val="27"/>
-          <w:szCs w:val="27"/>
-          <w:lang w:eastAsia="en-IN"/>
-        </w:rPr>
-      </w:pPr>
-    </w:p>
-    <w:p>
-      <w:pPr>
-        <w:spacing w:after="0" w:line="240" w:lineRule="auto"/>
-        <w:outlineLvl w:val="2"/>
-        <w:rPr>
-          <w:rFonts w:ascii="Candara" w:eastAsia="Times New Roman" w:hAnsi="Candara" w:cs="Times New Roman"/>
-          <w:b/>
-          <w:bCs/>
-          <w:sz w:val="27"/>
-          <w:szCs w:val="27"/>
-          <w:lang w:eastAsia="en-IN"/>
-        </w:rPr>
-      </w:pPr>
-    </w:p>
-    <w:p>
-      <w:pPr>
-        <w:spacing w:after="0" w:line="240" w:lineRule="auto"/>
-        <w:outlineLvl w:val="2"/>
-        <w:rPr>
-          <w:rFonts w:ascii="Candara" w:eastAsia="Times New Roman" w:hAnsi="Candara" w:cs="Times New Roman"/>
-          <w:b/>
-          <w:bCs/>
-          <w:sz w:val="27"/>
-          <w:szCs w:val="27"/>
-          <w:lang w:eastAsia="en-IN"/>
-        </w:rPr>
-      </w:pPr>
-      <w:r>
-        <w:rPr>
-          <w:rFonts w:ascii="Candara" w:eastAsia="Times New Roman" w:hAnsi="Candara" w:cs="Times New Roman"/>
-          <w:b/>
-          <w:bCs/>
-          <w:sz w:val="27"/>
-          <w:szCs w:val="27"/>
-          <w:lang w:eastAsia="en-IN"/>
-        </w:rPr>
-        <w:t>Graph based Analysis.</w:t>
-      </w:r>
-    </w:p>
-    <w:p>
-      <w:pPr>
-        <w:spacing w:after="0" w:line="240" w:lineRule="auto"/>
-        <w:outlineLvl w:val="2"/>
-        <w:rPr>
-          <w:rFonts w:ascii="Candara" w:eastAsia="Times New Roman" w:hAnsi="Candara" w:cs="Times New Roman"/>
-          <w:b/>
-          <w:bCs/>
-          <w:sz w:val="27"/>
-          <w:szCs w:val="27"/>
-          <w:lang w:eastAsia="en-IN"/>
-        </w:rPr>
-      </w:pPr>
-      <w:r>
-        <w:rPr>
-          <w:rFonts w:ascii="Candara" w:eastAsia="Times New Roman" w:hAnsi="Candara" w:cs="Times New Roman"/>
-          <w:b/>
-          <w:bCs/>
-          <w:sz w:val="27"/>
-          <w:szCs w:val="27"/>
-          <w:lang w:eastAsia="en-IN"/>
-        </w:rPr>
-        <w:t xml:space="preserve">Count </w:t>
-      </w:r>
-      <w:r>
-        <w:rPr>
-          <w:rFonts w:ascii="Candara" w:eastAsia="Times New Roman" w:hAnsi="Candara" w:cs="Times New Roman"/>
-          <w:b/>
-          <w:bCs/>
-          <w:sz w:val="27"/>
-          <w:szCs w:val="27"/>
-          <w:lang w:eastAsia="en-IN"/>
-        </w:rPr>
-        <w:t xml:space="preserve">distribution against </w:t>
-      </w:r>
+          <w:sz w:val="28"/>
+          <w:szCs w:val="28"/>
+          <w:lang w:eastAsia="en-IN"/>
+        </w:rPr>
+      </w:pPr>
     </w:p>
     <w:p>
       <w:pPr>
         <w:pStyle w:val="ListParagraph"/>
         <w:numPr>
           <w:ilvl w:val="0"/>
-          <w:numId w:val="7"/>
+          <w:numId w:val="8"/>
         </w:numPr>
         <w:spacing w:after="0" w:line="240" w:lineRule="auto"/>
         <w:outlineLvl w:val="2"/>
@@ -641,18 +482,51 @@
           <w:rFonts w:ascii="Candara" w:eastAsia="Times New Roman" w:hAnsi="Candara" w:cs="Times New Roman"/>
           <w:b/>
           <w:bCs/>
-          <w:sz w:val="27"/>
-          <w:szCs w:val="27"/>
-          <w:lang w:eastAsia="en-IN"/>
-        </w:rPr>
-      </w:pPr>
-      <w:r>
-        <w:rPr>
-          <w:rFonts w:ascii="Candara" w:eastAsia="Times New Roman" w:hAnsi="Candara" w:cs="Times New Roman"/>
-          <w:b/>
-          <w:bCs/>
-          <w:sz w:val="27"/>
-          <w:szCs w:val="27"/>
+          <w:sz w:val="28"/>
+          <w:szCs w:val="28"/>
+          <w:lang w:eastAsia="en-IN"/>
+        </w:rPr>
+      </w:pPr>
+      <w:r>
+        <w:rPr>
+          <w:rFonts w:ascii="Candara" w:eastAsia="Times New Roman" w:hAnsi="Candara" w:cs="Times New Roman"/>
+          <w:b/>
+          <w:bCs/>
+          <w:sz w:val="28"/>
+          <w:szCs w:val="28"/>
+          <w:lang w:eastAsia="en-IN"/>
+        </w:rPr>
+        <w:t xml:space="preserve">Count </w:t>
+      </w:r>
+      <w:r>
+        <w:rPr>
+          <w:rFonts w:ascii="Candara" w:eastAsia="Times New Roman" w:hAnsi="Candara" w:cs="Times New Roman"/>
+          <w:b/>
+          <w:bCs/>
+          <w:sz w:val="28"/>
+          <w:szCs w:val="28"/>
+          <w:lang w:eastAsia="en-IN"/>
+        </w:rPr>
+        <w:t xml:space="preserve">distribution against </w:t>
+      </w:r>
+      <w:r>
+        <w:rPr>
+          <w:rFonts w:ascii="Candara" w:eastAsia="Times New Roman" w:hAnsi="Candara" w:cs="Times New Roman"/>
+          <w:b/>
+          <w:bCs/>
+          <w:sz w:val="28"/>
+          <w:szCs w:val="28"/>
+          <w:lang w:eastAsia="en-IN"/>
+        </w:rPr>
+        <w:t>(</w:t>
+      </w:r>
+      <w:r>
+        <w:rPr>
+          <w:rFonts w:ascii="Candara" w:eastAsia="Times New Roman" w:hAnsi="Candara" w:cs="Times New Roman"/>
+          <w:b/>
+          <w:bCs/>
+          <w:sz w:val="28"/>
+          <w:szCs w:val="28"/>
           <w:lang w:eastAsia="en-IN"/>
         </w:rPr>
         <w:t>A</w:t>
@@ -662,19 +536,186 @@
           <w:rFonts w:ascii="Candara" w:eastAsia="Times New Roman" w:hAnsi="Candara" w:cs="Times New Roman"/>
           <w:b/>
           <w:bCs/>
-          <w:sz w:val="27"/>
-          <w:szCs w:val="27"/>
+          <w:sz w:val="28"/>
+          <w:szCs w:val="28"/>
           <w:lang w:eastAsia="en-IN"/>
         </w:rPr>
         <w:t>irline</w:t>
       </w:r>
+      <w:r>
+        <w:rPr>
+          <w:rFonts w:ascii="Candara" w:eastAsia="Times New Roman" w:hAnsi="Candara" w:cs="Times New Roman"/>
+          <w:b/>
+          <w:bCs/>
+          <w:sz w:val="28"/>
+          <w:szCs w:val="28"/>
+          <w:lang w:eastAsia="en-IN"/>
+        </w:rPr>
+        <w:t xml:space="preserve">, </w:t>
+      </w:r>
+      <w:r>
+        <w:rPr>
+          <w:rFonts w:ascii="Candara" w:eastAsia="Times New Roman" w:hAnsi="Candara" w:cs="Times New Roman"/>
+          <w:b/>
+          <w:bCs/>
+          <w:sz w:val="28"/>
+          <w:szCs w:val="28"/>
+          <w:lang w:eastAsia="en-IN"/>
+        </w:rPr>
+        <w:t>Source</w:t>
+      </w:r>
+      <w:r>
+        <w:rPr>
+          <w:rFonts w:ascii="Candara" w:eastAsia="Times New Roman" w:hAnsi="Candara" w:cs="Times New Roman"/>
+          <w:b/>
+          <w:bCs/>
+          <w:sz w:val="28"/>
+          <w:szCs w:val="28"/>
+          <w:lang w:eastAsia="en-IN"/>
+        </w:rPr>
+        <w:t xml:space="preserve">, </w:t>
+      </w:r>
+      <w:r>
+        <w:rPr>
+          <w:rFonts w:ascii="Candara" w:eastAsia="Times New Roman" w:hAnsi="Candara" w:cs="Times New Roman"/>
+          <w:b/>
+          <w:bCs/>
+          <w:sz w:val="28"/>
+          <w:szCs w:val="28"/>
+          <w:lang w:eastAsia="en-IN"/>
+        </w:rPr>
+        <w:t>Stops</w:t>
+      </w:r>
+      <w:r>
+        <w:rPr>
+          <w:rFonts w:ascii="Candara" w:eastAsia="Times New Roman" w:hAnsi="Candara" w:cs="Times New Roman"/>
+          <w:b/>
+          <w:bCs/>
+          <w:sz w:val="28"/>
+          <w:szCs w:val="28"/>
+          <w:lang w:eastAsia="en-IN"/>
+        </w:rPr>
+        <w:t>)</w:t>
+      </w:r>
+    </w:p>
+    <w:p>
+      <w:pPr>
+        <w:pStyle w:val="ListParagraph"/>
+        <w:numPr>
+          <w:ilvl w:val="1"/>
+          <w:numId w:val="8"/>
+        </w:numPr>
+        <w:spacing w:after="0" w:line="240" w:lineRule="auto"/>
+        <w:outlineLvl w:val="2"/>
+        <w:rPr>
+          <w:rFonts w:ascii="Candara" w:eastAsia="Times New Roman" w:hAnsi="Candara" w:cs="Times New Roman"/>
+          <w:b/>
+          <w:bCs/>
+          <w:sz w:val="28"/>
+          <w:szCs w:val="28"/>
+          <w:lang w:eastAsia="en-IN"/>
+        </w:rPr>
+      </w:pPr>
+      <w:r>
+        <w:rPr>
+          <w:rFonts w:ascii="Candara" w:eastAsia="Times New Roman" w:hAnsi="Candara" w:cs="Times New Roman"/>
+          <w:b/>
+          <w:bCs/>
+          <w:sz w:val="28"/>
+          <w:szCs w:val="28"/>
+          <w:lang w:eastAsia="en-IN"/>
+        </w:rPr>
+        <w:t>Ariline</w:t>
+      </w:r>
+    </w:p>
+    <w:p>
+      <w:pPr>
+        <w:pStyle w:val="ListParagraph"/>
+        <w:numPr>
+          <w:ilvl w:val="1"/>
+          <w:numId w:val="8"/>
+        </w:numPr>
+        <w:spacing w:after="0" w:line="240" w:lineRule="auto"/>
+        <w:outlineLvl w:val="2"/>
+        <w:rPr>
+          <w:rFonts w:ascii="Candara" w:eastAsia="Times New Roman" w:hAnsi="Candara" w:cs="Times New Roman"/>
+          <w:b/>
+          <w:bCs/>
+          <w:sz w:val="28"/>
+          <w:szCs w:val="28"/>
+          <w:lang w:eastAsia="en-IN"/>
+        </w:rPr>
+      </w:pPr>
+      <w:r>
+        <w:rPr>
+          <w:rFonts w:ascii="Candara" w:eastAsia="Times New Roman" w:hAnsi="Candara" w:cs="Times New Roman"/>
+          <w:b/>
+          <w:bCs/>
+          <w:sz w:val="28"/>
+          <w:szCs w:val="28"/>
+          <w:lang w:eastAsia="en-IN"/>
+        </w:rPr>
+        <w:t>Source</w:t>
+      </w:r>
+    </w:p>
+    <w:p>
+      <w:pPr>
+        <w:pStyle w:val="ListParagraph"/>
+        <w:numPr>
+          <w:ilvl w:val="1"/>
+          <w:numId w:val="8"/>
+        </w:numPr>
+        <w:spacing w:after="0" w:line="240" w:lineRule="auto"/>
+        <w:outlineLvl w:val="2"/>
+        <w:rPr>
+          <w:rFonts w:ascii="Candara" w:eastAsia="Times New Roman" w:hAnsi="Candara" w:cs="Times New Roman"/>
+          <w:b/>
+          <w:bCs/>
+          <w:sz w:val="28"/>
+          <w:szCs w:val="28"/>
+          <w:lang w:eastAsia="en-IN"/>
+        </w:rPr>
+      </w:pPr>
+      <w:r>
+        <w:rPr>
+          <w:rFonts w:ascii="Candara" w:hAnsi="Candara"/>
+          <w:b/>
+          <w:bCs/>
+          <w:sz w:val="24"/>
+          <w:szCs w:val="28"/>
+        </w:rPr>
+        <w:t>Objective:</w:t>
+      </w:r>
+      <w:r>
+        <w:rPr>
+          <w:rFonts w:ascii="Candara" w:hAnsi="Candara"/>
+          <w:sz w:val="24"/>
+          <w:szCs w:val="28"/>
+        </w:rPr>
+        <w:t xml:space="preserve"> To identify operational volume concentrations, market presence, and frequency patterns across major carriers, departure cities, and journey route configurations.</w:t>
+      </w:r>
+    </w:p>
+    <w:p>
+      <w:pPr>
+        <w:spacing w:after="0" w:line="240" w:lineRule="auto"/>
+        <w:ind w:left="720"/>
+        <w:outlineLvl w:val="2"/>
+        <w:rPr>
+          <w:rFonts w:ascii="Candara" w:eastAsia="Times New Roman" w:hAnsi="Candara" w:cs="Times New Roman"/>
+          <w:b/>
+          <w:bCs/>
+          <w:sz w:val="28"/>
+          <w:szCs w:val="28"/>
+          <w:lang w:eastAsia="en-IN"/>
+        </w:rPr>
+      </w:pPr>
     </w:p>
     <w:p>
       <w:pPr>
         <w:pStyle w:val="ListParagraph"/>
         <w:numPr>
           <w:ilvl w:val="0"/>
-          <w:numId w:val="7"/>
+          <w:numId w:val="8"/>
         </w:numPr>
         <w:spacing w:after="0" w:line="240" w:lineRule="auto"/>
         <w:outlineLvl w:val="2"/>
@@ -682,29 +723,225 @@
           <w:rFonts w:ascii="Candara" w:eastAsia="Times New Roman" w:hAnsi="Candara" w:cs="Times New Roman"/>
           <w:b/>
           <w:bCs/>
-          <w:sz w:val="27"/>
-          <w:szCs w:val="27"/>
-          <w:lang w:eastAsia="en-IN"/>
-        </w:rPr>
-      </w:pPr>
-      <w:r>
-        <w:rPr>
-          <w:rFonts w:ascii="Candara" w:eastAsia="Times New Roman" w:hAnsi="Candara" w:cs="Times New Roman"/>
-          <w:b/>
-          <w:bCs/>
-          <w:sz w:val="27"/>
-          <w:szCs w:val="27"/>
+          <w:sz w:val="28"/>
+          <w:szCs w:val="28"/>
+          <w:lang w:eastAsia="en-IN"/>
+        </w:rPr>
+      </w:pPr>
+      <w:r>
+        <w:rPr>
+          <w:rFonts w:ascii="Candara" w:eastAsia="Times New Roman" w:hAnsi="Candara" w:cs="Times New Roman"/>
+          <w:b/>
+          <w:bCs/>
+          <w:sz w:val="28"/>
+          <w:szCs w:val="28"/>
+          <w:lang w:eastAsia="en-IN"/>
+        </w:rPr>
+        <w:t>Price Distribution</w:t>
+      </w:r>
+      <w:r>
+        <w:rPr>
+          <w:rFonts w:ascii="Candara" w:eastAsia="Times New Roman" w:hAnsi="Candara" w:cs="Times New Roman"/>
+          <w:b/>
+          <w:bCs/>
+          <w:sz w:val="28"/>
+          <w:szCs w:val="28"/>
+          <w:lang w:eastAsia="en-IN"/>
+        </w:rPr>
+        <w:t>(sale contibution)</w:t>
+      </w:r>
+      <w:r>
+        <w:rPr>
+          <w:rFonts w:ascii="Candara" w:eastAsia="Times New Roman" w:hAnsi="Candara" w:cs="Times New Roman"/>
+          <w:b/>
+          <w:bCs/>
+          <w:sz w:val="28"/>
+          <w:szCs w:val="28"/>
+          <w:lang w:eastAsia="en-IN"/>
+        </w:rPr>
+        <w:t xml:space="preserve"> against </w:t>
+      </w:r>
+      <w:r>
+        <w:rPr>
+          <w:rFonts w:ascii="Candara" w:eastAsia="Times New Roman" w:hAnsi="Candara" w:cs="Times New Roman"/>
+          <w:b/>
+          <w:bCs/>
+          <w:sz w:val="28"/>
+          <w:szCs w:val="28"/>
+          <w:lang w:eastAsia="en-IN"/>
+        </w:rPr>
+        <w:t>(</w:t>
+      </w:r>
+    </w:p>
+    <w:p>
+      <w:pPr>
+        <w:pStyle w:val="ListParagraph"/>
+        <w:numPr>
+          <w:ilvl w:val="1"/>
+          <w:numId w:val="8"/>
+        </w:numPr>
+        <w:spacing w:after="0" w:line="240" w:lineRule="auto"/>
+        <w:outlineLvl w:val="2"/>
+        <w:rPr>
+          <w:rFonts w:ascii="Candara" w:eastAsia="Times New Roman" w:hAnsi="Candara" w:cs="Times New Roman"/>
+          <w:b/>
+          <w:bCs/>
+          <w:sz w:val="28"/>
+          <w:szCs w:val="28"/>
+          <w:lang w:eastAsia="en-IN"/>
+        </w:rPr>
+      </w:pPr>
+      <w:r>
+        <w:rPr>
+          <w:rFonts w:ascii="Candara" w:eastAsia="Times New Roman" w:hAnsi="Candara" w:cs="Times New Roman"/>
+          <w:b/>
+          <w:bCs/>
+          <w:sz w:val="28"/>
+          <w:szCs w:val="28"/>
+          <w:lang w:eastAsia="en-IN"/>
+        </w:rPr>
+        <w:t>Airline</w:t>
+      </w:r>
+      <w:r>
+        <w:rPr>
+          <w:rFonts w:ascii="Candara" w:eastAsia="Times New Roman" w:hAnsi="Candara" w:cs="Times New Roman"/>
+          <w:b/>
+          <w:bCs/>
+          <w:sz w:val="28"/>
+          <w:szCs w:val="28"/>
+          <w:lang w:eastAsia="en-IN"/>
+        </w:rPr>
+        <w:t xml:space="preserve"> </w:t>
+      </w:r>
+    </w:p>
+    <w:p>
+      <w:pPr>
+        <w:pStyle w:val="ListParagraph"/>
+        <w:numPr>
+          <w:ilvl w:val="1"/>
+          <w:numId w:val="8"/>
+        </w:numPr>
+        <w:spacing w:after="0" w:line="240" w:lineRule="auto"/>
+        <w:outlineLvl w:val="2"/>
+        <w:rPr>
+          <w:rFonts w:ascii="Candara" w:eastAsia="Times New Roman" w:hAnsi="Candara" w:cs="Times New Roman"/>
+          <w:b/>
+          <w:bCs/>
+          <w:sz w:val="28"/>
+          <w:szCs w:val="28"/>
+          <w:lang w:eastAsia="en-IN"/>
+        </w:rPr>
+      </w:pPr>
+      <w:r>
+        <w:rPr>
+          <w:rFonts w:ascii="Candara" w:eastAsia="Times New Roman" w:hAnsi="Candara" w:cs="Times New Roman"/>
+          <w:b/>
+          <w:bCs/>
+          <w:sz w:val="28"/>
+          <w:szCs w:val="28"/>
           <w:lang w:eastAsia="en-IN"/>
         </w:rPr>
         <w:t>Source</w:t>
       </w:r>
+      <w:r>
+        <w:rPr>
+          <w:rFonts w:ascii="Candara" w:eastAsia="Times New Roman" w:hAnsi="Candara" w:cs="Times New Roman"/>
+          <w:b/>
+          <w:bCs/>
+          <w:sz w:val="28"/>
+          <w:szCs w:val="28"/>
+          <w:lang w:eastAsia="en-IN"/>
+        </w:rPr>
+        <w:t xml:space="preserve"> </w:t>
+      </w:r>
+    </w:p>
+    <w:p>
+      <w:pPr>
+        <w:pStyle w:val="ListParagraph"/>
+        <w:numPr>
+          <w:ilvl w:val="1"/>
+          <w:numId w:val="8"/>
+        </w:numPr>
+        <w:spacing w:after="0" w:line="240" w:lineRule="auto"/>
+        <w:outlineLvl w:val="2"/>
+        <w:rPr>
+          <w:rFonts w:ascii="Candara" w:eastAsia="Times New Roman" w:hAnsi="Candara" w:cs="Times New Roman"/>
+          <w:b/>
+          <w:bCs/>
+          <w:sz w:val="28"/>
+          <w:szCs w:val="28"/>
+          <w:lang w:eastAsia="en-IN"/>
+        </w:rPr>
+      </w:pPr>
+      <w:r>
+        <w:rPr>
+          <w:rFonts w:ascii="Candara" w:eastAsia="Times New Roman" w:hAnsi="Candara" w:cs="Times New Roman"/>
+          <w:b/>
+          <w:bCs/>
+          <w:sz w:val="28"/>
+          <w:szCs w:val="28"/>
+          <w:lang w:eastAsia="en-IN"/>
+        </w:rPr>
+        <w:t>Stops</w:t>
+      </w:r>
+    </w:p>
+    <w:p>
+      <w:pPr>
+        <w:pStyle w:val="ListParagraph"/>
+        <w:numPr>
+          <w:ilvl w:val="1"/>
+          <w:numId w:val="8"/>
+        </w:numPr>
+        <w:spacing w:after="0" w:line="240" w:lineRule="auto"/>
+        <w:outlineLvl w:val="2"/>
+        <w:rPr>
+          <w:rFonts w:ascii="Candara" w:eastAsia="Times New Roman" w:hAnsi="Candara" w:cs="Times New Roman"/>
+          <w:b/>
+          <w:bCs/>
+          <w:sz w:val="28"/>
+          <w:szCs w:val="28"/>
+          <w:lang w:eastAsia="en-IN"/>
+        </w:rPr>
+      </w:pPr>
+      <w:r>
+        <w:rPr>
+          <w:rFonts w:ascii="Candara" w:hAnsi="Candara"/>
+          <w:b/>
+          <w:bCs/>
+          <w:sz w:val="24"/>
+          <w:szCs w:val="28"/>
+        </w:rPr>
+        <w:t>Objective:</w:t>
+      </w:r>
+      <w:r>
+        <w:rPr>
+          <w:rFonts w:ascii="Candara" w:hAnsi="Candara"/>
+          <w:sz w:val="24"/>
+          <w:szCs w:val="28"/>
+        </w:rPr>
+        <w:t xml:space="preserve"> To evaluate total revenue generation and financial impact across different market segments, determining which airlines, routes, and stop configurations drive the bulk of sales.</w:t>
+      </w:r>
+    </w:p>
+    <w:p>
+      <w:pPr>
+        <w:spacing w:after="0" w:line="240" w:lineRule="auto"/>
+        <w:outlineLvl w:val="2"/>
+        <w:rPr>
+          <w:rFonts w:ascii="Candara" w:eastAsia="Times New Roman" w:hAnsi="Candara" w:cs="Times New Roman"/>
+          <w:b/>
+          <w:bCs/>
+          <w:sz w:val="28"/>
+          <w:szCs w:val="28"/>
+          <w:lang w:eastAsia="en-IN"/>
+        </w:rPr>
+      </w:pPr>
     </w:p>
     <w:p>
       <w:pPr>
         <w:pStyle w:val="ListParagraph"/>
         <w:numPr>
           <w:ilvl w:val="0"/>
-          <w:numId w:val="7"/>
+          <w:numId w:val="8"/>
         </w:numPr>
         <w:spacing w:after="0" w:line="240" w:lineRule="auto"/>
         <w:outlineLvl w:val="2"/>
@@ -712,86 +949,442 @@
           <w:rFonts w:ascii="Candara" w:eastAsia="Times New Roman" w:hAnsi="Candara" w:cs="Times New Roman"/>
           <w:b/>
           <w:bCs/>
-          <w:sz w:val="27"/>
-          <w:szCs w:val="27"/>
-          <w:lang w:eastAsia="en-IN"/>
-        </w:rPr>
-      </w:pPr>
-      <w:r>
-        <w:rPr>
-          <w:rFonts w:ascii="Candara" w:eastAsia="Times New Roman" w:hAnsi="Candara" w:cs="Times New Roman"/>
-          <w:b/>
-          <w:bCs/>
-          <w:sz w:val="27"/>
-          <w:szCs w:val="27"/>
-          <w:lang w:eastAsia="en-IN"/>
-        </w:rPr>
-        <w:t>Stops</w:t>
-      </w:r>
-    </w:p>
-    <w:p>
-      <w:pPr>
-        <w:spacing w:after="0" w:line="240" w:lineRule="auto"/>
-        <w:ind w:left="360"/>
-        <w:outlineLvl w:val="2"/>
-        <w:rPr>
-          <w:rFonts w:ascii="Candara" w:eastAsia="Times New Roman" w:hAnsi="Candara" w:cs="Times New Roman"/>
-          <w:b/>
-          <w:bCs/>
-          <w:sz w:val="27"/>
-          <w:szCs w:val="27"/>
-          <w:lang w:eastAsia="en-IN"/>
-        </w:rPr>
-      </w:pPr>
-    </w:p>
-    <w:p>
-      <w:pPr>
-        <w:spacing w:after="0" w:line="240" w:lineRule="auto"/>
-        <w:outlineLvl w:val="2"/>
-        <w:rPr>
-          <w:rFonts w:ascii="Candara" w:eastAsia="Times New Roman" w:hAnsi="Candara" w:cs="Times New Roman"/>
-          <w:b/>
-          <w:bCs/>
-          <w:sz w:val="27"/>
-          <w:szCs w:val="27"/>
-          <w:lang w:eastAsia="en-IN"/>
-        </w:rPr>
-      </w:pPr>
-    </w:p>
-    <w:p>
-      <w:pPr>
-        <w:spacing w:after="0" w:line="240" w:lineRule="auto"/>
-        <w:outlineLvl w:val="2"/>
-        <w:rPr>
-          <w:rFonts w:ascii="Candara" w:eastAsia="Times New Roman" w:hAnsi="Candara" w:cs="Times New Roman"/>
-          <w:b/>
-          <w:bCs/>
-          <w:sz w:val="27"/>
-          <w:szCs w:val="27"/>
-          <w:lang w:eastAsia="en-IN"/>
-        </w:rPr>
-      </w:pPr>
-      <w:r>
-        <w:rPr>
-          <w:rFonts w:ascii="Candara" w:eastAsia="Times New Roman" w:hAnsi="Candara" w:cs="Times New Roman"/>
-          <w:b/>
-          <w:bCs/>
-          <w:sz w:val="27"/>
-          <w:szCs w:val="27"/>
-          <w:lang w:eastAsia="en-IN"/>
-        </w:rPr>
-        <w:t>Price D</w:t>
-      </w:r>
-      <w:r>
-        <w:rPr>
-          <w:rFonts w:ascii="Candara" w:eastAsia="Times New Roman" w:hAnsi="Candara" w:cs="Times New Roman"/>
-          <w:b/>
-          <w:bCs/>
-          <w:sz w:val="27"/>
-          <w:szCs w:val="27"/>
-          <w:lang w:eastAsia="en-IN"/>
-        </w:rPr>
-        <w:t xml:space="preserve">istribution against </w:t>
+          <w:sz w:val="28"/>
+          <w:szCs w:val="28"/>
+          <w:lang w:eastAsia="en-IN"/>
+        </w:rPr>
+      </w:pPr>
+      <w:r>
+        <w:rPr>
+          <w:rFonts w:ascii="Candara" w:eastAsia="Times New Roman" w:hAnsi="Candara" w:cs="Times New Roman"/>
+          <w:b/>
+          <w:bCs/>
+          <w:sz w:val="28"/>
+          <w:szCs w:val="28"/>
+          <w:lang w:eastAsia="en-IN"/>
+        </w:rPr>
+        <w:t>A</w:t>
+      </w:r>
+      <w:r>
+        <w:rPr>
+          <w:rFonts w:ascii="Candara" w:eastAsia="Times New Roman" w:hAnsi="Candara" w:cs="Times New Roman"/>
+          <w:b/>
+          <w:bCs/>
+          <w:sz w:val="28"/>
+          <w:szCs w:val="28"/>
+          <w:lang w:eastAsia="en-IN"/>
+        </w:rPr>
+        <w:t xml:space="preserve">vg </w:t>
+      </w:r>
+      <w:r>
+        <w:rPr>
+          <w:rFonts w:ascii="Candara" w:eastAsia="Times New Roman" w:hAnsi="Candara" w:cs="Times New Roman"/>
+          <w:b/>
+          <w:bCs/>
+          <w:sz w:val="28"/>
+          <w:szCs w:val="28"/>
+          <w:lang w:eastAsia="en-IN"/>
+        </w:rPr>
+        <w:t xml:space="preserve">Price vs. </w:t>
+      </w:r>
+      <w:r>
+        <w:rPr>
+          <w:rFonts w:ascii="Candara" w:eastAsia="Times New Roman" w:hAnsi="Candara" w:cs="Times New Roman"/>
+          <w:b/>
+          <w:bCs/>
+          <w:sz w:val="28"/>
+          <w:szCs w:val="28"/>
+          <w:lang w:eastAsia="en-IN"/>
+        </w:rPr>
+        <w:t xml:space="preserve">count of </w:t>
+      </w:r>
+      <w:r>
+        <w:rPr>
+          <w:rFonts w:ascii="Candara" w:eastAsia="Times New Roman" w:hAnsi="Candara" w:cs="Times New Roman"/>
+          <w:b/>
+          <w:bCs/>
+          <w:sz w:val="28"/>
+          <w:szCs w:val="28"/>
+          <w:lang w:eastAsia="en-IN"/>
+        </w:rPr>
+        <w:t>Total Stops Analysis</w:t>
+      </w:r>
+    </w:p>
+    <w:p>
+      <w:pPr>
+        <w:numPr>
+          <w:ilvl w:val="1"/>
+          <w:numId w:val="8"/>
+        </w:numPr>
+        <w:spacing w:after="0" w:line="240" w:lineRule="auto"/>
+        <w:rPr>
+          <w:rFonts w:ascii="Candara" w:eastAsia="Times New Roman" w:hAnsi="Candara" w:cs="Times New Roman"/>
+          <w:sz w:val="28"/>
+          <w:szCs w:val="28"/>
+          <w:lang w:eastAsia="en-IN"/>
+        </w:rPr>
+      </w:pPr>
+      <w:r>
+        <w:rPr>
+          <w:rFonts w:ascii="Candara" w:eastAsia="Times New Roman" w:hAnsi="Candara" w:cs="Times New Roman"/>
+          <w:b/>
+          <w:bCs/>
+          <w:sz w:val="24"/>
+          <w:szCs w:val="28"/>
+          <w:lang w:eastAsia="en-IN"/>
+        </w:rPr>
+        <w:t>Objective:</w:t>
+      </w:r>
+      <w:r>
+        <w:rPr>
+          <w:rFonts w:ascii="Candara" w:eastAsia="Times New Roman" w:hAnsi="Candara" w:cs="Times New Roman"/>
+          <w:sz w:val="24"/>
+          <w:szCs w:val="28"/>
+          <w:lang w:eastAsia="en-IN"/>
+        </w:rPr>
+        <w:t xml:space="preserve"> Evaluate how the number of stops (</w:t>
+      </w:r>
+      <w:r>
+        <w:rPr>
+          <w:rFonts w:ascii="Candara" w:eastAsia="Times New Roman" w:hAnsi="Candara" w:cs="Courier New"/>
+          <w:sz w:val="24"/>
+          <w:szCs w:val="28"/>
+          <w:lang w:eastAsia="en-IN"/>
+        </w:rPr>
+        <w:t>Total_Stops</w:t>
+      </w:r>
+      <w:r>
+        <w:rPr>
+          <w:rFonts w:ascii="Candara" w:eastAsia="Times New Roman" w:hAnsi="Candara" w:cs="Times New Roman"/>
+          <w:sz w:val="24"/>
+          <w:szCs w:val="28"/>
+          <w:lang w:eastAsia="en-IN"/>
+        </w:rPr>
+        <w:t>: non-stop, 1 stop, 2 stops) impacts the ticket price.</w:t>
+      </w:r>
+    </w:p>
+    <w:p>
+      <w:pPr>
+        <w:spacing w:after="0" w:line="240" w:lineRule="auto"/>
+        <w:rPr>
+          <w:rFonts w:ascii="Candara" w:eastAsia="Times New Roman" w:hAnsi="Candara" w:cs="Times New Roman"/>
+          <w:sz w:val="28"/>
+          <w:szCs w:val="28"/>
+          <w:lang w:eastAsia="en-IN"/>
+        </w:rPr>
+      </w:pPr>
+    </w:p>
+    <w:p>
+      <w:pPr>
+        <w:numPr>
+          <w:ilvl w:val="0"/>
+          <w:numId w:val="8"/>
+        </w:numPr>
+        <w:spacing w:after="0" w:line="240" w:lineRule="auto"/>
+        <w:rPr>
+          <w:rFonts w:ascii="Candara" w:eastAsia="Times New Roman" w:hAnsi="Candara" w:cs="Times New Roman"/>
+          <w:sz w:val="28"/>
+          <w:szCs w:val="28"/>
+          <w:lang w:eastAsia="en-IN"/>
+        </w:rPr>
+      </w:pPr>
+      <w:r>
+        <w:rPr>
+          <w:rFonts w:ascii="Candara" w:eastAsia="Times New Roman" w:hAnsi="Candara" w:cs="Times New Roman"/>
+          <w:b/>
+          <w:bCs/>
+          <w:sz w:val="28"/>
+          <w:szCs w:val="28"/>
+          <w:lang w:eastAsia="en-IN"/>
+        </w:rPr>
+        <w:t>A</w:t>
+      </w:r>
+      <w:r>
+        <w:rPr>
+          <w:rFonts w:ascii="Candara" w:eastAsia="Times New Roman" w:hAnsi="Candara" w:cs="Times New Roman"/>
+          <w:b/>
+          <w:bCs/>
+          <w:sz w:val="28"/>
+          <w:szCs w:val="28"/>
+          <w:lang w:eastAsia="en-IN"/>
+        </w:rPr>
+        <w:t>ver</w:t>
+      </w:r>
+      <w:r>
+        <w:rPr>
+          <w:rFonts w:ascii="Candara" w:eastAsia="Times New Roman" w:hAnsi="Candara" w:cs="Times New Roman"/>
+          <w:b/>
+          <w:bCs/>
+          <w:sz w:val="28"/>
+          <w:szCs w:val="28"/>
+          <w:lang w:eastAsia="en-IN"/>
+        </w:rPr>
+        <w:t xml:space="preserve">age fare of </w:t>
+      </w:r>
+      <w:r>
+        <w:rPr>
+          <w:rFonts w:ascii="Candara" w:eastAsia="Times New Roman" w:hAnsi="Candara" w:cs="Times New Roman"/>
+          <w:b/>
+          <w:bCs/>
+          <w:sz w:val="28"/>
+          <w:szCs w:val="28"/>
+          <w:lang w:eastAsia="en-IN"/>
+        </w:rPr>
+        <w:t>ea</w:t>
+      </w:r>
+      <w:bookmarkStart w:id="0" w:name="_GoBack"/>
+      <w:bookmarkEnd w:id="0"/>
+      <w:r>
+        <w:rPr>
+          <w:rFonts w:ascii="Candara" w:eastAsia="Times New Roman" w:hAnsi="Candara" w:cs="Times New Roman"/>
+          <w:b/>
+          <w:bCs/>
+          <w:sz w:val="28"/>
+          <w:szCs w:val="28"/>
+          <w:lang w:eastAsia="en-IN"/>
+        </w:rPr>
+        <w:t>ch ar</w:t>
+      </w:r>
+      <w:r>
+        <w:rPr>
+          <w:rFonts w:ascii="Candara" w:eastAsia="Times New Roman" w:hAnsi="Candara" w:cs="Times New Roman"/>
+          <w:b/>
+          <w:bCs/>
+          <w:sz w:val="28"/>
+          <w:szCs w:val="28"/>
+          <w:lang w:eastAsia="en-IN"/>
+        </w:rPr>
+        <w:t>line agaisnt each sector</w:t>
+      </w:r>
+    </w:p>
+    <w:p>
+      <w:pPr>
+        <w:numPr>
+          <w:ilvl w:val="1"/>
+          <w:numId w:val="8"/>
+        </w:numPr>
+        <w:spacing w:after="0" w:line="240" w:lineRule="auto"/>
+        <w:rPr>
+          <w:rFonts w:ascii="Candara" w:eastAsia="Times New Roman" w:hAnsi="Candara" w:cs="Times New Roman"/>
+          <w:sz w:val="24"/>
+          <w:szCs w:val="28"/>
+          <w:lang w:eastAsia="en-IN"/>
+        </w:rPr>
+      </w:pPr>
+      <w:r>
+        <w:rPr>
+          <w:rFonts w:ascii="Candara" w:hAnsi="Candara"/>
+          <w:b/>
+          <w:bCs/>
+          <w:sz w:val="24"/>
+          <w:szCs w:val="28"/>
+        </w:rPr>
+        <w:t>Objective:</w:t>
+      </w:r>
+      <w:r>
+        <w:rPr>
+          <w:rFonts w:ascii="Candara" w:hAnsi="Candara"/>
+          <w:sz w:val="24"/>
+          <w:szCs w:val="28"/>
+        </w:rPr>
+        <w:t xml:space="preserve"> To establish a direct, apples-to-apples baseline comparison of base pricing strategies among competing airlines exclusively on non-stop, direct flight routes.</w:t>
+      </w:r>
+    </w:p>
+    <w:p>
+      <w:pPr>
+        <w:spacing w:after="0" w:line="240" w:lineRule="auto"/>
+        <w:ind w:left="1440"/>
+        <w:rPr>
+          <w:rFonts w:ascii="Candara" w:eastAsia="Times New Roman" w:hAnsi="Candara" w:cs="Times New Roman"/>
+          <w:sz w:val="24"/>
+          <w:szCs w:val="28"/>
+          <w:lang w:eastAsia="en-IN"/>
+        </w:rPr>
+      </w:pPr>
+    </w:p>
+    <w:p>
+      <w:pPr>
+        <w:numPr>
+          <w:ilvl w:val="0"/>
+          <w:numId w:val="8"/>
+        </w:numPr>
+        <w:spacing w:after="0" w:line="240" w:lineRule="auto"/>
+        <w:rPr>
+          <w:rFonts w:ascii="Candara" w:eastAsia="Times New Roman" w:hAnsi="Candara" w:cs="Times New Roman"/>
+          <w:sz w:val="28"/>
+          <w:szCs w:val="28"/>
+          <w:lang w:eastAsia="en-IN"/>
+        </w:rPr>
+      </w:pPr>
+      <w:r>
+        <w:rPr>
+          <w:rFonts w:ascii="Candara" w:eastAsia="Times New Roman" w:hAnsi="Candara" w:cs="Times New Roman"/>
+          <w:b/>
+          <w:bCs/>
+          <w:sz w:val="28"/>
+          <w:szCs w:val="28"/>
+          <w:lang w:eastAsia="en-IN"/>
+        </w:rPr>
+        <w:t>Stats anaylysit (</w:t>
+      </w:r>
+      <w:r>
+        <w:rPr>
+          <w:rFonts w:ascii="Candara" w:eastAsia="Times New Roman" w:hAnsi="Candara" w:cs="Times New Roman"/>
+          <w:b/>
+          <w:bCs/>
+          <w:sz w:val="28"/>
+          <w:szCs w:val="28"/>
+          <w:lang w:eastAsia="en-IN"/>
+        </w:rPr>
+        <w:t xml:space="preserve">Min , MAX, AVG , count and </w:t>
+      </w:r>
+      <w:r>
+        <w:rPr>
+          <w:rFonts w:ascii="Candara" w:eastAsia="Times New Roman" w:hAnsi="Candara" w:cs="Times New Roman"/>
+          <w:b/>
+          <w:bCs/>
+          <w:sz w:val="28"/>
+          <w:szCs w:val="28"/>
+          <w:lang w:eastAsia="en-IN"/>
+        </w:rPr>
+        <w:t>SUM</w:t>
+      </w:r>
+      <w:r>
+        <w:rPr>
+          <w:rFonts w:ascii="Candara" w:eastAsia="Times New Roman" w:hAnsi="Candara" w:cs="Times New Roman"/>
+          <w:b/>
+          <w:bCs/>
+          <w:sz w:val="28"/>
+          <w:szCs w:val="28"/>
+          <w:lang w:eastAsia="en-IN"/>
+        </w:rPr>
+        <w:t>)</w:t>
+      </w:r>
+      <w:r>
+        <w:rPr>
+          <w:rFonts w:ascii="Candara" w:eastAsia="Times New Roman" w:hAnsi="Candara" w:cs="Times New Roman"/>
+          <w:b/>
+          <w:bCs/>
+          <w:sz w:val="28"/>
+          <w:szCs w:val="28"/>
+          <w:lang w:eastAsia="en-IN"/>
+        </w:rPr>
+        <w:t xml:space="preserve"> OF each Air</w:t>
+      </w:r>
+      <w:r>
+        <w:rPr>
+          <w:rFonts w:ascii="Candara" w:eastAsia="Times New Roman" w:hAnsi="Candara" w:cs="Times New Roman"/>
+          <w:b/>
+          <w:bCs/>
+          <w:sz w:val="28"/>
+          <w:szCs w:val="28"/>
+          <w:lang w:eastAsia="en-IN"/>
+        </w:rPr>
+        <w:t>line</w:t>
+      </w:r>
+      <w:r>
+        <w:rPr>
+          <w:rFonts w:ascii="Candara" w:eastAsia="Times New Roman" w:hAnsi="Candara" w:cs="Times New Roman"/>
+          <w:b/>
+          <w:bCs/>
+          <w:sz w:val="28"/>
+          <w:szCs w:val="28"/>
+          <w:lang w:eastAsia="en-IN"/>
+        </w:rPr>
+        <w:t xml:space="preserve"> With violin plot</w:t>
+      </w:r>
+    </w:p>
+    <w:p>
+      <w:pPr>
+        <w:spacing w:after="0"/>
+        <w:ind w:left="1440"/>
+        <w:rPr>
+          <w:rFonts w:ascii="Candara" w:hAnsi="Candara"/>
+          <w:sz w:val="24"/>
+          <w:szCs w:val="28"/>
+        </w:rPr>
+      </w:pPr>
+      <w:r>
+        <w:rPr>
+          <w:rFonts w:ascii="Candara" w:hAnsi="Candara"/>
+          <w:b/>
+          <w:bCs/>
+          <w:sz w:val="24"/>
+          <w:szCs w:val="28"/>
+        </w:rPr>
+        <w:lastRenderedPageBreak/>
+        <w:t>Objective:</w:t>
+      </w:r>
+      <w:r>
+        <w:rPr>
+          <w:rFonts w:ascii="Candara" w:hAnsi="Candara"/>
+          <w:sz w:val="24"/>
+          <w:szCs w:val="28"/>
+        </w:rPr>
+        <w:t xml:space="preserve"> To analyze the comprehensive statistical profile and full data spread of ticket prices for every airline, highlighting pricing bounds, central tendencies, and density clusters.</w:t>
+      </w:r>
+    </w:p>
+    <w:p>
+      <w:pPr>
+        <w:spacing w:after="0"/>
+        <w:rPr>
+          <w:rFonts w:ascii="Candara" w:hAnsi="Candara"/>
+          <w:sz w:val="28"/>
+          <w:szCs w:val="28"/>
+        </w:rPr>
+      </w:pPr>
+    </w:p>
+    <w:p>
+      <w:pPr>
+        <w:spacing w:after="0"/>
+        <w:rPr>
+          <w:rFonts w:ascii="Candara" w:hAnsi="Candara"/>
+          <w:sz w:val="28"/>
+          <w:szCs w:val="28"/>
+        </w:rPr>
+      </w:pPr>
+    </w:p>
+    <w:p>
+      <w:pPr>
+        <w:spacing w:after="0"/>
+        <w:rPr>
+          <w:rFonts w:ascii="Candara" w:hAnsi="Candara"/>
+          <w:sz w:val="28"/>
+          <w:szCs w:val="28"/>
+        </w:rPr>
+      </w:pPr>
+    </w:p>
+    <w:p>
+      <w:pPr>
+        <w:spacing w:after="0"/>
+        <w:rPr>
+          <w:rFonts w:ascii="Candara" w:hAnsi="Candara"/>
+          <w:b/>
+          <w:sz w:val="28"/>
+          <w:szCs w:val="28"/>
+        </w:rPr>
+      </w:pPr>
+    </w:p>
+    <w:p>
+      <w:pPr>
+        <w:spacing w:after="0"/>
+        <w:rPr>
+          <w:rFonts w:ascii="Candara" w:hAnsi="Candara"/>
+          <w:b/>
+          <w:color w:val="0070C0"/>
+          <w:sz w:val="28"/>
+          <w:szCs w:val="28"/>
+        </w:rPr>
+      </w:pPr>
+      <w:r>
+        <w:rPr>
+          <w:rFonts w:ascii="Candara" w:hAnsi="Candara"/>
+          <w:b/>
+          <w:color w:val="0070C0"/>
+          <w:sz w:val="28"/>
+          <w:szCs w:val="28"/>
+        </w:rPr>
+        <w:t>Guide for refference</w:t>
       </w:r>
     </w:p>
     <w:p>
@@ -799,7 +1392,7 @@
         <w:pStyle w:val="ListParagraph"/>
         <w:numPr>
           <w:ilvl w:val="0"/>
-          <w:numId w:val="7"/>
+          <w:numId w:val="8"/>
         </w:numPr>
         <w:spacing w:after="0" w:line="240" w:lineRule="auto"/>
         <w:outlineLvl w:val="2"/>
@@ -807,32 +1400,308 @@
           <w:rFonts w:ascii="Candara" w:eastAsia="Times New Roman" w:hAnsi="Candara" w:cs="Times New Roman"/>
           <w:b/>
           <w:bCs/>
-          <w:sz w:val="27"/>
-          <w:szCs w:val="27"/>
-          <w:lang w:eastAsia="en-IN"/>
-        </w:rPr>
-      </w:pPr>
-      <w:r>
-        <w:rPr>
-          <w:rFonts w:ascii="Candara" w:eastAsia="Times New Roman" w:hAnsi="Candara" w:cs="Times New Roman"/>
-          <w:b/>
-          <w:bCs/>
-          <w:sz w:val="27"/>
-          <w:szCs w:val="27"/>
-          <w:lang w:eastAsia="en-IN"/>
-        </w:rPr>
-        <w:t>A</w:t>
-      </w:r>
-      <w:r>
-        <w:rPr>
-          <w:rFonts w:ascii="Candara" w:eastAsia="Times New Roman" w:hAnsi="Candara" w:cs="Times New Roman"/>
-          <w:b/>
-          <w:bCs/>
-          <w:sz w:val="27"/>
-          <w:szCs w:val="27"/>
-          <w:lang w:eastAsia="en-IN"/>
-        </w:rPr>
-        <w:t>irline</w:t>
+          <w:color w:val="0070C0"/>
+          <w:sz w:val="24"/>
+          <w:szCs w:val="28"/>
+          <w:lang w:eastAsia="en-IN"/>
+        </w:rPr>
+      </w:pPr>
+      <w:r>
+        <w:rPr>
+          <w:rFonts w:ascii="Candara" w:eastAsia="Times New Roman" w:hAnsi="Candara" w:cs="Times New Roman"/>
+          <w:b/>
+          <w:bCs/>
+          <w:color w:val="0070C0"/>
+          <w:sz w:val="24"/>
+          <w:szCs w:val="28"/>
+          <w:lang w:eastAsia="en-IN"/>
+        </w:rPr>
+        <w:t>Avg Price vs. count of Total Stops Analysis</w:t>
+      </w:r>
+    </w:p>
+    <w:p>
+      <w:pPr>
+        <w:spacing w:after="0" w:line="240" w:lineRule="auto"/>
+        <w:ind w:left="1440"/>
+        <w:rPr>
+          <w:rFonts w:ascii="Candara" w:eastAsia="Times New Roman" w:hAnsi="Candara" w:cs="Times New Roman"/>
+          <w:color w:val="0070C0"/>
+          <w:szCs w:val="28"/>
+          <w:lang w:eastAsia="en-IN"/>
+        </w:rPr>
+      </w:pPr>
+      <w:r>
+        <w:rPr>
+          <w:rFonts w:ascii="Candara" w:eastAsia="Times New Roman" w:hAnsi="Candara" w:cs="Times New Roman"/>
+          <w:color w:val="0070C0"/>
+          <w:szCs w:val="28"/>
+          <w:lang w:eastAsia="en-IN"/>
+        </w:rPr>
+        <w:t>Guide</w:t>
+      </w:r>
+      <w:r>
+        <w:rPr>
+          <w:rFonts w:ascii="Candara" w:eastAsia="Times New Roman" w:hAnsi="Candara" w:cs="Times New Roman"/>
+          <w:color w:val="0070C0"/>
+          <w:szCs w:val="28"/>
+          <w:lang w:eastAsia="en-IN"/>
+        </w:rPr>
+        <w:t xml:space="preserve">:- </w:t>
+      </w:r>
+    </w:p>
+    <w:p>
+      <w:pPr>
+        <w:pStyle w:val="ListParagraph"/>
+        <w:numPr>
+          <w:ilvl w:val="2"/>
+          <w:numId w:val="13"/>
+        </w:numPr>
+        <w:spacing w:after="0" w:line="240" w:lineRule="auto"/>
+        <w:rPr>
+          <w:rFonts w:ascii="Candara" w:eastAsia="Times New Roman" w:hAnsi="Candara" w:cs="Times New Roman"/>
+          <w:color w:val="0070C0"/>
+          <w:szCs w:val="28"/>
+          <w:lang w:eastAsia="en-IN"/>
+        </w:rPr>
+      </w:pPr>
+      <w:r>
+        <w:rPr>
+          <w:rFonts w:ascii="Candara" w:eastAsia="Times New Roman" w:hAnsi="Candara" w:cs="Times New Roman"/>
+          <w:color w:val="0070C0"/>
+          <w:szCs w:val="28"/>
+          <w:lang w:eastAsia="en-IN"/>
+        </w:rPr>
+        <w:t xml:space="preserve">Create </w:t>
+      </w:r>
+      <w:r>
+        <w:rPr>
+          <w:rFonts w:ascii="Candara" w:eastAsia="Times New Roman" w:hAnsi="Candara" w:cs="Times New Roman"/>
+          <w:color w:val="0070C0"/>
+          <w:szCs w:val="28"/>
+          <w:lang w:eastAsia="en-IN"/>
+        </w:rPr>
+        <w:t>table using group</w:t>
+      </w:r>
+      <w:r>
+        <w:rPr>
+          <w:rFonts w:ascii="Candara" w:eastAsia="Times New Roman" w:hAnsi="Candara" w:cs="Times New Roman"/>
+          <w:color w:val="0070C0"/>
+          <w:szCs w:val="28"/>
+          <w:lang w:eastAsia="en-IN"/>
+        </w:rPr>
+        <w:t>by for avg price and count</w:t>
+      </w:r>
+    </w:p>
+    <w:p>
+      <w:pPr>
+        <w:pStyle w:val="ListParagraph"/>
+        <w:numPr>
+          <w:ilvl w:val="2"/>
+          <w:numId w:val="13"/>
+        </w:numPr>
+        <w:spacing w:after="0" w:line="240" w:lineRule="auto"/>
+        <w:rPr>
+          <w:rFonts w:ascii="Candara" w:eastAsia="Times New Roman" w:hAnsi="Candara" w:cs="Times New Roman"/>
+          <w:color w:val="0070C0"/>
+          <w:szCs w:val="28"/>
+          <w:lang w:eastAsia="en-IN"/>
+        </w:rPr>
+      </w:pPr>
+      <w:r>
+        <w:rPr>
+          <w:rFonts w:ascii="Candara" w:eastAsia="Times New Roman" w:hAnsi="Candara" w:cs="Times New Roman"/>
+          <w:color w:val="0070C0"/>
+          <w:szCs w:val="28"/>
+          <w:lang w:eastAsia="en-IN"/>
+        </w:rPr>
+        <w:t xml:space="preserve">Create </w:t>
+      </w:r>
+      <w:r>
+        <w:rPr>
+          <w:rFonts w:ascii="Candara" w:eastAsia="Times New Roman" w:hAnsi="Candara" w:cs="Times New Roman"/>
+          <w:color w:val="0070C0"/>
+          <w:szCs w:val="28"/>
+          <w:lang w:eastAsia="en-IN"/>
+        </w:rPr>
+        <w:t>Bar plot of avg</w:t>
+      </w:r>
+      <w:r>
+        <w:rPr>
+          <w:rFonts w:ascii="Candara" w:eastAsia="Times New Roman" w:hAnsi="Candara" w:cs="Times New Roman"/>
+          <w:color w:val="0070C0"/>
+          <w:szCs w:val="28"/>
+          <w:lang w:eastAsia="en-IN"/>
+        </w:rPr>
+        <w:t xml:space="preserve"> price</w:t>
+      </w:r>
+    </w:p>
+    <w:p>
+      <w:pPr>
+        <w:pStyle w:val="ListParagraph"/>
+        <w:numPr>
+          <w:ilvl w:val="2"/>
+          <w:numId w:val="13"/>
+        </w:numPr>
+        <w:spacing w:after="0" w:line="240" w:lineRule="auto"/>
+        <w:rPr>
+          <w:rFonts w:ascii="Candara" w:eastAsia="Times New Roman" w:hAnsi="Candara" w:cs="Times New Roman"/>
+          <w:color w:val="0070C0"/>
+          <w:szCs w:val="28"/>
+          <w:lang w:eastAsia="en-IN"/>
+        </w:rPr>
+      </w:pPr>
+      <w:r>
+        <w:rPr>
+          <w:rFonts w:ascii="Candara" w:eastAsia="Times New Roman" w:hAnsi="Candara" w:cs="Times New Roman"/>
+          <w:color w:val="0070C0"/>
+          <w:szCs w:val="28"/>
+          <w:lang w:eastAsia="en-IN"/>
+        </w:rPr>
+        <w:t>Combine the axis</w:t>
+      </w:r>
+      <w:r>
+        <w:rPr>
+          <w:rFonts w:ascii="Candara" w:eastAsia="Times New Roman" w:hAnsi="Candara" w:cs="Times New Roman"/>
+          <w:color w:val="0070C0"/>
+          <w:szCs w:val="28"/>
+          <w:lang w:eastAsia="en-IN"/>
+        </w:rPr>
+        <w:t xml:space="preserve"> ax2 = ax1.twinx()</w:t>
+      </w:r>
+    </w:p>
+    <w:p>
+      <w:pPr>
+        <w:pStyle w:val="ListParagraph"/>
+        <w:numPr>
+          <w:ilvl w:val="2"/>
+          <w:numId w:val="13"/>
+        </w:numPr>
+        <w:spacing w:after="0" w:line="240" w:lineRule="auto"/>
+        <w:rPr>
+          <w:rFonts w:ascii="Candara" w:eastAsia="Times New Roman" w:hAnsi="Candara" w:cs="Times New Roman"/>
+          <w:color w:val="0070C0"/>
+          <w:szCs w:val="28"/>
+          <w:lang w:eastAsia="en-IN"/>
+        </w:rPr>
+      </w:pPr>
+      <w:r>
+        <w:rPr>
+          <w:rFonts w:ascii="Candara" w:eastAsia="Times New Roman" w:hAnsi="Candara" w:cs="Times New Roman"/>
+          <w:color w:val="0070C0"/>
+          <w:szCs w:val="28"/>
+          <w:lang w:eastAsia="en-IN"/>
+        </w:rPr>
+        <w:t>Line chart of total count</w:t>
+      </w:r>
+    </w:p>
+    <w:p>
+      <w:pPr>
+        <w:spacing w:after="0" w:line="240" w:lineRule="auto"/>
+        <w:ind w:left="1440"/>
+        <w:rPr>
+          <w:rFonts w:ascii="Candara" w:eastAsia="Times New Roman" w:hAnsi="Candara" w:cs="Times New Roman"/>
+          <w:color w:val="0070C0"/>
+          <w:sz w:val="24"/>
+          <w:szCs w:val="28"/>
+          <w:lang w:eastAsia="en-IN"/>
+        </w:rPr>
+      </w:pPr>
+      <w:r>
+        <w:rPr>
+          <w:rFonts w:ascii="Candara" w:eastAsia="Times New Roman" w:hAnsi="Candara" w:cs="Times New Roman"/>
+          <w:color w:val="0070C0"/>
+          <w:sz w:val="24"/>
+          <w:szCs w:val="28"/>
+          <w:lang w:eastAsia="en-IN"/>
+        </w:rPr>
+        <w:tab/>
+      </w:r>
+    </w:p>
+    <w:p>
+      <w:pPr>
+        <w:spacing w:after="0" w:line="240" w:lineRule="auto"/>
+        <w:ind w:left="1440"/>
+        <w:rPr>
+          <w:rFonts w:ascii="Candara" w:eastAsia="Times New Roman" w:hAnsi="Candara" w:cs="Times New Roman"/>
+          <w:color w:val="0070C0"/>
+          <w:sz w:val="24"/>
+          <w:szCs w:val="28"/>
+          <w:lang w:eastAsia="en-IN"/>
+        </w:rPr>
+      </w:pPr>
+    </w:p>
+    <w:p>
+      <w:pPr>
+        <w:numPr>
+          <w:ilvl w:val="0"/>
+          <w:numId w:val="8"/>
+        </w:numPr>
+        <w:spacing w:after="0" w:line="240" w:lineRule="auto"/>
+        <w:rPr>
+          <w:rFonts w:ascii="Candara" w:eastAsia="Times New Roman" w:hAnsi="Candara" w:cs="Times New Roman"/>
+          <w:color w:val="0070C0"/>
+          <w:sz w:val="24"/>
+          <w:szCs w:val="28"/>
+          <w:lang w:eastAsia="en-IN"/>
+        </w:rPr>
+      </w:pPr>
+      <w:r>
+        <w:rPr>
+          <w:rFonts w:ascii="Candara" w:eastAsia="Times New Roman" w:hAnsi="Candara" w:cs="Times New Roman"/>
+          <w:b/>
+          <w:bCs/>
+          <w:color w:val="0070C0"/>
+          <w:sz w:val="24"/>
+          <w:szCs w:val="28"/>
+          <w:lang w:eastAsia="en-IN"/>
+        </w:rPr>
+        <w:t xml:space="preserve">Average fare of each arline agaisnt each sector </w:t>
+      </w:r>
+      <w:r>
+        <w:rPr>
+          <w:rFonts w:ascii="Candara" w:eastAsia="Times New Roman" w:hAnsi="Candara" w:cs="Times New Roman"/>
+          <w:b/>
+          <w:bCs/>
+          <w:color w:val="0070C0"/>
+          <w:sz w:val="24"/>
+          <w:szCs w:val="28"/>
+          <w:lang w:eastAsia="en-IN"/>
+        </w:rPr>
+        <w:t xml:space="preserve">and </w:t>
+      </w:r>
+      <w:r>
+        <w:rPr>
+          <w:rFonts w:ascii="Candara" w:eastAsia="Times New Roman" w:hAnsi="Candara" w:cs="Times New Roman"/>
+          <w:b/>
+          <w:bCs/>
+          <w:color w:val="0070C0"/>
+          <w:sz w:val="24"/>
+          <w:szCs w:val="28"/>
+          <w:lang w:eastAsia="en-IN"/>
+        </w:rPr>
+        <w:t xml:space="preserve">Total-Stops </w:t>
+      </w:r>
+    </w:p>
+    <w:p>
+      <w:pPr>
+        <w:spacing w:after="0" w:line="240" w:lineRule="auto"/>
+        <w:ind w:left="1440"/>
+        <w:rPr>
+          <w:rFonts w:ascii="Candara" w:eastAsia="Times New Roman" w:hAnsi="Candara" w:cs="Times New Roman"/>
+          <w:color w:val="0070C0"/>
+          <w:sz w:val="24"/>
+          <w:szCs w:val="28"/>
+          <w:lang w:eastAsia="en-IN"/>
+        </w:rPr>
+      </w:pPr>
+      <w:r>
+        <w:rPr>
+          <w:rFonts w:ascii="Candara" w:eastAsia="Times New Roman" w:hAnsi="Candara" w:cs="Times New Roman"/>
+          <w:color w:val="0070C0"/>
+          <w:szCs w:val="28"/>
+          <w:lang w:eastAsia="en-IN"/>
+        </w:rPr>
+        <w:t>Guide:-</w:t>
       </w:r>
     </w:p>
     <w:p>
@@ -840,29 +1709,43 @@
         <w:pStyle w:val="ListParagraph"/>
         <w:numPr>
           <w:ilvl w:val="0"/>
-          <w:numId w:val="7"/>
+          <w:numId w:val="9"/>
         </w:numPr>
         <w:spacing w:after="0" w:line="240" w:lineRule="auto"/>
-        <w:outlineLvl w:val="2"/>
-        <w:rPr>
-          <w:rFonts w:ascii="Candara" w:eastAsia="Times New Roman" w:hAnsi="Candara" w:cs="Times New Roman"/>
-          <w:b/>
-          <w:bCs/>
-          <w:sz w:val="27"/>
-          <w:szCs w:val="27"/>
-          <w:lang w:eastAsia="en-IN"/>
-        </w:rPr>
-      </w:pPr>
-      <w:r>
-        <w:rPr>
-          <w:rFonts w:ascii="Candara" w:eastAsia="Times New Roman" w:hAnsi="Candara" w:cs="Times New Roman"/>
-          <w:b/>
-          <w:bCs/>
-          <w:sz w:val="27"/>
-          <w:szCs w:val="27"/>
-          <w:lang w:eastAsia="en-IN"/>
-        </w:rPr>
-        <w:t>Source</w:t>
+        <w:ind w:left="2520"/>
+        <w:rPr>
+          <w:rFonts w:ascii="Candara" w:eastAsia="Times New Roman" w:hAnsi="Candara" w:cs="Times New Roman"/>
+          <w:color w:val="0070C0"/>
+          <w:szCs w:val="28"/>
+          <w:lang w:eastAsia="en-IN"/>
+        </w:rPr>
+      </w:pPr>
+      <w:r>
+        <w:rPr>
+          <w:rFonts w:ascii="Candara" w:eastAsia="Times New Roman" w:hAnsi="Candara" w:cs="Times New Roman"/>
+          <w:color w:val="0070C0"/>
+          <w:szCs w:val="28"/>
+          <w:lang w:eastAsia="en-IN"/>
+        </w:rPr>
+        <w:t>Create secto</w:t>
+      </w:r>
+      <w:r>
+        <w:rPr>
+          <w:rFonts w:ascii="Candara" w:eastAsia="Times New Roman" w:hAnsi="Candara" w:cs="Times New Roman"/>
+          <w:color w:val="0070C0"/>
+          <w:szCs w:val="28"/>
+          <w:lang w:eastAsia="en-IN"/>
+        </w:rPr>
+        <w:t>r</w:t>
+      </w:r>
+      <w:r>
+        <w:rPr>
+          <w:rFonts w:ascii="Candara" w:eastAsia="Times New Roman" w:hAnsi="Candara" w:cs="Times New Roman"/>
+          <w:color w:val="0070C0"/>
+          <w:szCs w:val="28"/>
+          <w:lang w:eastAsia="en-IN"/>
+        </w:rPr>
+        <w:t xml:space="preserve"> colums</w:t>
       </w:r>
     </w:p>
     <w:p>
@@ -870,254 +1753,604 @@
         <w:pStyle w:val="ListParagraph"/>
         <w:numPr>
           <w:ilvl w:val="0"/>
-          <w:numId w:val="7"/>
+          <w:numId w:val="9"/>
         </w:numPr>
         <w:spacing w:after="0" w:line="240" w:lineRule="auto"/>
-        <w:outlineLvl w:val="2"/>
-        <w:rPr>
-          <w:rFonts w:ascii="Candara" w:eastAsia="Times New Roman" w:hAnsi="Candara" w:cs="Times New Roman"/>
-          <w:b/>
-          <w:bCs/>
-          <w:sz w:val="27"/>
-          <w:szCs w:val="27"/>
-          <w:lang w:eastAsia="en-IN"/>
-        </w:rPr>
-      </w:pPr>
-      <w:bookmarkStart w:id="0" w:name="_GoBack"/>
-      <w:bookmarkEnd w:id="0"/>
-      <w:r>
-        <w:rPr>
-          <w:rFonts w:ascii="Candara" w:eastAsia="Times New Roman" w:hAnsi="Candara" w:cs="Times New Roman"/>
-          <w:b/>
-          <w:bCs/>
-          <w:sz w:val="27"/>
-          <w:szCs w:val="27"/>
-          <w:lang w:eastAsia="en-IN"/>
-        </w:rPr>
-        <w:t>Stops</w:t>
-      </w:r>
-    </w:p>
-    <w:p>
-      <w:pPr>
-        <w:spacing w:after="0" w:line="240" w:lineRule="auto"/>
-        <w:outlineLvl w:val="2"/>
-        <w:rPr>
-          <w:rFonts w:ascii="Candara" w:eastAsia="Times New Roman" w:hAnsi="Candara" w:cs="Times New Roman"/>
-          <w:b/>
-          <w:bCs/>
-          <w:sz w:val="27"/>
-          <w:szCs w:val="27"/>
-          <w:lang w:eastAsia="en-IN"/>
-        </w:rPr>
-      </w:pPr>
-    </w:p>
-    <w:p>
-      <w:pPr>
-        <w:spacing w:after="0" w:line="240" w:lineRule="auto"/>
-        <w:outlineLvl w:val="2"/>
-        <w:rPr>
-          <w:rFonts w:ascii="Candara" w:eastAsia="Times New Roman" w:hAnsi="Candara" w:cs="Times New Roman"/>
-          <w:b/>
-          <w:bCs/>
-          <w:sz w:val="27"/>
-          <w:szCs w:val="27"/>
-          <w:lang w:eastAsia="en-IN"/>
-        </w:rPr>
-      </w:pPr>
-    </w:p>
-    <w:p>
-      <w:pPr>
-        <w:spacing w:after="0" w:line="240" w:lineRule="auto"/>
-        <w:outlineLvl w:val="2"/>
-        <w:rPr>
-          <w:rFonts w:ascii="Candara" w:eastAsia="Times New Roman" w:hAnsi="Candara" w:cs="Times New Roman"/>
-          <w:b/>
-          <w:bCs/>
-          <w:sz w:val="27"/>
-          <w:szCs w:val="27"/>
-          <w:lang w:eastAsia="en-IN"/>
-        </w:rPr>
-      </w:pPr>
-    </w:p>
-    <w:p>
-      <w:pPr>
-        <w:spacing w:after="0" w:line="240" w:lineRule="auto"/>
-        <w:outlineLvl w:val="2"/>
-        <w:rPr>
-          <w:rFonts w:ascii="Candara" w:eastAsia="Times New Roman" w:hAnsi="Candara" w:cs="Times New Roman"/>
-          <w:b/>
-          <w:bCs/>
-          <w:sz w:val="27"/>
-          <w:szCs w:val="27"/>
-          <w:lang w:eastAsia="en-IN"/>
-        </w:rPr>
-      </w:pPr>
-      <w:r>
-        <w:rPr>
-          <w:rFonts w:ascii="Candara" w:eastAsia="Times New Roman" w:hAnsi="Candara" w:cs="Times New Roman"/>
-          <w:b/>
-          <w:bCs/>
-          <w:sz w:val="27"/>
-          <w:szCs w:val="27"/>
-          <w:lang w:eastAsia="en-IN"/>
-        </w:rPr>
-        <w:t>2. Price vs. Total Stops Analysis</w:t>
-      </w:r>
-    </w:p>
-    <w:p>
-      <w:pPr>
+        <w:ind w:left="2520"/>
+        <w:rPr>
+          <w:rFonts w:ascii="Candara" w:eastAsia="Times New Roman" w:hAnsi="Candara" w:cs="Times New Roman"/>
+          <w:color w:val="0070C0"/>
+          <w:szCs w:val="28"/>
+          <w:lang w:eastAsia="en-IN"/>
+        </w:rPr>
+      </w:pPr>
+      <w:r>
+        <w:rPr>
+          <w:rFonts w:ascii="Candara" w:eastAsia="Times New Roman" w:hAnsi="Candara" w:cs="Times New Roman"/>
+          <w:color w:val="0070C0"/>
+          <w:szCs w:val="28"/>
+          <w:lang w:eastAsia="en-IN"/>
+        </w:rPr>
+        <w:t>Create ta</w:t>
+      </w:r>
+      <w:r>
+        <w:rPr>
+          <w:rFonts w:ascii="Candara" w:eastAsia="Times New Roman" w:hAnsi="Candara" w:cs="Times New Roman"/>
+          <w:color w:val="0070C0"/>
+          <w:szCs w:val="28"/>
+          <w:lang w:eastAsia="en-IN"/>
+        </w:rPr>
+        <w:t>b</w:t>
+      </w:r>
+      <w:r>
+        <w:rPr>
+          <w:rFonts w:ascii="Candara" w:eastAsia="Times New Roman" w:hAnsi="Candara" w:cs="Times New Roman"/>
+          <w:color w:val="0070C0"/>
+          <w:szCs w:val="28"/>
+          <w:lang w:eastAsia="en-IN"/>
+        </w:rPr>
+        <w:t>le using group</w:t>
+      </w:r>
+      <w:r>
+        <w:rPr>
+          <w:rFonts w:ascii="Candara" w:eastAsia="Times New Roman" w:hAnsi="Candara" w:cs="Times New Roman"/>
+          <w:color w:val="0070C0"/>
+          <w:szCs w:val="28"/>
+          <w:lang w:eastAsia="en-IN"/>
+        </w:rPr>
+        <w:t xml:space="preserve">by with total stops </w:t>
+      </w:r>
+      <w:r>
+        <w:rPr>
+          <w:rFonts w:ascii="Candara" w:eastAsia="Times New Roman" w:hAnsi="Candara" w:cs="Times New Roman"/>
+          <w:color w:val="0070C0"/>
+          <w:szCs w:val="28"/>
+          <w:lang w:eastAsia="en-IN"/>
+        </w:rPr>
+        <w:t xml:space="preserve">and </w:t>
+      </w:r>
+      <w:r>
+        <w:rPr>
+          <w:rFonts w:ascii="Candara" w:eastAsia="Times New Roman" w:hAnsi="Candara" w:cs="Times New Roman"/>
+          <w:color w:val="0070C0"/>
+          <w:szCs w:val="28"/>
+          <w:lang w:eastAsia="en-IN"/>
+        </w:rPr>
+        <w:t>sec</w:t>
+      </w:r>
+      <w:r>
+        <w:rPr>
+          <w:rFonts w:ascii="Candara" w:eastAsia="Times New Roman" w:hAnsi="Candara" w:cs="Times New Roman"/>
+          <w:color w:val="0070C0"/>
+          <w:szCs w:val="28"/>
+          <w:lang w:eastAsia="en-IN"/>
+        </w:rPr>
+        <w:t>tor</w:t>
+      </w:r>
+      <w:r>
+        <w:rPr>
+          <w:rFonts w:ascii="Candara" w:eastAsia="Times New Roman" w:hAnsi="Candara" w:cs="Times New Roman"/>
+          <w:color w:val="0070C0"/>
+          <w:szCs w:val="28"/>
+          <w:lang w:eastAsia="en-IN"/>
+        </w:rPr>
+        <w:t>s</w:t>
+      </w:r>
+    </w:p>
+    <w:p>
+      <w:pPr>
+        <w:pStyle w:val="ListParagraph"/>
         <w:numPr>
           <w:ilvl w:val="0"/>
-          <w:numId w:val="2"/>
+          <w:numId w:val="9"/>
         </w:numPr>
         <w:spacing w:after="0" w:line="240" w:lineRule="auto"/>
-        <w:rPr>
-          <w:rFonts w:ascii="Candara" w:eastAsia="Times New Roman" w:hAnsi="Candara" w:cs="Times New Roman"/>
+        <w:ind w:left="2520"/>
+        <w:rPr>
+          <w:rFonts w:ascii="Candara" w:eastAsia="Times New Roman" w:hAnsi="Candara" w:cs="Times New Roman"/>
+          <w:color w:val="0070C0"/>
+          <w:szCs w:val="28"/>
+          <w:lang w:eastAsia="en-IN"/>
+        </w:rPr>
+      </w:pPr>
+      <w:r>
+        <w:rPr>
+          <w:rFonts w:ascii="Candara" w:eastAsia="Times New Roman" w:hAnsi="Candara" w:cs="Times New Roman"/>
+          <w:color w:val="0070C0"/>
+          <w:szCs w:val="28"/>
+          <w:lang w:eastAsia="en-IN"/>
+        </w:rPr>
+        <w:t>Create new data frame for each stops</w:t>
+      </w:r>
+    </w:p>
+    <w:p>
+      <w:pPr>
+        <w:pStyle w:val="ListParagraph"/>
+        <w:numPr>
+          <w:ilvl w:val="0"/>
+          <w:numId w:val="9"/>
+        </w:numPr>
+        <w:spacing w:after="0" w:line="240" w:lineRule="auto"/>
+        <w:ind w:left="2520"/>
+        <w:rPr>
+          <w:rFonts w:ascii="Candara" w:eastAsia="Times New Roman" w:hAnsi="Candara" w:cs="Times New Roman"/>
+          <w:color w:val="0070C0"/>
+          <w:szCs w:val="28"/>
+          <w:lang w:eastAsia="en-IN"/>
+        </w:rPr>
+      </w:pPr>
+      <w:r>
+        <w:rPr>
+          <w:rFonts w:ascii="Candara" w:eastAsia="Times New Roman" w:hAnsi="Candara" w:cs="Times New Roman"/>
+          <w:color w:val="0070C0"/>
+          <w:szCs w:val="28"/>
+          <w:lang w:eastAsia="en-IN"/>
+        </w:rPr>
+        <w:t xml:space="preserve">Apply barplot on </w:t>
+      </w:r>
+      <w:r>
+        <w:rPr>
+          <w:rFonts w:ascii="Candara" w:eastAsia="Times New Roman" w:hAnsi="Candara" w:cs="Times New Roman"/>
+          <w:color w:val="0070C0"/>
+          <w:szCs w:val="28"/>
+          <w:lang w:eastAsia="en-IN"/>
+        </w:rPr>
+        <w:t>the genereated dataframe</w:t>
+      </w:r>
+      <w:r>
+        <w:rPr>
+          <w:rFonts w:ascii="Candara" w:eastAsia="Times New Roman" w:hAnsi="Candara" w:cs="Times New Roman"/>
+          <w:color w:val="0070C0"/>
+          <w:szCs w:val="28"/>
+          <w:lang w:eastAsia="en-IN"/>
+        </w:rPr>
+        <w:t>.</w:t>
+      </w:r>
+    </w:p>
+    <w:p>
+      <w:pPr>
+        <w:pStyle w:val="ListParagraph"/>
+        <w:numPr>
+          <w:ilvl w:val="0"/>
+          <w:numId w:val="9"/>
+        </w:numPr>
+        <w:spacing w:after="0" w:line="240" w:lineRule="auto"/>
+        <w:ind w:left="2520"/>
+        <w:rPr>
+          <w:rFonts w:ascii="Candara" w:eastAsia="Times New Roman" w:hAnsi="Candara" w:cs="Times New Roman"/>
+          <w:color w:val="0070C0"/>
+          <w:szCs w:val="28"/>
+          <w:lang w:eastAsia="en-IN"/>
+        </w:rPr>
+      </w:pPr>
+      <w:r>
+        <w:rPr>
+          <w:rFonts w:ascii="Candara" w:eastAsia="Times New Roman" w:hAnsi="Candara" w:cs="Times New Roman"/>
+          <w:color w:val="0070C0"/>
+          <w:szCs w:val="28"/>
+          <w:lang w:eastAsia="en-IN"/>
+        </w:rPr>
+        <w:t>Use for loop on unique of the total stops</w:t>
+      </w:r>
+      <w:r>
+        <w:rPr>
+          <w:rFonts w:ascii="Candara" w:eastAsia="Times New Roman" w:hAnsi="Candara" w:cs="Times New Roman"/>
+          <w:color w:val="0070C0"/>
+          <w:szCs w:val="28"/>
+          <w:lang w:eastAsia="en-IN"/>
+        </w:rPr>
+        <w:t xml:space="preserve"> and apply it on 3</w:t>
+      </w:r>
+      <w:r>
+        <w:rPr>
+          <w:rFonts w:ascii="Candara" w:eastAsia="Times New Roman" w:hAnsi="Candara" w:cs="Times New Roman"/>
+          <w:color w:val="0070C0"/>
+          <w:szCs w:val="28"/>
+          <w:vertAlign w:val="superscript"/>
+          <w:lang w:eastAsia="en-IN"/>
+        </w:rPr>
+        <w:t>rd</w:t>
+      </w:r>
+      <w:r>
+        <w:rPr>
+          <w:rFonts w:ascii="Candara" w:eastAsia="Times New Roman" w:hAnsi="Candara" w:cs="Times New Roman"/>
+          <w:color w:val="0070C0"/>
+          <w:szCs w:val="28"/>
+          <w:lang w:eastAsia="en-IN"/>
+        </w:rPr>
+        <w:t xml:space="preserve"> and fou</w:t>
+      </w:r>
+      <w:r>
+        <w:rPr>
+          <w:rFonts w:ascii="Candara" w:eastAsia="Times New Roman" w:hAnsi="Candara" w:cs="Times New Roman"/>
+          <w:color w:val="0070C0"/>
+          <w:szCs w:val="28"/>
+          <w:lang w:eastAsia="en-IN"/>
+        </w:rPr>
+        <w:t>r</w:t>
+      </w:r>
+      <w:r>
+        <w:rPr>
+          <w:rFonts w:ascii="Candara" w:eastAsia="Times New Roman" w:hAnsi="Candara" w:cs="Times New Roman"/>
+          <w:color w:val="0070C0"/>
+          <w:szCs w:val="28"/>
+          <w:lang w:eastAsia="en-IN"/>
+        </w:rPr>
+        <w:t>th step.</w:t>
+      </w:r>
+    </w:p>
+    <w:p>
+      <w:pPr>
+        <w:pStyle w:val="ListParagraph"/>
+        <w:numPr>
+          <w:ilvl w:val="0"/>
+          <w:numId w:val="9"/>
+        </w:numPr>
+        <w:spacing w:after="0" w:line="240" w:lineRule="auto"/>
+        <w:ind w:left="2520"/>
+        <w:rPr>
+          <w:rFonts w:ascii="Candara" w:eastAsia="Times New Roman" w:hAnsi="Candara" w:cs="Times New Roman"/>
+          <w:color w:val="0070C0"/>
+          <w:szCs w:val="28"/>
+          <w:lang w:eastAsia="en-IN"/>
+        </w:rPr>
+      </w:pPr>
+      <w:r>
+        <w:rPr>
+          <w:rFonts w:ascii="Candara" w:eastAsia="Times New Roman" w:hAnsi="Candara" w:cs="Times New Roman"/>
+          <w:color w:val="0070C0"/>
+          <w:szCs w:val="28"/>
+          <w:lang w:eastAsia="en-IN"/>
+        </w:rPr>
+        <w:t>Then do plt.subplots_adjust( wspace=0.3,   hspace=0.5 )</w:t>
+      </w:r>
+    </w:p>
+    <w:p>
+      <w:pPr>
+        <w:spacing w:after="0" w:line="240" w:lineRule="auto"/>
+        <w:ind w:left="1440"/>
+        <w:rPr>
+          <w:rFonts w:ascii="Candara" w:eastAsia="Times New Roman" w:hAnsi="Candara" w:cs="Times New Roman"/>
+          <w:color w:val="0070C0"/>
+          <w:szCs w:val="28"/>
+          <w:lang w:eastAsia="en-IN"/>
+        </w:rPr>
+      </w:pPr>
+    </w:p>
+    <w:p>
+      <w:pPr>
+        <w:numPr>
+          <w:ilvl w:val="0"/>
+          <w:numId w:val="8"/>
+        </w:numPr>
+        <w:spacing w:after="0" w:line="240" w:lineRule="auto"/>
+        <w:rPr>
+          <w:rFonts w:ascii="Candara" w:eastAsia="Times New Roman" w:hAnsi="Candara" w:cs="Times New Roman"/>
+          <w:color w:val="0070C0"/>
           <w:sz w:val="24"/>
-          <w:szCs w:val="24"/>
-          <w:lang w:eastAsia="en-IN"/>
-        </w:rPr>
-      </w:pPr>
-      <w:r>
-        <w:rPr>
-          <w:rFonts w:ascii="Candara" w:eastAsia="Times New Roman" w:hAnsi="Candara" w:cs="Times New Roman"/>
-          <w:b/>
-          <w:bCs/>
+          <w:szCs w:val="28"/>
+          <w:lang w:eastAsia="en-IN"/>
+        </w:rPr>
+      </w:pPr>
+      <w:r>
+        <w:rPr>
+          <w:rFonts w:ascii="Candara" w:eastAsia="Times New Roman" w:hAnsi="Candara" w:cs="Times New Roman"/>
+          <w:b/>
+          <w:bCs/>
+          <w:color w:val="0070C0"/>
           <w:sz w:val="24"/>
-          <w:szCs w:val="24"/>
-          <w:lang w:eastAsia="en-IN"/>
-        </w:rPr>
-        <w:t>Objective:</w:t>
-      </w:r>
-      <w:r>
-        <w:rPr>
-          <w:rFonts w:ascii="Candara" w:eastAsia="Times New Roman" w:hAnsi="Candara" w:cs="Times New Roman"/>
+          <w:szCs w:val="28"/>
+          <w:lang w:eastAsia="en-IN"/>
+        </w:rPr>
+        <w:t>Min , MAX, AVG , count and SUM OF each Airline With violin plot</w:t>
+      </w:r>
+    </w:p>
+    <w:p>
+      <w:pPr>
+        <w:pStyle w:val="ListParagraph"/>
+        <w:spacing w:after="0" w:line="240" w:lineRule="auto"/>
+        <w:ind w:left="1440"/>
+        <w:rPr>
+          <w:rFonts w:ascii="Candara" w:eastAsia="Times New Roman" w:hAnsi="Candara" w:cs="Times New Roman"/>
+          <w:color w:val="0070C0"/>
           <w:sz w:val="24"/>
-          <w:szCs w:val="24"/>
-          <w:lang w:eastAsia="en-IN"/>
-        </w:rPr>
-        <w:t xml:space="preserve"> Evaluate how the number of stops (</w:t>
-      </w:r>
-      <w:r>
-        <w:rPr>
-          <w:rFonts w:ascii="Candara" w:eastAsia="Times New Roman" w:hAnsi="Candara" w:cs="Courier New"/>
-          <w:sz w:val="20"/>
-          <w:szCs w:val="20"/>
-          <w:lang w:eastAsia="en-IN"/>
-        </w:rPr>
-        <w:t>Total_Stops</w:t>
-      </w:r>
-      <w:r>
-        <w:rPr>
-          <w:rFonts w:ascii="Candara" w:eastAsia="Times New Roman" w:hAnsi="Candara" w:cs="Times New Roman"/>
-          <w:sz w:val="24"/>
-          <w:szCs w:val="24"/>
-          <w:lang w:eastAsia="en-IN"/>
-        </w:rPr>
-        <w:t>: non-stop, 1 stop, 2 stops) impacts the ticket price.</w:t>
-      </w:r>
-    </w:p>
-    <w:p>
-      <w:pPr>
-        <w:spacing w:after="0" w:line="240" w:lineRule="auto"/>
-        <w:outlineLvl w:val="2"/>
-        <w:rPr>
-          <w:rFonts w:ascii="Candara" w:eastAsia="Times New Roman" w:hAnsi="Candara" w:cs="Times New Roman"/>
-          <w:b/>
-          <w:bCs/>
-          <w:sz w:val="27"/>
-          <w:szCs w:val="27"/>
-          <w:lang w:eastAsia="en-IN"/>
-        </w:rPr>
-      </w:pPr>
-      <w:r>
-        <w:rPr>
-          <w:rFonts w:ascii="Candara" w:eastAsia="Times New Roman" w:hAnsi="Candara" w:cs="Times New Roman"/>
-          <w:b/>
-          <w:bCs/>
-          <w:sz w:val="27"/>
-          <w:szCs w:val="27"/>
-          <w:lang w:eastAsia="en-IN"/>
-        </w:rPr>
-        <w:t>3. Airline Pricing Comparison &amp; Market Share</w:t>
-      </w:r>
-    </w:p>
-    <w:p>
-      <w:pPr>
-        <w:spacing w:after="0" w:line="240" w:lineRule="auto"/>
-        <w:outlineLvl w:val="2"/>
-        <w:rPr>
-          <w:rFonts w:ascii="Candara" w:eastAsia="Times New Roman" w:hAnsi="Candara" w:cs="Times New Roman"/>
-          <w:b/>
-          <w:bCs/>
-          <w:sz w:val="27"/>
-          <w:szCs w:val="27"/>
-          <w:lang w:eastAsia="en-IN"/>
-        </w:rPr>
-      </w:pPr>
-      <w:r>
-        <w:rPr>
-          <w:rFonts w:ascii="Candara" w:eastAsia="Times New Roman" w:hAnsi="Candara" w:cs="Times New Roman"/>
-          <w:b/>
-          <w:bCs/>
-          <w:sz w:val="27"/>
-          <w:szCs w:val="27"/>
-          <w:lang w:eastAsia="en-IN"/>
-        </w:rPr>
-        <w:t>4</w:t>
-      </w:r>
-      <w:r>
-        <w:rPr>
-          <w:rFonts w:ascii="Candara" w:eastAsia="Times New Roman" w:hAnsi="Candara" w:cs="Times New Roman"/>
-          <w:b/>
-          <w:bCs/>
-          <w:sz w:val="27"/>
-          <w:szCs w:val="27"/>
-          <w:lang w:eastAsia="en-IN"/>
-        </w:rPr>
-        <w:t xml:space="preserve">. Min , MAX, AVG , count and </w:t>
-      </w:r>
-      <w:r>
-        <w:rPr>
-          <w:rFonts w:ascii="Candara" w:eastAsia="Times New Roman" w:hAnsi="Candara" w:cs="Times New Roman"/>
-          <w:b/>
-          <w:bCs/>
-          <w:sz w:val="27"/>
-          <w:szCs w:val="27"/>
-          <w:lang w:eastAsia="en-IN"/>
-        </w:rPr>
-        <w:t>SUM OF each Air</w:t>
-      </w:r>
-      <w:r>
-        <w:rPr>
-          <w:rFonts w:ascii="Candara" w:eastAsia="Times New Roman" w:hAnsi="Candara" w:cs="Times New Roman"/>
-          <w:b/>
-          <w:bCs/>
-          <w:sz w:val="27"/>
-          <w:szCs w:val="27"/>
-          <w:lang w:eastAsia="en-IN"/>
-        </w:rPr>
-        <w:t>line</w:t>
-      </w:r>
-      <w:r>
-        <w:rPr>
-          <w:rFonts w:ascii="Candara" w:eastAsia="Times New Roman" w:hAnsi="Candara" w:cs="Times New Roman"/>
-          <w:b/>
-          <w:bCs/>
-          <w:sz w:val="27"/>
-          <w:szCs w:val="27"/>
-          <w:lang w:eastAsia="en-IN"/>
-        </w:rPr>
-        <w:t xml:space="preserve"> With violin plot</w:t>
-      </w:r>
-    </w:p>
-    <w:p>
-      <w:pPr>
+          <w:szCs w:val="28"/>
+          <w:lang w:eastAsia="en-IN"/>
+        </w:rPr>
+      </w:pPr>
+      <w:r>
+        <w:rPr>
+          <w:rFonts w:ascii="Candara" w:eastAsia="Times New Roman" w:hAnsi="Candara" w:cs="Times New Roman"/>
+          <w:color w:val="0070C0"/>
+          <w:szCs w:val="28"/>
+          <w:lang w:eastAsia="en-IN"/>
+        </w:rPr>
+        <w:t>Guide:-</w:t>
+      </w:r>
+    </w:p>
+    <w:p>
+      <w:pPr>
+        <w:pStyle w:val="ListParagraph"/>
+        <w:numPr>
+          <w:ilvl w:val="0"/>
+          <w:numId w:val="11"/>
+        </w:numPr>
         <w:spacing w:after="0"/>
-        <w:rPr>
-          <w:rFonts w:ascii="Candara" w:hAnsi="Candara"/>
-        </w:rPr>
-      </w:pPr>
+        <w:ind w:left="2520"/>
+        <w:rPr>
+          <w:rFonts w:ascii="Candara" w:eastAsia="Times New Roman" w:hAnsi="Candara" w:cs="Times New Roman"/>
+          <w:color w:val="0070C0"/>
+          <w:szCs w:val="28"/>
+          <w:lang w:eastAsia="en-IN"/>
+        </w:rPr>
+      </w:pPr>
+      <w:r>
+        <w:rPr>
+          <w:rFonts w:ascii="Candara" w:eastAsia="Times New Roman" w:hAnsi="Candara" w:cs="Times New Roman"/>
+          <w:color w:val="0070C0"/>
+          <w:szCs w:val="28"/>
+          <w:lang w:eastAsia="en-IN"/>
+        </w:rPr>
+        <w:t>Create table using groupby airline(min,mean,max,price,count)</w:t>
+      </w:r>
+    </w:p>
+    <w:p>
+      <w:pPr>
+        <w:pStyle w:val="ListParagraph"/>
+        <w:numPr>
+          <w:ilvl w:val="0"/>
+          <w:numId w:val="11"/>
+        </w:numPr>
+        <w:spacing w:after="0"/>
+        <w:ind w:left="2520"/>
+        <w:rPr>
+          <w:rFonts w:ascii="Candara" w:eastAsia="Times New Roman" w:hAnsi="Candara" w:cs="Times New Roman"/>
+          <w:color w:val="0070C0"/>
+          <w:szCs w:val="28"/>
+          <w:lang w:eastAsia="en-IN"/>
+        </w:rPr>
+      </w:pPr>
+      <w:r>
+        <w:rPr>
+          <w:rFonts w:ascii="Candara" w:eastAsia="Times New Roman" w:hAnsi="Candara" w:cs="Times New Roman"/>
+          <w:color w:val="0070C0"/>
+          <w:szCs w:val="28"/>
+          <w:lang w:eastAsia="en-IN"/>
+        </w:rPr>
+        <w:t xml:space="preserve">Use plt.figure </w:t>
+      </w:r>
+    </w:p>
+    <w:p>
+      <w:pPr>
+        <w:pStyle w:val="ListParagraph"/>
+        <w:numPr>
+          <w:ilvl w:val="0"/>
+          <w:numId w:val="11"/>
+        </w:numPr>
+        <w:spacing w:after="0"/>
+        <w:ind w:left="2520"/>
+        <w:rPr>
+          <w:rFonts w:ascii="Candara" w:eastAsia="Times New Roman" w:hAnsi="Candara" w:cs="Times New Roman"/>
+          <w:color w:val="0070C0"/>
+          <w:szCs w:val="28"/>
+          <w:lang w:eastAsia="en-IN"/>
+        </w:rPr>
+      </w:pPr>
+      <w:r>
+        <w:rPr>
+          <w:rFonts w:ascii="Candara" w:eastAsia="Times New Roman" w:hAnsi="Candara" w:cs="Times New Roman"/>
+          <w:color w:val="0070C0"/>
+          <w:szCs w:val="28"/>
+          <w:lang w:eastAsia="en-IN"/>
+        </w:rPr>
+        <w:t>Create violin plot</w:t>
+      </w:r>
+    </w:p>
+    <w:p>
+      <w:pPr>
+        <w:pStyle w:val="ListParagraph"/>
+        <w:numPr>
+          <w:ilvl w:val="0"/>
+          <w:numId w:val="11"/>
+        </w:numPr>
+        <w:spacing w:after="0"/>
+        <w:ind w:left="2520"/>
+        <w:rPr>
+          <w:rFonts w:ascii="Candara" w:eastAsia="Times New Roman" w:hAnsi="Candara" w:cs="Times New Roman"/>
+          <w:color w:val="0070C0"/>
+          <w:szCs w:val="28"/>
+          <w:lang w:eastAsia="en-IN"/>
+        </w:rPr>
+      </w:pPr>
+      <w:r>
+        <w:rPr>
+          <w:rFonts w:ascii="Candara" w:eastAsia="Times New Roman" w:hAnsi="Candara" w:cs="Times New Roman"/>
+          <w:color w:val="0070C0"/>
+          <w:szCs w:val="28"/>
+          <w:lang w:eastAsia="en-IN"/>
+        </w:rPr>
+        <w:t xml:space="preserve">Create talbe using </w:t>
+      </w:r>
+    </w:p>
+    <w:p>
+      <w:pPr>
+        <w:pStyle w:val="ListParagraph"/>
+        <w:numPr>
+          <w:ilvl w:val="0"/>
+          <w:numId w:val="11"/>
+        </w:numPr>
+        <w:spacing w:after="0"/>
+        <w:ind w:left="2520"/>
+        <w:rPr>
+          <w:rFonts w:ascii="Candara" w:eastAsia="Times New Roman" w:hAnsi="Candara" w:cs="Times New Roman"/>
+          <w:color w:val="0070C0"/>
+          <w:szCs w:val="28"/>
+          <w:lang w:eastAsia="en-IN"/>
+        </w:rPr>
+      </w:pPr>
+      <w:r>
+        <w:rPr>
+          <w:rFonts w:ascii="Candara" w:eastAsia="Times New Roman" w:hAnsi="Candara" w:cs="Times New Roman"/>
+          <w:color w:val="0070C0"/>
+          <w:szCs w:val="28"/>
+          <w:lang w:eastAsia="en-IN"/>
+        </w:rPr>
+        <w:t>table = ax.table(</w:t>
+      </w:r>
+    </w:p>
+    <w:p>
+      <w:pPr>
+        <w:pStyle w:val="ListParagraph"/>
+        <w:spacing w:after="0"/>
+        <w:ind w:left="2520" w:firstLine="720"/>
+        <w:rPr>
+          <w:rFonts w:ascii="Candara" w:eastAsia="Times New Roman" w:hAnsi="Candara" w:cs="Times New Roman"/>
+          <w:color w:val="0070C0"/>
+          <w:szCs w:val="28"/>
+          <w:lang w:eastAsia="en-IN"/>
+        </w:rPr>
+      </w:pPr>
+      <w:r>
+        <w:rPr>
+          <w:rFonts w:ascii="Candara" w:eastAsia="Times New Roman" w:hAnsi="Candara" w:cs="Times New Roman"/>
+          <w:color w:val="0070C0"/>
+          <w:szCs w:val="28"/>
+          <w:lang w:eastAsia="en-IN"/>
+        </w:rPr>
+        <w:t>cellText=stats.values,</w:t>
+      </w:r>
+    </w:p>
+    <w:p>
+      <w:pPr>
+        <w:pStyle w:val="ListParagraph"/>
+        <w:spacing w:after="0"/>
+        <w:ind w:left="2520" w:firstLine="720"/>
+        <w:rPr>
+          <w:rFonts w:ascii="Candara" w:eastAsia="Times New Roman" w:hAnsi="Candara" w:cs="Times New Roman"/>
+          <w:color w:val="0070C0"/>
+          <w:szCs w:val="28"/>
+          <w:lang w:eastAsia="en-IN"/>
+        </w:rPr>
+      </w:pPr>
+      <w:r>
+        <w:rPr>
+          <w:rFonts w:ascii="Candara" w:eastAsia="Times New Roman" w:hAnsi="Candara" w:cs="Times New Roman"/>
+          <w:color w:val="0070C0"/>
+          <w:szCs w:val="28"/>
+          <w:lang w:eastAsia="en-IN"/>
+        </w:rPr>
+        <w:t>rowLabels=stats.index,</w:t>
+      </w:r>
+    </w:p>
+    <w:p>
+      <w:pPr>
+        <w:pStyle w:val="ListParagraph"/>
+        <w:spacing w:after="0"/>
+        <w:ind w:left="2520" w:firstLine="720"/>
+        <w:rPr>
+          <w:rFonts w:ascii="Candara" w:eastAsia="Times New Roman" w:hAnsi="Candara" w:cs="Times New Roman"/>
+          <w:color w:val="0070C0"/>
+          <w:szCs w:val="28"/>
+          <w:lang w:eastAsia="en-IN"/>
+        </w:rPr>
+      </w:pPr>
+      <w:r>
+        <w:rPr>
+          <w:rFonts w:ascii="Candara" w:eastAsia="Times New Roman" w:hAnsi="Candara" w:cs="Times New Roman"/>
+          <w:color w:val="0070C0"/>
+          <w:szCs w:val="28"/>
+          <w:lang w:eastAsia="en-IN"/>
+        </w:rPr>
+        <w:t>colLabels=stats.columns,</w:t>
+      </w:r>
+    </w:p>
+    <w:p>
+      <w:pPr>
+        <w:pStyle w:val="ListParagraph"/>
+        <w:spacing w:after="0"/>
+        <w:ind w:left="2520" w:firstLine="720"/>
+        <w:rPr>
+          <w:rFonts w:ascii="Candara" w:eastAsia="Times New Roman" w:hAnsi="Candara" w:cs="Times New Roman"/>
+          <w:color w:val="0070C0"/>
+          <w:szCs w:val="28"/>
+          <w:lang w:eastAsia="en-IN"/>
+        </w:rPr>
+      </w:pPr>
+      <w:r>
+        <w:rPr>
+          <w:rFonts w:ascii="Candara" w:eastAsia="Times New Roman" w:hAnsi="Candara" w:cs="Times New Roman"/>
+          <w:color w:val="0070C0"/>
+          <w:szCs w:val="28"/>
+          <w:lang w:eastAsia="en-IN"/>
+        </w:rPr>
+        <w:t>bbox=[0.0, -0.45, 1.0, 0.3])</w:t>
+      </w:r>
+    </w:p>
+    <w:p>
+      <w:pPr>
+        <w:pStyle w:val="ListParagraph"/>
+        <w:spacing w:after="0"/>
+        <w:ind w:left="2520"/>
+        <w:rPr>
+          <w:rFonts w:ascii="Candara" w:eastAsia="Times New Roman" w:hAnsi="Candara" w:cs="Times New Roman"/>
+          <w:color w:val="0070C0"/>
+          <w:szCs w:val="28"/>
+          <w:lang w:eastAsia="en-IN"/>
+        </w:rPr>
+      </w:pPr>
+      <w:r>
+        <w:rPr>
+          <w:rFonts w:ascii="Candara" w:eastAsia="Times New Roman" w:hAnsi="Candara" w:cs="Times New Roman"/>
+          <w:color w:val="0070C0"/>
+          <w:szCs w:val="28"/>
+          <w:lang w:eastAsia="en-IN"/>
+        </w:rPr>
+        <w:t>table.auto_set_font_size(False)</w:t>
+      </w:r>
+    </w:p>
+    <w:p>
+      <w:pPr>
+        <w:pStyle w:val="ListParagraph"/>
+        <w:spacing w:after="0"/>
+        <w:ind w:left="2520"/>
+        <w:rPr>
+          <w:rFonts w:ascii="Candara" w:eastAsia="Times New Roman" w:hAnsi="Candara" w:cs="Times New Roman"/>
+          <w:color w:val="0070C0"/>
+          <w:szCs w:val="28"/>
+          <w:lang w:eastAsia="en-IN"/>
+        </w:rPr>
+      </w:pPr>
+      <w:r>
+        <w:rPr>
+          <w:rFonts w:ascii="Candara" w:eastAsia="Times New Roman" w:hAnsi="Candara" w:cs="Times New Roman"/>
+          <w:color w:val="0070C0"/>
+          <w:szCs w:val="28"/>
+          <w:lang w:eastAsia="en-IN"/>
+        </w:rPr>
+        <w:t>table.set_fontsize(9)</w:t>
+      </w:r>
+    </w:p>
+    <w:p>
+      <w:pPr>
+        <w:pStyle w:val="ListParagraph"/>
+        <w:spacing w:after="0"/>
+        <w:ind w:left="2520"/>
+        <w:rPr>
+          <w:rFonts w:ascii="Candara" w:eastAsia="Times New Roman" w:hAnsi="Candara" w:cs="Times New Roman"/>
+          <w:color w:val="0070C0"/>
+          <w:szCs w:val="28"/>
+          <w:lang w:eastAsia="en-IN"/>
+        </w:rPr>
+      </w:pPr>
+      <w:r>
+        <w:rPr>
+          <w:rFonts w:ascii="Candara" w:eastAsia="Times New Roman" w:hAnsi="Candara" w:cs="Times New Roman"/>
+          <w:color w:val="0070C0"/>
+          <w:szCs w:val="28"/>
+          <w:lang w:eastAsia="en-IN"/>
+        </w:rPr>
+        <w:t>plt.subplots_adjust(bottom=0.45)</w:t>
+      </w:r>
     </w:p>
     <w:sectPr>
       <w:pgSz w:w="11906" w:h="16838"/>
@@ -1244,6 +2477,95 @@
     </w:lvl>
   </w:abstractNum>
   <w:abstractNum w:abstractNumId="1" w15:restartNumberingAfterBreak="0">
+    <w:nsid w:val="0FA43050"/>
+    <w:multiLevelType w:val="hybridMultilevel"/>
+    <w:tmpl w:val="C2D4E826"/>
+    <w:lvl w:ilvl="0" w:tplc="4009000F">
+      <w:start w:val="1"/>
+      <w:numFmt w:val="decimal"/>
+      <w:lvlText w:val="%1."/>
+      <w:lvlJc w:val="left"/>
+      <w:pPr>
+        <w:ind w:left="720" w:hanging="360"/>
+      </w:pPr>
+      <w:rPr>
+        <w:rFonts w:hint="default"/>
+      </w:rPr>
+    </w:lvl>
+    <w:lvl w:ilvl="1" w:tplc="40090019" w:tentative="1">
+      <w:start w:val="1"/>
+      <w:numFmt w:val="lowerLetter"/>
+      <w:lvlText w:val="%2."/>
+      <w:lvlJc w:val="left"/>
+      <w:pPr>
+        <w:ind w:left="1440" w:hanging="360"/>
+      </w:pPr>
+    </w:lvl>
+    <w:lvl w:ilvl="2" w:tplc="4009001B" w:tentative="1">
+      <w:start w:val="1"/>
+      <w:numFmt w:val="lowerRoman"/>
+      <w:lvlText w:val="%3."/>
+      <w:lvlJc w:val="right"/>
+      <w:pPr>
+        <w:ind w:left="2160" w:hanging="180"/>
+      </w:pPr>
+    </w:lvl>
+    <w:lvl w:ilvl="3" w:tplc="4009000F" w:tentative="1">
+      <w:start w:val="1"/>
+      <w:numFmt w:val="decimal"/>
+      <w:lvlText w:val="%4."/>
+      <w:lvlJc w:val="left"/>
+      <w:pPr>
+        <w:ind w:left="2880" w:hanging="360"/>
+      </w:pPr>
+    </w:lvl>
+    <w:lvl w:ilvl="4" w:tplc="40090019" w:tentative="1">
+      <w:start w:val="1"/>
+      <w:numFmt w:val="lowerLetter"/>
+      <w:lvlText w:val="%5."/>
+      <w:lvlJc w:val="left"/>
+      <w:pPr>
+        <w:ind w:left="3600" w:hanging="360"/>
+      </w:pPr>
+    </w:lvl>
+    <w:lvl w:ilvl="5" w:tplc="4009001B" w:tentative="1">
+      <w:start w:val="1"/>
+      <w:numFmt w:val="lowerRoman"/>
+      <w:lvlText w:val="%6."/>
+      <w:lvlJc w:val="right"/>
+      <w:pPr>
+        <w:ind w:left="4320" w:hanging="180"/>
+      </w:pPr>
+    </w:lvl>
+    <w:lvl w:ilvl="6" w:tplc="4009000F" w:tentative="1">
+      <w:start w:val="1"/>
+      <w:numFmt w:val="decimal"/>
+      <w:lvlText w:val="%7."/>
+      <w:lvlJc w:val="left"/>
+      <w:pPr>
+        <w:ind w:left="5040" w:hanging="360"/>
+      </w:pPr>
+    </w:lvl>
+    <w:lvl w:ilvl="7" w:tplc="40090019" w:tentative="1">
+      <w:start w:val="1"/>
+      <w:numFmt w:val="lowerLetter"/>
+      <w:lvlText w:val="%8."/>
+      <w:lvlJc w:val="left"/>
+      <w:pPr>
+        <w:ind w:left="5760" w:hanging="360"/>
+      </w:pPr>
+    </w:lvl>
+    <w:lvl w:ilvl="8" w:tplc="4009001B" w:tentative="1">
+      <w:start w:val="1"/>
+      <w:numFmt w:val="lowerRoman"/>
+      <w:lvlText w:val="%9."/>
+      <w:lvlJc w:val="right"/>
+      <w:pPr>
+        <w:ind w:left="6480" w:hanging="180"/>
+      </w:pPr>
+    </w:lvl>
+  </w:abstractNum>
+  <w:abstractNum w:abstractNumId="2" w15:restartNumberingAfterBreak="0">
     <w:nsid w:val="126F58F6"/>
     <w:multiLevelType w:val="multilevel"/>
     <w:tmpl w:val="373EB440"/>
@@ -1392,7 +2714,7 @@
       </w:rPr>
     </w:lvl>
   </w:abstractNum>
-  <w:abstractNum w:abstractNumId="2" w15:restartNumberingAfterBreak="0">
+  <w:abstractNum w:abstractNumId="3" w15:restartNumberingAfterBreak="0">
     <w:nsid w:val="248A7C60"/>
     <w:multiLevelType w:val="multilevel"/>
     <w:tmpl w:val="692E7904"/>
@@ -1541,7 +2863,93 @@
       </w:rPr>
     </w:lvl>
   </w:abstractNum>
-  <w:abstractNum w:abstractNumId="3" w15:restartNumberingAfterBreak="0">
+  <w:abstractNum w:abstractNumId="4" w15:restartNumberingAfterBreak="0">
+    <w:nsid w:val="25143486"/>
+    <w:multiLevelType w:val="hybridMultilevel"/>
+    <w:tmpl w:val="5176A018"/>
+    <w:lvl w:ilvl="0" w:tplc="4009000F">
+      <w:start w:val="1"/>
+      <w:numFmt w:val="decimal"/>
+      <w:lvlText w:val="%1."/>
+      <w:lvlJc w:val="left"/>
+      <w:pPr>
+        <w:ind w:left="720" w:hanging="360"/>
+      </w:pPr>
+    </w:lvl>
+    <w:lvl w:ilvl="1" w:tplc="40090019" w:tentative="1">
+      <w:start w:val="1"/>
+      <w:numFmt w:val="lowerLetter"/>
+      <w:lvlText w:val="%2."/>
+      <w:lvlJc w:val="left"/>
+      <w:pPr>
+        <w:ind w:left="1440" w:hanging="360"/>
+      </w:pPr>
+    </w:lvl>
+    <w:lvl w:ilvl="2" w:tplc="4009001B" w:tentative="1">
+      <w:start w:val="1"/>
+      <w:numFmt w:val="lowerRoman"/>
+      <w:lvlText w:val="%3."/>
+      <w:lvlJc w:val="right"/>
+      <w:pPr>
+        <w:ind w:left="2160" w:hanging="180"/>
+      </w:pPr>
+    </w:lvl>
+    <w:lvl w:ilvl="3" w:tplc="4009000F" w:tentative="1">
+      <w:start w:val="1"/>
+      <w:numFmt w:val="decimal"/>
+      <w:lvlText w:val="%4."/>
+      <w:lvlJc w:val="left"/>
+      <w:pPr>
+        <w:ind w:left="2880" w:hanging="360"/>
+      </w:pPr>
+    </w:lvl>
+    <w:lvl w:ilvl="4" w:tplc="40090019" w:tentative="1">
+      <w:start w:val="1"/>
+      <w:numFmt w:val="lowerLetter"/>
+      <w:lvlText w:val="%5."/>
+      <w:lvlJc w:val="left"/>
+      <w:pPr>
+        <w:ind w:left="3600" w:hanging="360"/>
+      </w:pPr>
+    </w:lvl>
+    <w:lvl w:ilvl="5" w:tplc="4009001B" w:tentative="1">
+      <w:start w:val="1"/>
+      <w:numFmt w:val="lowerRoman"/>
+      <w:lvlText w:val="%6."/>
+      <w:lvlJc w:val="right"/>
+      <w:pPr>
+        <w:ind w:left="4320" w:hanging="180"/>
+      </w:pPr>
+    </w:lvl>
+    <w:lvl w:ilvl="6" w:tplc="4009000F" w:tentative="1">
+      <w:start w:val="1"/>
+      <w:numFmt w:val="decimal"/>
+      <w:lvlText w:val="%7."/>
+      <w:lvlJc w:val="left"/>
+      <w:pPr>
+        <w:ind w:left="5040" w:hanging="360"/>
+      </w:pPr>
+    </w:lvl>
+    <w:lvl w:ilvl="7" w:tplc="40090019" w:tentative="1">
+      <w:start w:val="1"/>
+      <w:numFmt w:val="lowerLetter"/>
+      <w:lvlText w:val="%8."/>
+      <w:lvlJc w:val="left"/>
+      <w:pPr>
+        <w:ind w:left="5760" w:hanging="360"/>
+      </w:pPr>
+    </w:lvl>
+    <w:lvl w:ilvl="8" w:tplc="4009001B" w:tentative="1">
+      <w:start w:val="1"/>
+      <w:numFmt w:val="lowerRoman"/>
+      <w:lvlText w:val="%9."/>
+      <w:lvlJc w:val="right"/>
+      <w:pPr>
+        <w:ind w:left="6480" w:hanging="180"/>
+      </w:pPr>
+    </w:lvl>
+  </w:abstractNum>
+  <w:abstractNum w:abstractNumId="5" w15:restartNumberingAfterBreak="0">
     <w:nsid w:val="261D7003"/>
     <w:multiLevelType w:val="multilevel"/>
     <w:tmpl w:val="F13E572A"/>
@@ -1690,7 +3098,93 @@
       </w:rPr>
     </w:lvl>
   </w:abstractNum>
-  <w:abstractNum w:abstractNumId="4" w15:restartNumberingAfterBreak="0">
+  <w:abstractNum w:abstractNumId="6" w15:restartNumberingAfterBreak="0">
+    <w:nsid w:val="3C57187C"/>
+    <w:multiLevelType w:val="hybridMultilevel"/>
+    <w:tmpl w:val="E132E666"/>
+    <w:lvl w:ilvl="0" w:tplc="4009000F">
+      <w:start w:val="1"/>
+      <w:numFmt w:val="decimal"/>
+      <w:lvlText w:val="%1."/>
+      <w:lvlJc w:val="left"/>
+      <w:pPr>
+        <w:ind w:left="720" w:hanging="360"/>
+      </w:pPr>
+    </w:lvl>
+    <w:lvl w:ilvl="1" w:tplc="40090019" w:tentative="1">
+      <w:start w:val="1"/>
+      <w:numFmt w:val="lowerLetter"/>
+      <w:lvlText w:val="%2."/>
+      <w:lvlJc w:val="left"/>
+      <w:pPr>
+        <w:ind w:left="1440" w:hanging="360"/>
+      </w:pPr>
+    </w:lvl>
+    <w:lvl w:ilvl="2" w:tplc="4009000F">
+      <w:start w:val="1"/>
+      <w:numFmt w:val="decimal"/>
+      <w:lvlText w:val="%3."/>
+      <w:lvlJc w:val="left"/>
+      <w:pPr>
+        <w:ind w:left="2160" w:hanging="180"/>
+      </w:pPr>
+    </w:lvl>
+    <w:lvl w:ilvl="3" w:tplc="4009000F">
+      <w:start w:val="1"/>
+      <w:numFmt w:val="decimal"/>
+      <w:lvlText w:val="%4."/>
+      <w:lvlJc w:val="left"/>
+      <w:pPr>
+        <w:ind w:left="2880" w:hanging="360"/>
+      </w:pPr>
+    </w:lvl>
+    <w:lvl w:ilvl="4" w:tplc="40090019" w:tentative="1">
+      <w:start w:val="1"/>
+      <w:numFmt w:val="lowerLetter"/>
+      <w:lvlText w:val="%5."/>
+      <w:lvlJc w:val="left"/>
+      <w:pPr>
+        <w:ind w:left="3600" w:hanging="360"/>
+      </w:pPr>
+    </w:lvl>
+    <w:lvl w:ilvl="5" w:tplc="4009001B" w:tentative="1">
+      <w:start w:val="1"/>
+      <w:numFmt w:val="lowerRoman"/>
+      <w:lvlText w:val="%6."/>
+      <w:lvlJc w:val="right"/>
+      <w:pPr>
+        <w:ind w:left="4320" w:hanging="180"/>
+      </w:pPr>
+    </w:lvl>
+    <w:lvl w:ilvl="6" w:tplc="4009000F" w:tentative="1">
+      <w:start w:val="1"/>
+      <w:numFmt w:val="decimal"/>
+      <w:lvlText w:val="%7."/>
+      <w:lvlJc w:val="left"/>
+      <w:pPr>
+        <w:ind w:left="5040" w:hanging="360"/>
+      </w:pPr>
+    </w:lvl>
+    <w:lvl w:ilvl="7" w:tplc="40090019" w:tentative="1">
+      <w:start w:val="1"/>
+      <w:numFmt w:val="lowerLetter"/>
+      <w:lvlText w:val="%8."/>
+      <w:lvlJc w:val="left"/>
+      <w:pPr>
+        <w:ind w:left="5760" w:hanging="360"/>
+      </w:pPr>
+    </w:lvl>
+    <w:lvl w:ilvl="8" w:tplc="4009001B" w:tentative="1">
+      <w:start w:val="1"/>
+      <w:numFmt w:val="lowerRoman"/>
+      <w:lvlText w:val="%9."/>
+      <w:lvlJc w:val="right"/>
+      <w:pPr>
+        <w:ind w:left="6480" w:hanging="180"/>
+      </w:pPr>
+    </w:lvl>
+  </w:abstractNum>
+  <w:abstractNum w:abstractNumId="7" w15:restartNumberingAfterBreak="0">
     <w:nsid w:val="3D56554C"/>
     <w:multiLevelType w:val="multilevel"/>
     <w:tmpl w:val="085AE19C"/>
@@ -1839,7 +3333,7 @@
       </w:rPr>
     </w:lvl>
   </w:abstractNum>
-  <w:abstractNum w:abstractNumId="5" w15:restartNumberingAfterBreak="0">
+  <w:abstractNum w:abstractNumId="8" w15:restartNumberingAfterBreak="0">
     <w:nsid w:val="51CD6C75"/>
     <w:multiLevelType w:val="multilevel"/>
     <w:tmpl w:val="48821312"/>
@@ -1988,7 +3482,120 @@
       </w:rPr>
     </w:lvl>
   </w:abstractNum>
-  <w:abstractNum w:abstractNumId="6" w15:restartNumberingAfterBreak="0">
+  <w:abstractNum w:abstractNumId="9" w15:restartNumberingAfterBreak="0">
+    <w:nsid w:val="546D29B4"/>
+    <w:multiLevelType w:val="hybridMultilevel"/>
+    <w:tmpl w:val="12FCC0CE"/>
+    <w:lvl w:ilvl="0" w:tplc="40090001">
+      <w:start w:val="1"/>
+      <w:numFmt w:val="bullet"/>
+      <w:lvlText w:val=""/>
+      <w:lvlJc w:val="left"/>
+      <w:pPr>
+        <w:ind w:left="720" w:hanging="360"/>
+      </w:pPr>
+      <w:rPr>
+        <w:rFonts w:ascii="Symbol" w:hAnsi="Symbol" w:hint="default"/>
+      </w:rPr>
+    </w:lvl>
+    <w:lvl w:ilvl="1" w:tplc="40090003">
+      <w:start w:val="1"/>
+      <w:numFmt w:val="bullet"/>
+      <w:lvlText w:val="o"/>
+      <w:lvlJc w:val="left"/>
+      <w:pPr>
+        <w:ind w:left="1440" w:hanging="360"/>
+      </w:pPr>
+      <w:rPr>
+        <w:rFonts w:ascii="Courier New" w:hAnsi="Courier New" w:cs="Courier New" w:hint="default"/>
+      </w:rPr>
+    </w:lvl>
+    <w:lvl w:ilvl="2" w:tplc="40090005">
+      <w:start w:val="1"/>
+      <w:numFmt w:val="bullet"/>
+      <w:lvlText w:val=""/>
+      <w:lvlJc w:val="left"/>
+      <w:pPr>
+        <w:ind w:left="2160" w:hanging="360"/>
+      </w:pPr>
+      <w:rPr>
+        <w:rFonts w:ascii="Wingdings" w:hAnsi="Wingdings" w:hint="default"/>
+      </w:rPr>
+    </w:lvl>
+    <w:lvl w:ilvl="3" w:tplc="40090001" w:tentative="1">
+      <w:start w:val="1"/>
+      <w:numFmt w:val="bullet"/>
+      <w:lvlText w:val=""/>
+      <w:lvlJc w:val="left"/>
+      <w:pPr>
+        <w:ind w:left="2880" w:hanging="360"/>
+      </w:pPr>
+      <w:rPr>
+        <w:rFonts w:ascii="Symbol" w:hAnsi="Symbol" w:hint="default"/>
+      </w:rPr>
+    </w:lvl>
+    <w:lvl w:ilvl="4" w:tplc="40090003" w:tentative="1">
+      <w:start w:val="1"/>
+      <w:numFmt w:val="bullet"/>
+      <w:lvlText w:val="o"/>
+      <w:lvlJc w:val="left"/>
+      <w:pPr>
+        <w:ind w:left="3600" w:hanging="360"/>
+      </w:pPr>
+      <w:rPr>
+        <w:rFonts w:ascii="Courier New" w:hAnsi="Courier New" w:cs="Courier New" w:hint="default"/>
+      </w:rPr>
+    </w:lvl>
+    <w:lvl w:ilvl="5" w:tplc="40090005" w:tentative="1">
+      <w:start w:val="1"/>
+      <w:numFmt w:val="bullet"/>
+      <w:lvlText w:val=""/>
+      <w:lvlJc w:val="left"/>
+      <w:pPr>
+        <w:ind w:left="4320" w:hanging="360"/>
+      </w:pPr>
+      <w:rPr>
+        <w:rFonts w:ascii="Wingdings" w:hAnsi="Wingdings" w:hint="default"/>
+      </w:rPr>
+    </w:lvl>
+    <w:lvl w:ilvl="6" w:tplc="40090001" w:tentative="1">
+      <w:start w:val="1"/>
+      <w:numFmt w:val="bullet"/>
+      <w:lvlText w:val=""/>
+      <w:lvlJc w:val="left"/>
+      <w:pPr>
+        <w:ind w:left="5040" w:hanging="360"/>
+      </w:pPr>
+      <w:rPr>
+        <w:rFonts w:ascii="Symbol" w:hAnsi="Symbol" w:hint="default"/>
+      </w:rPr>
+    </w:lvl>
+    <w:lvl w:ilvl="7" w:tplc="40090003" w:tentative="1">
+      <w:start w:val="1"/>
+      <w:numFmt w:val="bullet"/>
+      <w:lvlText w:val="o"/>
+      <w:lvlJc w:val="left"/>
+      <w:pPr>
+        <w:ind w:left="5760" w:hanging="360"/>
+      </w:pPr>
+      <w:rPr>
+        <w:rFonts w:ascii="Courier New" w:hAnsi="Courier New" w:cs="Courier New" w:hint="default"/>
+      </w:rPr>
+    </w:lvl>
+    <w:lvl w:ilvl="8" w:tplc="40090005" w:tentative="1">
+      <w:start w:val="1"/>
+      <w:numFmt w:val="bullet"/>
+      <w:lvlText w:val=""/>
+      <w:lvlJc w:val="left"/>
+      <w:pPr>
+        <w:ind w:left="6480" w:hanging="360"/>
+      </w:pPr>
+      <w:rPr>
+        <w:rFonts w:ascii="Wingdings" w:hAnsi="Wingdings" w:hint="default"/>
+      </w:rPr>
+    </w:lvl>
+  </w:abstractNum>
+  <w:abstractNum w:abstractNumId="10" w15:restartNumberingAfterBreak="0">
     <w:nsid w:val="70C16A19"/>
     <w:multiLevelType w:val="multilevel"/>
     <w:tmpl w:val="16A4003C"/>
@@ -2137,26 +3744,219 @@
       </w:rPr>
     </w:lvl>
   </w:abstractNum>
+  <w:abstractNum w:abstractNumId="11" w15:restartNumberingAfterBreak="0">
+    <w:nsid w:val="760325E3"/>
+    <w:multiLevelType w:val="hybridMultilevel"/>
+    <w:tmpl w:val="0DCA7F34"/>
+    <w:lvl w:ilvl="0" w:tplc="83C236C2">
+      <w:start w:val="1"/>
+      <w:numFmt w:val="decimal"/>
+      <w:lvlText w:val="%1."/>
+      <w:lvlJc w:val="left"/>
+      <w:pPr>
+        <w:ind w:left="1800" w:hanging="360"/>
+      </w:pPr>
+      <w:rPr>
+        <w:rFonts w:hint="default"/>
+      </w:rPr>
+    </w:lvl>
+    <w:lvl w:ilvl="1" w:tplc="40090019" w:tentative="1">
+      <w:start w:val="1"/>
+      <w:numFmt w:val="lowerLetter"/>
+      <w:lvlText w:val="%2."/>
+      <w:lvlJc w:val="left"/>
+      <w:pPr>
+        <w:ind w:left="2520" w:hanging="360"/>
+      </w:pPr>
+    </w:lvl>
+    <w:lvl w:ilvl="2" w:tplc="4009001B" w:tentative="1">
+      <w:start w:val="1"/>
+      <w:numFmt w:val="lowerRoman"/>
+      <w:lvlText w:val="%3."/>
+      <w:lvlJc w:val="right"/>
+      <w:pPr>
+        <w:ind w:left="3240" w:hanging="180"/>
+      </w:pPr>
+    </w:lvl>
+    <w:lvl w:ilvl="3" w:tplc="4009000F" w:tentative="1">
+      <w:start w:val="1"/>
+      <w:numFmt w:val="decimal"/>
+      <w:lvlText w:val="%4."/>
+      <w:lvlJc w:val="left"/>
+      <w:pPr>
+        <w:ind w:left="3960" w:hanging="360"/>
+      </w:pPr>
+    </w:lvl>
+    <w:lvl w:ilvl="4" w:tplc="40090019" w:tentative="1">
+      <w:start w:val="1"/>
+      <w:numFmt w:val="lowerLetter"/>
+      <w:lvlText w:val="%5."/>
+      <w:lvlJc w:val="left"/>
+      <w:pPr>
+        <w:ind w:left="4680" w:hanging="360"/>
+      </w:pPr>
+    </w:lvl>
+    <w:lvl w:ilvl="5" w:tplc="4009001B" w:tentative="1">
+      <w:start w:val="1"/>
+      <w:numFmt w:val="lowerRoman"/>
+      <w:lvlText w:val="%6."/>
+      <w:lvlJc w:val="right"/>
+      <w:pPr>
+        <w:ind w:left="5400" w:hanging="180"/>
+      </w:pPr>
+    </w:lvl>
+    <w:lvl w:ilvl="6" w:tplc="4009000F" w:tentative="1">
+      <w:start w:val="1"/>
+      <w:numFmt w:val="decimal"/>
+      <w:lvlText w:val="%7."/>
+      <w:lvlJc w:val="left"/>
+      <w:pPr>
+        <w:ind w:left="6120" w:hanging="360"/>
+      </w:pPr>
+    </w:lvl>
+    <w:lvl w:ilvl="7" w:tplc="40090019" w:tentative="1">
+      <w:start w:val="1"/>
+      <w:numFmt w:val="lowerLetter"/>
+      <w:lvlText w:val="%8."/>
+      <w:lvlJc w:val="left"/>
+      <w:pPr>
+        <w:ind w:left="6840" w:hanging="360"/>
+      </w:pPr>
+    </w:lvl>
+    <w:lvl w:ilvl="8" w:tplc="4009001B" w:tentative="1">
+      <w:start w:val="1"/>
+      <w:numFmt w:val="lowerRoman"/>
+      <w:lvlText w:val="%9."/>
+      <w:lvlJc w:val="right"/>
+      <w:pPr>
+        <w:ind w:left="7560" w:hanging="180"/>
+      </w:pPr>
+    </w:lvl>
+  </w:abstractNum>
+  <w:abstractNum w:abstractNumId="12" w15:restartNumberingAfterBreak="0">
+    <w:nsid w:val="7F4A7F56"/>
+    <w:multiLevelType w:val="hybridMultilevel"/>
+    <w:tmpl w:val="C2164DDA"/>
+    <w:lvl w:ilvl="0" w:tplc="4009000F">
+      <w:start w:val="1"/>
+      <w:numFmt w:val="decimal"/>
+      <w:lvlText w:val="%1."/>
+      <w:lvlJc w:val="left"/>
+      <w:pPr>
+        <w:ind w:left="720" w:hanging="360"/>
+      </w:pPr>
+    </w:lvl>
+    <w:lvl w:ilvl="1" w:tplc="40090019" w:tentative="1">
+      <w:start w:val="1"/>
+      <w:numFmt w:val="lowerLetter"/>
+      <w:lvlText w:val="%2."/>
+      <w:lvlJc w:val="left"/>
+      <w:pPr>
+        <w:ind w:left="1440" w:hanging="360"/>
+      </w:pPr>
+    </w:lvl>
+    <w:lvl w:ilvl="2" w:tplc="4009001B">
+      <w:start w:val="1"/>
+      <w:numFmt w:val="lowerRoman"/>
+      <w:lvlText w:val="%3."/>
+      <w:lvlJc w:val="right"/>
+      <w:pPr>
+        <w:ind w:left="2160" w:hanging="180"/>
+      </w:pPr>
+    </w:lvl>
+    <w:lvl w:ilvl="3" w:tplc="4009000F">
+      <w:start w:val="1"/>
+      <w:numFmt w:val="decimal"/>
+      <w:lvlText w:val="%4."/>
+      <w:lvlJc w:val="left"/>
+      <w:pPr>
+        <w:ind w:left="2880" w:hanging="360"/>
+      </w:pPr>
+    </w:lvl>
+    <w:lvl w:ilvl="4" w:tplc="40090019" w:tentative="1">
+      <w:start w:val="1"/>
+      <w:numFmt w:val="lowerLetter"/>
+      <w:lvlText w:val="%5."/>
+      <w:lvlJc w:val="left"/>
+      <w:pPr>
+        <w:ind w:left="3600" w:hanging="360"/>
+      </w:pPr>
+    </w:lvl>
+    <w:lvl w:ilvl="5" w:tplc="4009001B" w:tentative="1">
+      <w:start w:val="1"/>
+      <w:numFmt w:val="lowerRoman"/>
+      <w:lvlText w:val="%6."/>
+      <w:lvlJc w:val="right"/>
+      <w:pPr>
+        <w:ind w:left="4320" w:hanging="180"/>
+      </w:pPr>
+    </w:lvl>
+    <w:lvl w:ilvl="6" w:tplc="4009000F" w:tentative="1">
+      <w:start w:val="1"/>
+      <w:numFmt w:val="decimal"/>
+      <w:lvlText w:val="%7."/>
+      <w:lvlJc w:val="left"/>
+      <w:pPr>
+        <w:ind w:left="5040" w:hanging="360"/>
+      </w:pPr>
+    </w:lvl>
+    <w:lvl w:ilvl="7" w:tplc="40090019" w:tentative="1">
+      <w:start w:val="1"/>
+      <w:numFmt w:val="lowerLetter"/>
+      <w:lvlText w:val="%8."/>
+      <w:lvlJc w:val="left"/>
+      <w:pPr>
+        <w:ind w:left="5760" w:hanging="360"/>
+      </w:pPr>
+    </w:lvl>
+    <w:lvl w:ilvl="8" w:tplc="4009001B" w:tentative="1">
+      <w:start w:val="1"/>
+      <w:numFmt w:val="lowerRoman"/>
+      <w:lvlText w:val="%9."/>
+      <w:lvlJc w:val="right"/>
+      <w:pPr>
+        <w:ind w:left="6480" w:hanging="180"/>
+      </w:pPr>
+    </w:lvl>
+  </w:abstractNum>
   <w:num w:numId="1">
-    <w:abstractNumId w:val="6"/>
+    <w:abstractNumId w:val="10"/>
   </w:num>
   <w:num w:numId="2">
+    <w:abstractNumId w:val="5"/>
+  </w:num>
+  <w:num w:numId="3">
     <w:abstractNumId w:val="3"/>
   </w:num>
-  <w:num w:numId="3">
+  <w:num w:numId="4">
     <w:abstractNumId w:val="2"/>
   </w:num>
-  <w:num w:numId="4">
-    <w:abstractNumId w:val="1"/>
-  </w:num>
   <w:num w:numId="5">
-    <w:abstractNumId w:val="4"/>
+    <w:abstractNumId w:val="7"/>
   </w:num>
   <w:num w:numId="6">
-    <w:abstractNumId w:val="5"/>
+    <w:abstractNumId w:val="8"/>
   </w:num>
   <w:num w:numId="7">
     <w:abstractNumId w:val="0"/>
+  </w:num>
+  <w:num w:numId="8">
+    <w:abstractNumId w:val="9"/>
+  </w:num>
+  <w:num w:numId="9">
+    <w:abstractNumId w:val="11"/>
+  </w:num>
+  <w:num w:numId="10">
+    <w:abstractNumId w:val="1"/>
+  </w:num>
+  <w:num w:numId="11">
+    <w:abstractNumId w:val="4"/>
+  </w:num>
+  <w:num w:numId="12">
+    <w:abstractNumId w:val="12"/>
+  </w:num>
+  <w:num w:numId="13">
+    <w:abstractNumId w:val="6"/>
   </w:num>
 </w:numbering>
 </file>

--- a/17 18 20/DataAna/Data_Ana_Airline/Requiremnts.docx
+++ b/17 18 20/DataAna/Data_Ana_Airline/Requiremnts.docx
@@ -1130,31 +1130,91 @@
           <w:szCs w:val="28"/>
           <w:lang w:eastAsia="en-IN"/>
         </w:rPr>
-        <w:t>ea</w:t>
-      </w:r>
-      <w:bookmarkStart w:id="0" w:name="_GoBack"/>
-      <w:bookmarkEnd w:id="0"/>
-      <w:r>
-        <w:rPr>
-          <w:rFonts w:ascii="Candara" w:eastAsia="Times New Roman" w:hAnsi="Candara" w:cs="Times New Roman"/>
-          <w:b/>
-          <w:bCs/>
-          <w:sz w:val="28"/>
-          <w:szCs w:val="28"/>
-          <w:lang w:eastAsia="en-IN"/>
-        </w:rPr>
-        <w:t>ch ar</w:t>
-      </w:r>
-      <w:r>
-        <w:rPr>
-          <w:rFonts w:ascii="Candara" w:eastAsia="Times New Roman" w:hAnsi="Candara" w:cs="Times New Roman"/>
-          <w:b/>
-          <w:bCs/>
-          <w:sz w:val="28"/>
-          <w:szCs w:val="28"/>
-          <w:lang w:eastAsia="en-IN"/>
-        </w:rPr>
-        <w:t>line agaisnt each sector</w:t>
+        <w:t xml:space="preserve">each </w:t>
+      </w:r>
+      <w:r>
+        <w:rPr>
+          <w:rFonts w:ascii="Candara" w:eastAsia="Times New Roman" w:hAnsi="Candara" w:cs="Times New Roman"/>
+          <w:b/>
+          <w:bCs/>
+          <w:color w:val="0070C0"/>
+          <w:sz w:val="28"/>
+          <w:szCs w:val="28"/>
+          <w:lang w:eastAsia="en-IN"/>
+        </w:rPr>
+        <w:t>S</w:t>
+      </w:r>
+      <w:r>
+        <w:rPr>
+          <w:rFonts w:ascii="Candara" w:eastAsia="Times New Roman" w:hAnsi="Candara" w:cs="Times New Roman"/>
+          <w:b/>
+          <w:bCs/>
+          <w:color w:val="0070C0"/>
+          <w:sz w:val="28"/>
+          <w:szCs w:val="28"/>
+          <w:lang w:eastAsia="en-IN"/>
+        </w:rPr>
+        <w:t>ector</w:t>
+      </w:r>
+      <w:r>
+        <w:rPr>
+          <w:rFonts w:ascii="Candara" w:eastAsia="Times New Roman" w:hAnsi="Candara" w:cs="Times New Roman"/>
+          <w:b/>
+          <w:bCs/>
+          <w:color w:val="0070C0"/>
+          <w:sz w:val="28"/>
+          <w:szCs w:val="28"/>
+          <w:lang w:eastAsia="en-IN"/>
+        </w:rPr>
+        <w:t xml:space="preserve"> </w:t>
+      </w:r>
+      <w:r>
+        <w:rPr>
+          <w:rFonts w:ascii="Candara" w:eastAsia="Times New Roman" w:hAnsi="Candara" w:cs="Times New Roman"/>
+          <w:b/>
+          <w:bCs/>
+          <w:color w:val="0070C0"/>
+          <w:sz w:val="28"/>
+          <w:szCs w:val="28"/>
+          <w:lang w:eastAsia="en-IN"/>
+        </w:rPr>
+        <w:t>with</w:t>
+      </w:r>
+      <w:r>
+        <w:rPr>
+          <w:rFonts w:ascii="Candara" w:eastAsia="Times New Roman" w:hAnsi="Candara" w:cs="Times New Roman"/>
+          <w:b/>
+          <w:bCs/>
+          <w:color w:val="0070C0"/>
+          <w:sz w:val="28"/>
+          <w:szCs w:val="28"/>
+          <w:lang w:eastAsia="en-IN"/>
+        </w:rPr>
+        <w:t xml:space="preserve"> </w:t>
+      </w:r>
+      <w:r>
+        <w:rPr>
+          <w:rFonts w:ascii="Candara" w:eastAsia="Times New Roman" w:hAnsi="Candara" w:cs="Times New Roman"/>
+          <w:b/>
+          <w:bCs/>
+          <w:color w:val="0070C0"/>
+          <w:sz w:val="28"/>
+          <w:szCs w:val="28"/>
+          <w:lang w:eastAsia="en-IN"/>
+        </w:rPr>
+        <w:t>Total-</w:t>
+      </w:r>
+      <w:r>
+        <w:rPr>
+          <w:rFonts w:ascii="Candara" w:eastAsia="Times New Roman" w:hAnsi="Candara" w:cs="Times New Roman"/>
+          <w:b/>
+          <w:bCs/>
+          <w:color w:val="0070C0"/>
+          <w:sz w:val="28"/>
+          <w:szCs w:val="28"/>
+          <w:lang w:eastAsia="en-IN"/>
+        </w:rPr>
+        <w:t>stops</w:t>
       </w:r>
     </w:p>
     <w:p>
@@ -1193,6 +1253,42 @@
     <w:p>
       <w:pPr>
         <w:spacing w:after="0" w:line="240" w:lineRule="auto"/>
+        <w:ind w:left="720"/>
+        <w:rPr>
+          <w:rFonts w:ascii="Candara" w:eastAsia="Times New Roman" w:hAnsi="Candara" w:cs="Times New Roman"/>
+          <w:sz w:val="24"/>
+          <w:szCs w:val="28"/>
+          <w:lang w:eastAsia="en-IN"/>
+        </w:rPr>
+      </w:pPr>
+    </w:p>
+    <w:p>
+      <w:pPr>
+        <w:spacing w:after="0" w:line="240" w:lineRule="auto"/>
+        <w:ind w:left="1440"/>
+        <w:rPr>
+          <w:rFonts w:ascii="Candara" w:eastAsia="Times New Roman" w:hAnsi="Candara" w:cs="Times New Roman"/>
+          <w:sz w:val="24"/>
+          <w:szCs w:val="28"/>
+          <w:lang w:eastAsia="en-IN"/>
+        </w:rPr>
+      </w:pPr>
+    </w:p>
+    <w:p>
+      <w:pPr>
+        <w:spacing w:after="0" w:line="240" w:lineRule="auto"/>
+        <w:ind w:left="1440"/>
+        <w:rPr>
+          <w:rFonts w:ascii="Candara" w:eastAsia="Times New Roman" w:hAnsi="Candara" w:cs="Times New Roman"/>
+          <w:sz w:val="24"/>
+          <w:szCs w:val="28"/>
+          <w:lang w:eastAsia="en-IN"/>
+        </w:rPr>
+      </w:pPr>
+    </w:p>
+    <w:p>
+      <w:pPr>
+        <w:spacing w:after="0" w:line="240" w:lineRule="auto"/>
         <w:ind w:left="1440"/>
         <w:rPr>
           <w:rFonts w:ascii="Candara" w:eastAsia="Times New Roman" w:hAnsi="Candara" w:cs="Times New Roman"/>
@@ -1216,6 +1312,41 @@
           <w:lang w:eastAsia="en-IN"/>
         </w:rPr>
       </w:pPr>
+      <w:bookmarkStart w:id="0" w:name="_GoBack"/>
+      <w:r>
+        <w:rPr>
+          <w:rFonts w:ascii="Candara" w:eastAsia="Times New Roman" w:hAnsi="Candara" w:cs="Times New Roman"/>
+          <w:b/>
+          <w:bCs/>
+          <w:sz w:val="28"/>
+          <w:szCs w:val="28"/>
+          <w:lang w:eastAsia="en-IN"/>
+        </w:rPr>
+        <w:lastRenderedPageBreak/>
+        <w:t xml:space="preserve">Verticle and Horisontal Spread of Data on </w:t>
+      </w:r>
+      <w:r>
+        <w:rPr>
+          <w:rFonts w:ascii="Candara" w:eastAsia="Times New Roman" w:hAnsi="Candara" w:cs="Times New Roman"/>
+          <w:b/>
+          <w:bCs/>
+          <w:sz w:val="28"/>
+          <w:szCs w:val="28"/>
+          <w:lang w:eastAsia="en-IN"/>
+        </w:rPr>
+        <w:t xml:space="preserve">Airline </w:t>
+      </w:r>
+      <w:r>
+        <w:rPr>
+          <w:rFonts w:ascii="Candara" w:eastAsia="Times New Roman" w:hAnsi="Candara" w:cs="Times New Roman"/>
+          <w:b/>
+          <w:bCs/>
+          <w:sz w:val="28"/>
+          <w:szCs w:val="28"/>
+          <w:lang w:eastAsia="en-IN"/>
+        </w:rPr>
+        <w:t xml:space="preserve">with </w:t>
+      </w:r>
       <w:r>
         <w:rPr>
           <w:rFonts w:ascii="Candara" w:eastAsia="Times New Roman" w:hAnsi="Candara" w:cs="Times New Roman"/>
@@ -1269,35 +1400,18 @@
           <w:szCs w:val="28"/>
           <w:lang w:eastAsia="en-IN"/>
         </w:rPr>
-        <w:t xml:space="preserve"> OF each Air</w:t>
-      </w:r>
-      <w:r>
-        <w:rPr>
-          <w:rFonts w:ascii="Candara" w:eastAsia="Times New Roman" w:hAnsi="Candara" w:cs="Times New Roman"/>
-          <w:b/>
-          <w:bCs/>
-          <w:sz w:val="28"/>
-          <w:szCs w:val="28"/>
-          <w:lang w:eastAsia="en-IN"/>
-        </w:rPr>
-        <w:t>line</w:t>
-      </w:r>
-      <w:r>
-        <w:rPr>
-          <w:rFonts w:ascii="Candara" w:eastAsia="Times New Roman" w:hAnsi="Candara" w:cs="Times New Roman"/>
-          <w:b/>
-          <w:bCs/>
-          <w:sz w:val="28"/>
-          <w:szCs w:val="28"/>
-          <w:lang w:eastAsia="en-IN"/>
-        </w:rPr>
-        <w:t xml:space="preserve"> With violin plot</w:t>
-      </w:r>
-    </w:p>
-    <w:p>
-      <w:pPr>
+        <w:t>.</w:t>
+      </w:r>
+    </w:p>
+    <w:bookmarkEnd w:id="0"/>
+    <w:p>
+      <w:pPr>
+        <w:pStyle w:val="ListParagraph"/>
+        <w:numPr>
+          <w:ilvl w:val="0"/>
+          <w:numId w:val="14"/>
+        </w:numPr>
         <w:spacing w:after="0"/>
-        <w:ind w:left="1440"/>
         <w:rPr>
           <w:rFonts w:ascii="Candara" w:hAnsi="Candara"/>
           <w:sz w:val="24"/>
@@ -1312,7 +1426,6 @@
           <w:sz w:val="24"/>
           <w:szCs w:val="28"/>
         </w:rPr>
-        <w:lastRenderedPageBreak/>
         <w:t>Objective:</w:t>
       </w:r>
       <w:r>
@@ -1333,6 +1446,39 @@
           <w:szCs w:val="28"/>
         </w:rPr>
       </w:pPr>
+    </w:p>
+    <w:p>
+      <w:pPr>
+        <w:pStyle w:val="ListParagraph"/>
+        <w:rPr>
+          <w:rFonts w:ascii="Candara" w:hAnsi="Candara"/>
+          <w:sz w:val="28"/>
+          <w:szCs w:val="28"/>
+        </w:rPr>
+      </w:pPr>
+    </w:p>
+    <w:p>
+      <w:pPr>
+        <w:pStyle w:val="ListParagraph"/>
+        <w:numPr>
+          <w:ilvl w:val="0"/>
+          <w:numId w:val="14"/>
+        </w:numPr>
+        <w:spacing w:after="0"/>
+        <w:rPr>
+          <w:rFonts w:ascii="Candara" w:hAnsi="Candara"/>
+          <w:sz w:val="28"/>
+          <w:szCs w:val="28"/>
+        </w:rPr>
+      </w:pPr>
+      <w:r>
+        <w:rPr>
+          <w:rFonts w:ascii="Candara" w:hAnsi="Candara"/>
+          <w:sz w:val="28"/>
+          <w:szCs w:val="28"/>
+        </w:rPr>
+        <w:t>Violin Plot</w:t>
+      </w:r>
     </w:p>
     <w:p>
       <w:pPr>
@@ -2715,6 +2861,119 @@
     </w:lvl>
   </w:abstractNum>
   <w:abstractNum w:abstractNumId="3" w15:restartNumberingAfterBreak="0">
+    <w:nsid w:val="18EE1273"/>
+    <w:multiLevelType w:val="hybridMultilevel"/>
+    <w:tmpl w:val="CE6EE712"/>
+    <w:lvl w:ilvl="0" w:tplc="901E41FC">
+      <w:numFmt w:val="bullet"/>
+      <w:lvlText w:val="-"/>
+      <w:lvlJc w:val="left"/>
+      <w:pPr>
+        <w:ind w:left="1800" w:hanging="360"/>
+      </w:pPr>
+      <w:rPr>
+        <w:rFonts w:ascii="Candara" w:eastAsiaTheme="minorHAnsi" w:hAnsi="Candara" w:cstheme="minorBidi" w:hint="default"/>
+        <w:b/>
+      </w:rPr>
+    </w:lvl>
+    <w:lvl w:ilvl="1" w:tplc="40090003" w:tentative="1">
+      <w:start w:val="1"/>
+      <w:numFmt w:val="bullet"/>
+      <w:lvlText w:val="o"/>
+      <w:lvlJc w:val="left"/>
+      <w:pPr>
+        <w:ind w:left="2520" w:hanging="360"/>
+      </w:pPr>
+      <w:rPr>
+        <w:rFonts w:ascii="Courier New" w:hAnsi="Courier New" w:cs="Courier New" w:hint="default"/>
+      </w:rPr>
+    </w:lvl>
+    <w:lvl w:ilvl="2" w:tplc="40090005" w:tentative="1">
+      <w:start w:val="1"/>
+      <w:numFmt w:val="bullet"/>
+      <w:lvlText w:val=""/>
+      <w:lvlJc w:val="left"/>
+      <w:pPr>
+        <w:ind w:left="3240" w:hanging="360"/>
+      </w:pPr>
+      <w:rPr>
+        <w:rFonts w:ascii="Wingdings" w:hAnsi="Wingdings" w:hint="default"/>
+      </w:rPr>
+    </w:lvl>
+    <w:lvl w:ilvl="3" w:tplc="40090001" w:tentative="1">
+      <w:start w:val="1"/>
+      <w:numFmt w:val="bullet"/>
+      <w:lvlText w:val=""/>
+      <w:lvlJc w:val="left"/>
+      <w:pPr>
+        <w:ind w:left="3960" w:hanging="360"/>
+      </w:pPr>
+      <w:rPr>
+        <w:rFonts w:ascii="Symbol" w:hAnsi="Symbol" w:hint="default"/>
+      </w:rPr>
+    </w:lvl>
+    <w:lvl w:ilvl="4" w:tplc="40090003" w:tentative="1">
+      <w:start w:val="1"/>
+      <w:numFmt w:val="bullet"/>
+      <w:lvlText w:val="o"/>
+      <w:lvlJc w:val="left"/>
+      <w:pPr>
+        <w:ind w:left="4680" w:hanging="360"/>
+      </w:pPr>
+      <w:rPr>
+        <w:rFonts w:ascii="Courier New" w:hAnsi="Courier New" w:cs="Courier New" w:hint="default"/>
+      </w:rPr>
+    </w:lvl>
+    <w:lvl w:ilvl="5" w:tplc="40090005" w:tentative="1">
+      <w:start w:val="1"/>
+      <w:numFmt w:val="bullet"/>
+      <w:lvlText w:val=""/>
+      <w:lvlJc w:val="left"/>
+      <w:pPr>
+        <w:ind w:left="5400" w:hanging="360"/>
+      </w:pPr>
+      <w:rPr>
+        <w:rFonts w:ascii="Wingdings" w:hAnsi="Wingdings" w:hint="default"/>
+      </w:rPr>
+    </w:lvl>
+    <w:lvl w:ilvl="6" w:tplc="40090001" w:tentative="1">
+      <w:start w:val="1"/>
+      <w:numFmt w:val="bullet"/>
+      <w:lvlText w:val=""/>
+      <w:lvlJc w:val="left"/>
+      <w:pPr>
+        <w:ind w:left="6120" w:hanging="360"/>
+      </w:pPr>
+      <w:rPr>
+        <w:rFonts w:ascii="Symbol" w:hAnsi="Symbol" w:hint="default"/>
+      </w:rPr>
+    </w:lvl>
+    <w:lvl w:ilvl="7" w:tplc="40090003" w:tentative="1">
+      <w:start w:val="1"/>
+      <w:numFmt w:val="bullet"/>
+      <w:lvlText w:val="o"/>
+      <w:lvlJc w:val="left"/>
+      <w:pPr>
+        <w:ind w:left="6840" w:hanging="360"/>
+      </w:pPr>
+      <w:rPr>
+        <w:rFonts w:ascii="Courier New" w:hAnsi="Courier New" w:cs="Courier New" w:hint="default"/>
+      </w:rPr>
+    </w:lvl>
+    <w:lvl w:ilvl="8" w:tplc="40090005" w:tentative="1">
+      <w:start w:val="1"/>
+      <w:numFmt w:val="bullet"/>
+      <w:lvlText w:val=""/>
+      <w:lvlJc w:val="left"/>
+      <w:pPr>
+        <w:ind w:left="7560" w:hanging="360"/>
+      </w:pPr>
+      <w:rPr>
+        <w:rFonts w:ascii="Wingdings" w:hAnsi="Wingdings" w:hint="default"/>
+      </w:rPr>
+    </w:lvl>
+  </w:abstractNum>
+  <w:abstractNum w:abstractNumId="4" w15:restartNumberingAfterBreak="0">
     <w:nsid w:val="248A7C60"/>
     <w:multiLevelType w:val="multilevel"/>
     <w:tmpl w:val="692E7904"/>
@@ -2863,7 +3122,7 @@
       </w:rPr>
     </w:lvl>
   </w:abstractNum>
-  <w:abstractNum w:abstractNumId="4" w15:restartNumberingAfterBreak="0">
+  <w:abstractNum w:abstractNumId="5" w15:restartNumberingAfterBreak="0">
     <w:nsid w:val="25143486"/>
     <w:multiLevelType w:val="hybridMultilevel"/>
     <w:tmpl w:val="5176A018"/>
@@ -2949,7 +3208,7 @@
       </w:pPr>
     </w:lvl>
   </w:abstractNum>
-  <w:abstractNum w:abstractNumId="5" w15:restartNumberingAfterBreak="0">
+  <w:abstractNum w:abstractNumId="6" w15:restartNumberingAfterBreak="0">
     <w:nsid w:val="261D7003"/>
     <w:multiLevelType w:val="multilevel"/>
     <w:tmpl w:val="F13E572A"/>
@@ -3098,7 +3357,7 @@
       </w:rPr>
     </w:lvl>
   </w:abstractNum>
-  <w:abstractNum w:abstractNumId="6" w15:restartNumberingAfterBreak="0">
+  <w:abstractNum w:abstractNumId="7" w15:restartNumberingAfterBreak="0">
     <w:nsid w:val="3C57187C"/>
     <w:multiLevelType w:val="hybridMultilevel"/>
     <w:tmpl w:val="E132E666"/>
@@ -3184,7 +3443,7 @@
       </w:pPr>
     </w:lvl>
   </w:abstractNum>
-  <w:abstractNum w:abstractNumId="7" w15:restartNumberingAfterBreak="0">
+  <w:abstractNum w:abstractNumId="8" w15:restartNumberingAfterBreak="0">
     <w:nsid w:val="3D56554C"/>
     <w:multiLevelType w:val="multilevel"/>
     <w:tmpl w:val="085AE19C"/>
@@ -3333,7 +3592,7 @@
       </w:rPr>
     </w:lvl>
   </w:abstractNum>
-  <w:abstractNum w:abstractNumId="8" w15:restartNumberingAfterBreak="0">
+  <w:abstractNum w:abstractNumId="9" w15:restartNumberingAfterBreak="0">
     <w:nsid w:val="51CD6C75"/>
     <w:multiLevelType w:val="multilevel"/>
     <w:tmpl w:val="48821312"/>
@@ -3482,7 +3741,7 @@
       </w:rPr>
     </w:lvl>
   </w:abstractNum>
-  <w:abstractNum w:abstractNumId="9" w15:restartNumberingAfterBreak="0">
+  <w:abstractNum w:abstractNumId="10" w15:restartNumberingAfterBreak="0">
     <w:nsid w:val="546D29B4"/>
     <w:multiLevelType w:val="hybridMultilevel"/>
     <w:tmpl w:val="12FCC0CE"/>
@@ -3595,7 +3854,7 @@
       </w:rPr>
     </w:lvl>
   </w:abstractNum>
-  <w:abstractNum w:abstractNumId="10" w15:restartNumberingAfterBreak="0">
+  <w:abstractNum w:abstractNumId="11" w15:restartNumberingAfterBreak="0">
     <w:nsid w:val="70C16A19"/>
     <w:multiLevelType w:val="multilevel"/>
     <w:tmpl w:val="16A4003C"/>
@@ -3744,7 +4003,7 @@
       </w:rPr>
     </w:lvl>
   </w:abstractNum>
-  <w:abstractNum w:abstractNumId="11" w15:restartNumberingAfterBreak="0">
+  <w:abstractNum w:abstractNumId="12" w15:restartNumberingAfterBreak="0">
     <w:nsid w:val="760325E3"/>
     <w:multiLevelType w:val="hybridMultilevel"/>
     <w:tmpl w:val="0DCA7F34"/>
@@ -3833,7 +4092,7 @@
       </w:pPr>
     </w:lvl>
   </w:abstractNum>
-  <w:abstractNum w:abstractNumId="12" w15:restartNumberingAfterBreak="0">
+  <w:abstractNum w:abstractNumId="13" w15:restartNumberingAfterBreak="0">
     <w:nsid w:val="7F4A7F56"/>
     <w:multiLevelType w:val="hybridMultilevel"/>
     <w:tmpl w:val="C2164DDA"/>
@@ -3920,43 +4179,46 @@
     </w:lvl>
   </w:abstractNum>
   <w:num w:numId="1">
-    <w:abstractNumId w:val="10"/>
+    <w:abstractNumId w:val="11"/>
   </w:num>
   <w:num w:numId="2">
-    <w:abstractNumId w:val="5"/>
+    <w:abstractNumId w:val="6"/>
   </w:num>
   <w:num w:numId="3">
-    <w:abstractNumId w:val="3"/>
+    <w:abstractNumId w:val="4"/>
   </w:num>
   <w:num w:numId="4">
     <w:abstractNumId w:val="2"/>
   </w:num>
   <w:num w:numId="5">
-    <w:abstractNumId w:val="7"/>
+    <w:abstractNumId w:val="8"/>
   </w:num>
   <w:num w:numId="6">
-    <w:abstractNumId w:val="8"/>
+    <w:abstractNumId w:val="9"/>
   </w:num>
   <w:num w:numId="7">
     <w:abstractNumId w:val="0"/>
   </w:num>
   <w:num w:numId="8">
-    <w:abstractNumId w:val="9"/>
+    <w:abstractNumId w:val="10"/>
   </w:num>
   <w:num w:numId="9">
-    <w:abstractNumId w:val="11"/>
+    <w:abstractNumId w:val="12"/>
   </w:num>
   <w:num w:numId="10">
     <w:abstractNumId w:val="1"/>
   </w:num>
   <w:num w:numId="11">
-    <w:abstractNumId w:val="4"/>
+    <w:abstractNumId w:val="5"/>
   </w:num>
   <w:num w:numId="12">
-    <w:abstractNumId w:val="12"/>
+    <w:abstractNumId w:val="13"/>
   </w:num>
   <w:num w:numId="13">
-    <w:abstractNumId w:val="6"/>
+    <w:abstractNumId w:val="7"/>
+  </w:num>
+  <w:num w:numId="14">
+    <w:abstractNumId w:val="3"/>
   </w:num>
 </w:numbering>
 </file>
